--- a/docs/milestones/MSE1_ProjectDetails.docx
+++ b/docs/milestones/MSE1_ProjectDetails.docx
@@ -3887,7 +3887,19 @@
         <w:t xml:space="preserve"> </w:t>
       </w:r>
       <w:r>
-        <w:t xml:space="preserve">on the processed ISOT text returns 0; the artefact-only classifier’s ISOT accuracy is reported (expected: very high, ≥ 0.9).</w:t>
+        <w:t xml:space="preserve">on the processed ISOT text returns 0; the artefact-only classifier’s ISOT accuracy is reported (expected: very high, ≥ 0.9 — measured 0.996 on 2026-08-28, logged in</w:t>
+      </w:r>
+      <w:r>
+        <w:t xml:space="preserve"> </w:t>
+      </w:r>
+      <w:r>
+        <w:rPr>
+          <w:rStyle w:val="VerbatimChar"/>
+        </w:rPr>
+        <w:t xml:space="preserve">docs/mse1_make_data.log</w:t>
+      </w:r>
+      <w:r>
+        <w:t xml:space="preserve">).</w:t>
       </w:r>
     </w:p>
     <w:p>
@@ -4153,7 +4165,7 @@
         <w:rPr>
           <w:rStyle w:val="CommentTok"/>
         </w:rPr>
-        <w:t xml:space="preserve"># ≈ 57.7k</w:t>
+        <w:t xml:space="preserve"># 48,677 = 80% of the 60,847 de-duplicated rows</w:t>
       </w:r>
     </w:p>
     <w:p>

--- a/docs/milestones/MSE1_ProjectDetails.docx
+++ b/docs/milestones/MSE1_ProjectDetails.docx
@@ -113,7 +113,7 @@
         <w:pStyle w:val="Date"/>
       </w:pPr>
       <w:r>
-        <w:t xml:space="preserve">v1.0</w:t>
+        <w:t xml:space="preserve">v1.1</w:t>
       </w:r>
       <w:r>
         <w:t xml:space="preserve"> </w:t>
@@ -125,7 +125,7 @@
         <w:t xml:space="preserve"> </w:t>
       </w:r>
       <w:r>
-        <w:t xml:space="preserve">27</w:t>
+        <w:t xml:space="preserve">28</w:t>
       </w:r>
       <w:r>
         <w:t xml:space="preserve"> </w:t>
@@ -138,6 +138,36 @@
       </w:r>
       <w:r>
         <w:t xml:space="preserve">2026</w:t>
+      </w:r>
+      <w:r>
+        <w:t xml:space="preserve"> </w:t>
+      </w:r>
+      <w:r>
+        <w:t xml:space="preserve">(Definition-of-Done</w:t>
+      </w:r>
+      <w:r>
+        <w:t xml:space="preserve"> </w:t>
+      </w:r>
+      <w:r>
+        <w:t xml:space="preserve">ticked</w:t>
+      </w:r>
+      <w:r>
+        <w:t xml:space="preserve"> </w:t>
+      </w:r>
+      <w:r>
+        <w:t xml:space="preserve">against</w:t>
+      </w:r>
+      <w:r>
+        <w:t xml:space="preserve"> </w:t>
+      </w:r>
+      <w:r>
+        <w:t xml:space="preserve">the</w:t>
+      </w:r>
+      <w:r>
+        <w:t xml:space="preserve"> </w:t>
+      </w:r>
+      <w:r>
+        <w:t xml:space="preserve">repository)</w:t>
       </w:r>
     </w:p>
     <w:sdt>
@@ -449,7 +479,7 @@
               <w:jc w:val="left"/>
             </w:pPr>
             <w:r>
-              <w:t xml:space="preserve">v1.0, 27 Aug 2026. Companion to the master document</w:t>
+              <w:t xml:space="preserve">v1.1, 28 Aug 2026 (v1.0 written 27 Aug). Companion to the master document</w:t>
             </w:r>
             <w:r>
               <w:t xml:space="preserve"> </w:t>
@@ -464,7 +494,7 @@
               <w:t xml:space="preserve"> </w:t>
             </w:r>
             <w:r>
-              <w:t xml:space="preserve">(v2.0); all file names, dataset IDs and objective numbers follow it.</w:t>
+              <w:t xml:space="preserve">(v2.1); all file names, dataset IDs and objective numbers follow it.</w:t>
             </w:r>
           </w:p>
         </w:tc>
@@ -494,30 +524,350 @@
               <w:jc w:val="left"/>
             </w:pPr>
             <w:r>
+              <w:t xml:space="preserve">https://github.com/badnikhil/fake-news-detector (branch</w:t>
+            </w:r>
+            <w:r>
+              <w:t xml:space="preserve"> </w:t>
+            </w:r>
+            <w:r>
+              <w:rPr>
+                <w:rStyle w:val="VerbatimChar"/>
+              </w:rPr>
+              <w:t xml:space="preserve">main</w:t>
+            </w:r>
+            <w:r>
+              <w:t xml:space="preserve">); local clone</w:t>
+            </w:r>
+            <w:r>
+              <w:t xml:space="preserve"> </w:t>
+            </w:r>
+            <w:r>
               <w:rPr>
                 <w:rStyle w:val="VerbatimChar"/>
               </w:rPr>
               <w:t xml:space="preserve">/home/nikhil/Desktop/nlp</w:t>
             </w:r>
-            <w:r>
-              <w:t xml:space="preserve"> </w:t>
-            </w:r>
-            <w:r>
-              <w:t xml:space="preserve">(local); GitHub remote</w:t>
-            </w:r>
-            <w:r>
-              <w:t xml:space="preserve"> </w:t>
-            </w:r>
-            <w:r>
-              <w:rPr>
-                <w:rStyle w:val="VerbatimChar"/>
-              </w:rPr>
-              <w:t xml:space="preserve">&lt;to be added&gt;</w:t>
-            </w:r>
           </w:p>
         </w:tc>
       </w:tr>
     </w:tbl>
+    <w:p>
+      <w:pPr>
+        <w:pStyle w:val="BlockText"/>
+      </w:pPr>
+      <w:r>
+        <w:rPr>
+          <w:bCs/>
+          <w:b/>
+        </w:rPr>
+        <w:t xml:space="preserve">MSE1 status — 28 Aug 2026, commits</w:t>
+      </w:r>
+      <w:r>
+        <w:rPr>
+          <w:bCs/>
+          <w:b/>
+        </w:rPr>
+        <w:t xml:space="preserve"> </w:t>
+      </w:r>
+      <w:r>
+        <w:rPr>
+          <w:rStyle w:val="VerbatimChar"/>
+          <w:bCs/>
+          <w:b/>
+        </w:rPr>
+        <w:t xml:space="preserve">4ad179a</w:t>
+      </w:r>
+      <w:r>
+        <w:rPr>
+          <w:bCs/>
+          <w:b/>
+        </w:rPr>
+        <w:t xml:space="preserve"> </w:t>
+      </w:r>
+      <w:r>
+        <w:rPr>
+          <w:bCs/>
+          <w:b/>
+        </w:rPr>
+        <w:t xml:space="preserve">→</w:t>
+      </w:r>
+      <w:r>
+        <w:rPr>
+          <w:bCs/>
+          <w:b/>
+        </w:rPr>
+        <w:t xml:space="preserve"> </w:t>
+      </w:r>
+      <w:r>
+        <w:rPr>
+          <w:rStyle w:val="VerbatimChar"/>
+          <w:bCs/>
+          <w:b/>
+        </w:rPr>
+        <w:t xml:space="preserve">e2a870d</w:t>
+      </w:r>
+      <w:r>
+        <w:rPr>
+          <w:bCs/>
+          <w:b/>
+        </w:rPr>
+        <w:t xml:space="preserve"> </w:t>
+      </w:r>
+      <w:r>
+        <w:rPr>
+          <w:bCs/>
+          <w:b/>
+        </w:rPr>
+        <w:t xml:space="preserve">→</w:t>
+      </w:r>
+      <w:r>
+        <w:rPr>
+          <w:bCs/>
+          <w:b/>
+        </w:rPr>
+        <w:t xml:space="preserve"> </w:t>
+      </w:r>
+      <w:r>
+        <w:rPr>
+          <w:rStyle w:val="VerbatimChar"/>
+          <w:bCs/>
+          <w:b/>
+        </w:rPr>
+        <w:t xml:space="preserve">4e0a9b1</w:t>
+      </w:r>
+      <w:r>
+        <w:rPr>
+          <w:bCs/>
+          <w:b/>
+        </w:rPr>
+        <w:t xml:space="preserve"> </w:t>
+      </w:r>
+      <w:r>
+        <w:rPr>
+          <w:bCs/>
+          <w:b/>
+        </w:rPr>
+        <w:t xml:space="preserve">on</w:t>
+      </w:r>
+      <w:r>
+        <w:rPr>
+          <w:bCs/>
+          <w:b/>
+        </w:rPr>
+        <w:t xml:space="preserve"> </w:t>
+      </w:r>
+      <w:r>
+        <w:rPr>
+          <w:rStyle w:val="VerbatimChar"/>
+          <w:bCs/>
+          <w:b/>
+        </w:rPr>
+        <w:t xml:space="preserve">main</w:t>
+      </w:r>
+      <w:r>
+        <w:rPr>
+          <w:bCs/>
+          <w:b/>
+        </w:rPr>
+        <w:t xml:space="preserve"> </w:t>
+      </w:r>
+      <w:r>
+        <w:rPr>
+          <w:bCs/>
+          <w:b/>
+        </w:rPr>
+        <w:t xml:space="preserve">(this status note itself lands in the follow-up commit).</w:t>
+      </w:r>
+      <w:r>
+        <w:t xml:space="preserve"> </w:t>
+      </w:r>
+      <w:r>
+        <w:t xml:space="preserve">Every code artefact in this document exists in the repository and was regenerated end-to-end on the dev laptop on that date (</w:t>
+      </w:r>
+      <w:r>
+        <w:rPr>
+          <w:rStyle w:val="VerbatimChar"/>
+        </w:rPr>
+        <w:t xml:space="preserve">make data</w:t>
+      </w:r>
+      <w:r>
+        <w:t xml:space="preserve"> </w:t>
+      </w:r>
+      <w:r>
+        <w:t xml:space="preserve">twice, byte-identical →</w:t>
+      </w:r>
+      <w:r>
+        <w:t xml:space="preserve"> </w:t>
+      </w:r>
+      <w:r>
+        <w:rPr>
+          <w:rStyle w:val="VerbatimChar"/>
+        </w:rPr>
+        <w:t xml:space="preserve">make train-baselines</w:t>
+      </w:r>
+      <w:r>
+        <w:t xml:space="preserve"> </w:t>
+      </w:r>
+      <w:r>
+        <w:t xml:space="preserve">→</w:t>
+      </w:r>
+      <w:r>
+        <w:t xml:space="preserve"> </w:t>
+      </w:r>
+      <w:r>
+        <w:rPr>
+          <w:rStyle w:val="VerbatimChar"/>
+        </w:rPr>
+        <w:t xml:space="preserve">make nb-run-baselines</w:t>
+      </w:r>
+      <w:r>
+        <w:t xml:space="preserve"> </w:t>
+      </w:r>
+      <w:r>
+        <w:t xml:space="preserve">→</w:t>
+      </w:r>
+      <w:r>
+        <w:t xml:space="preserve"> </w:t>
+      </w:r>
+      <w:r>
+        <w:rPr>
+          <w:rStyle w:val="VerbatimChar"/>
+        </w:rPr>
+        <w:t xml:space="preserve">make nb-run</w:t>
+      </w:r>
+      <w:r>
+        <w:t xml:space="preserve"> </w:t>
+      </w:r>
+      <w:r>
+        <w:t xml:space="preserve">→</w:t>
+      </w:r>
+      <w:r>
+        <w:t xml:space="preserve"> </w:t>
+      </w:r>
+      <w:r>
+        <w:rPr>
+          <w:rStyle w:val="VerbatimChar"/>
+        </w:rPr>
+        <w:t xml:space="preserve">make eda</w:t>
+      </w:r>
+      <w:r>
+        <w:t xml:space="preserve"> </w:t>
+      </w:r>
+      <w:r>
+        <w:t xml:space="preserve">→</w:t>
+      </w:r>
+      <w:r>
+        <w:t xml:space="preserve"> </w:t>
+      </w:r>
+      <w:r>
+        <w:rPr>
+          <w:rStyle w:val="VerbatimChar"/>
+        </w:rPr>
+        <w:t xml:space="preserve">make test</w:t>
+      </w:r>
+      <w:r>
+        <w:t xml:space="preserve"> </w:t>
+      </w:r>
+      <w:r>
+        <w:t xml:space="preserve">(102 passed) →</w:t>
+      </w:r>
+      <w:r>
+        <w:t xml:space="preserve"> </w:t>
+      </w:r>
+      <w:r>
+        <w:rPr>
+          <w:rStyle w:val="VerbatimChar"/>
+        </w:rPr>
+        <w:t xml:space="preserve">make paper</w:t>
+      </w:r>
+      <w:r>
+        <w:t xml:space="preserve">), and the same sequence succeeded in a fresh</w:t>
+      </w:r>
+      <w:r>
+        <w:t xml:space="preserve"> </w:t>
+      </w:r>
+      <w:r>
+        <w:rPr>
+          <w:rStyle w:val="VerbatimChar"/>
+        </w:rPr>
+        <w:t xml:space="preserve">git clone</w:t>
+      </w:r>
+      <w:r>
+        <w:t xml:space="preserve"> </w:t>
+      </w:r>
+      <w:r>
+        <w:t xml:space="preserve">with only</w:t>
+      </w:r>
+      <w:r>
+        <w:t xml:space="preserve"> </w:t>
+      </w:r>
+      <w:r>
+        <w:rPr>
+          <w:rStyle w:val="VerbatimChar"/>
+        </w:rPr>
+        <w:t xml:space="preserve">data/raw/</w:t>
+      </w:r>
+      <w:r>
+        <w:t xml:space="preserve"> </w:t>
+      </w:r>
+      <w:r>
+        <w:t xml:space="preserve">copied in. To reproduce:</w:t>
+      </w:r>
+      <w:r>
+        <w:t xml:space="preserve"> </w:t>
+      </w:r>
+      <w:r>
+        <w:rPr>
+          <w:rStyle w:val="VerbatimChar"/>
+        </w:rPr>
+        <w:t xml:space="preserve">make setup &amp;&amp; make download &amp;&amp; make data &amp;&amp; make test &amp;&amp; make train-baselines &amp;&amp; make nb-run-baselines &amp;&amp; make nb-run &amp;&amp; make eda &amp;&amp; make paper</w:t>
+      </w:r>
+      <w:r>
+        <w:t xml:space="preserve"> </w:t>
+      </w:r>
+      <w:r>
+        <w:t xml:space="preserve">(≈ 25 min CPU after the download). Ticked boxes below (</w:t>
+      </w:r>
+      <w:r>
+        <w:rPr>
+          <w:rStyle w:val="VerbatimChar"/>
+        </w:rPr>
+        <w:t xml:space="preserve">[x]</w:t>
+      </w:r>
+      <w:r>
+        <w:t xml:space="preserve">) were verified by running the check; unticked ones carry an italic note saying why. What is still missing is team practice, not artefacts: the slide deck</w:t>
+      </w:r>
+      <w:r>
+        <w:t xml:space="preserve"> </w:t>
+      </w:r>
+      <w:r>
+        <w:rPr>
+          <w:rStyle w:val="VerbatimChar"/>
+        </w:rPr>
+        <w:t xml:space="preserve">docs/mse1_slides.pdf</w:t>
+      </w:r>
+      <w:r>
+        <w:t xml:space="preserve">, the dry-run viva, and the per-member</w:t>
+      </w:r>
+      <w:r>
+        <w:t xml:space="preserve"> </w:t>
+      </w:r>
+      <w:r>
+        <w:t xml:space="preserve">“</w:t>
+      </w:r>
+      <w:r>
+        <w:t xml:space="preserve">explain two papers</w:t>
+      </w:r>
+      <w:r>
+        <w:t xml:space="preserve">”</w:t>
+      </w:r>
+      <w:r>
+        <w:t xml:space="preserve"> </w:t>
+      </w:r>
+      <w:r>
+        <w:t xml:space="preserve">rehearsal.</w:t>
+      </w:r>
+    </w:p>
     <w:bookmarkStart w:id="20" w:name="Xf60c968246320ce9fe040433fe1f8e4905a376f"/>
     <w:p>
       <w:pPr>
@@ -948,7 +1298,7 @@
         <w:t xml:space="preserve">src/preprocess/</w:t>
       </w:r>
       <w:r>
-        <w:t xml:space="preserve">) performs cleaning, exact + near-duplicate removal, artefact/leakage removal (e.g. the ISOT</w:t>
+        <w:t xml:space="preserve">) performs cleaning, exact + near-duplicate removal, artefact/leakage removal (the ISOT</w:t>
       </w:r>
       <w:r>
         <w:t xml:space="preserve"> </w:t>
@@ -966,7 +1316,7 @@
         <w:t xml:space="preserve"> </w:t>
       </w:r>
       <w:r>
-        <w:t xml:space="preserve">dateline), spaCy sentence segmentation and stratified 80/10/10 splits with seed 42.</w:t>
+        <w:t xml:space="preserve">dateline, photo credits, title tags, outlet suffixes, bylines, URL debris …) and stratified 80/10/10 splits with seed 42 (spaCy sentence segmentation is done on the fly by the claim module at MSE2, not stored in the parquet).</w:t>
       </w:r>
       <w:r>
         <w:t xml:space="preserve"> </w:t>
@@ -1063,10 +1413,7 @@
         <w:t xml:space="preserve"> </w:t>
       </w:r>
       <w:r>
-        <w:t xml:space="preserve">(planned for MSE2/ESE, so the examiner is not surprised): no fine-tuned DistilBERT, no GridSearchCV results, no evidence retrieval (online or offline FAISS index), no stance/NLI evaluation, no temporal check, no fusion rules in code, no FastAPI backend, no UI, no Docker image or deployment, no Live Claims Set (D7), no</w:t>
-      </w:r>
-      <w:r>
-        <w:t xml:space="preserve"> </w:t>
+        <w:t xml:space="preserve">(planned for MSE2/ESE, so the examiner is not surprised): no fine-tuned DistilBERT, no GridSearchCV results, no evidence retrieval (online or offline FAISS index), no stance/NLI evaluation, no temporal check, no fusion rules in code, no FastAPI backend, no UI, no Docker image or deployment, no Live Claims Set (D7). (</w:t>
       </w:r>
       <w:r>
         <w:rPr>
@@ -1075,7 +1422,35 @@
         <w:t xml:space="preserve">tests/</w:t>
       </w:r>
       <w:r>
-        <w:t xml:space="preserve">. A URL → text + date</w:t>
+        <w:t xml:space="preserve"> </w:t>
+      </w:r>
+      <w:r>
+        <w:rPr>
+          <w:iCs/>
+          <w:i/>
+        </w:rPr>
+        <w:t xml:space="preserve">does</w:t>
+      </w:r>
+      <w:r>
+        <w:t xml:space="preserve"> </w:t>
+      </w:r>
+      <w:r>
+        <w:t xml:space="preserve">exist at MSE1:</w:t>
+      </w:r>
+      <w:r>
+        <w:t xml:space="preserve"> </w:t>
+      </w:r>
+      <w:r>
+        <w:rPr>
+          <w:rStyle w:val="VerbatimChar"/>
+        </w:rPr>
+        <w:t xml:space="preserve">make test</w:t>
+      </w:r>
+      <w:r>
+        <w:t xml:space="preserve"> </w:t>
+      </w:r>
+      <w:r>
+        <w:t xml:space="preserve">checks the processed data, the artefact regexes, the EDA outputs and the baselines.) A URL → text + date</w:t>
       </w:r>
       <w:r>
         <w:t xml:space="preserve"> </w:t>
@@ -1371,6 +1746,67 @@
       <w:r>
         <w:t xml:space="preserve">§I.</w:t>
       </w:r>
+      <w:r>
+        <w:t xml:space="preserve"> </w:t>
+      </w:r>
+      <w:r>
+        <w:rPr>
+          <w:iCs/>
+          <w:i/>
+        </w:rPr>
+        <w:t xml:space="preserve">(not met only because</w:t>
+      </w:r>
+      <w:r>
+        <w:rPr>
+          <w:iCs/>
+          <w:i/>
+        </w:rPr>
+        <w:t xml:space="preserve"> </w:t>
+      </w:r>
+      <w:r>
+        <w:rPr>
+          <w:rStyle w:val="VerbatimChar"/>
+          <w:iCs/>
+          <w:i/>
+        </w:rPr>
+        <w:t xml:space="preserve">docs/mse1_slides.pdf</w:t>
+      </w:r>
+      <w:r>
+        <w:rPr>
+          <w:iCs/>
+          <w:i/>
+        </w:rPr>
+        <w:t xml:space="preserve"> </w:t>
+      </w:r>
+      <w:r>
+        <w:rPr>
+          <w:iCs/>
+          <w:i/>
+        </w:rPr>
+        <w:t xml:space="preserve">does not exist yet — team action; master §3 ↔ paper §I checked by the paper agent,</w:t>
+      </w:r>
+      <w:r>
+        <w:rPr>
+          <w:iCs/>
+          <w:i/>
+        </w:rPr>
+        <w:t xml:space="preserve"> </w:t>
+      </w:r>
+      <w:r>
+        <w:rPr>
+          <w:rStyle w:val="VerbatimChar"/>
+          <w:iCs/>
+          <w:i/>
+        </w:rPr>
+        <w:t xml:space="preserve">docs/problem_identification.md</w:t>
+      </w:r>
+      <w:r>
+        <w:rPr>
+          <w:iCs/>
+          <w:i/>
+        </w:rPr>
+        <w:t xml:space="preserve">)</w:t>
+      </w:r>
     </w:p>
     <w:p>
       <w:pPr>
@@ -1381,7 +1817,7 @@
         <w:pStyle w:val="Compact"/>
       </w:pPr>
       <w:r>
-        <w:t xml:space="preserve">☐ Every motivating statistic has a citation; items marked</w:t>
+        <w:t xml:space="preserve">☒ Every motivating statistic has a citation; items marked</w:t>
       </w:r>
       <w:r>
         <w:t xml:space="preserve"> </w:t>
@@ -1397,6 +1833,38 @@
       </w:r>
       <w:r>
         <w:t xml:space="preserve">in the master doc (Indian lynching figure) are either verified or dropped from the paper.</w:t>
+      </w:r>
+      <w:r>
+        <w:t xml:space="preserve"> </w:t>
+      </w:r>
+      <w:r>
+        <w:rPr>
+          <w:iCs/>
+          <w:i/>
+        </w:rPr>
+        <w:t xml:space="preserve">(verified 28 Aug: BBC/Al Jazeera figure used; table V1–V6 in</w:t>
+      </w:r>
+      <w:r>
+        <w:rPr>
+          <w:iCs/>
+          <w:i/>
+        </w:rPr>
+        <w:t xml:space="preserve"> </w:t>
+      </w:r>
+      <w:r>
+        <w:rPr>
+          <w:rStyle w:val="VerbatimChar"/>
+          <w:iCs/>
+          <w:i/>
+        </w:rPr>
+        <w:t xml:space="preserve">docs/problem_identification.md</w:t>
+      </w:r>
+      <w:r>
+        <w:rPr>
+          <w:iCs/>
+          <w:i/>
+        </w:rPr>
+        <w:t xml:space="preserve">)</w:t>
       </w:r>
     </w:p>
     <w:p>
@@ -1408,7 +1876,7 @@
         <w:pStyle w:val="Compact"/>
       </w:pPr>
       <w:r>
-        <w:t xml:space="preserve">☐ Objectives O1–O8 each have a numeric target (master doc §4).</w:t>
+        <w:t xml:space="preserve">☒ Objectives O1–O8 each have a numeric target (master doc §4).</w:t>
       </w:r>
     </w:p>
     <w:p>
@@ -1420,7 +1888,7 @@
         <w:pStyle w:val="Compact"/>
       </w:pPr>
       <w:r>
-        <w:t xml:space="preserve">☐ The five classes have a one-line definition and one example each (master doc §8); UNVERIFIABLE is explained as a first-class output.</w:t>
+        <w:t xml:space="preserve">☒ The five classes have a one-line definition and one example each (master doc §8); UNVERIFIABLE is explained as a first-class output.</w:t>
       </w:r>
     </w:p>
     <w:p>
@@ -1432,7 +1900,7 @@
         <w:pStyle w:val="Compact"/>
       </w:pPr>
       <w:r>
-        <w:t xml:space="preserve">☐ Out-of-scope table (§5.2) is present — no video/image forensics, no multilingual, no crawlers, no paid APIs/LLMs.</w:t>
+        <w:t xml:space="preserve">☒ Out-of-scope table (§5.2) is present — no video/image forensics, no multilingual, no crawlers, no paid APIs/LLMs.</w:t>
       </w:r>
     </w:p>
     <w:p>
@@ -1445,6 +1913,16 @@
       </w:pPr>
       <w:r>
         <w:t xml:space="preserve">☐ Every team member can draw the pipeline (input → ingest → preprocess → claims → evidence → stance → temporal → fusion → explanation) on the whiteboard in under 2 minutes.</w:t>
+      </w:r>
+      <w:r>
+        <w:t xml:space="preserve"> </w:t>
+      </w:r>
+      <w:r>
+        <w:rPr>
+          <w:iCs/>
+          <w:i/>
+        </w:rPr>
+        <w:t xml:space="preserve">(team action before viva)</w:t>
       </w:r>
     </w:p>
     <w:p>
@@ -2002,7 +2480,7 @@
               <w:jc w:val="left"/>
             </w:pPr>
             <w:r>
-              <w:t xml:space="preserve">Cross-dataset + leakage study</w:t>
+              <w:t xml:space="preserve">Leakage study (raw vs. processed); cross-dataset only against WELFake∖ISOT — ≈ 99.6 % of processed ISOT is contained verbatim in WELFake (finding of 2026-08-28, see §3.3 / §3.5)</w:t>
             </w:r>
           </w:p>
         </w:tc>
@@ -2473,7 +2951,7 @@
         <w:pStyle w:val="Compact"/>
       </w:pPr>
       <w:r>
-        <w:t xml:space="preserve">☐</w:t>
+        <w:t xml:space="preserve">☒</w:t>
       </w:r>
       <w:r>
         <w:t xml:space="preserve"> </w:t>
@@ -2506,7 +2984,16 @@
         <w:t xml:space="preserve"> </w:t>
       </w:r>
       <w:r>
-        <w:t xml:space="preserve">without error and prints</w:t>
+        <w:t xml:space="preserve">without error (</w:t>
+      </w:r>
+      <w:r>
+        <w:rPr>
+          <w:rStyle w:val="VerbatimChar"/>
+        </w:rPr>
+        <w:t xml:space="preserve">make nb-run</w:t>
+      </w:r>
+      <w:r>
+        <w:t xml:space="preserve">, 11 s) and prints</w:t>
       </w:r>
       <w:r>
         <w:t xml:space="preserve"> </w:t>
@@ -2546,7 +3033,7 @@
         <w:pStyle w:val="Compact"/>
       </w:pPr>
       <w:r>
-        <w:t xml:space="preserve">☐ Every dataset row in</w:t>
+        <w:t xml:space="preserve">☒ Every dataset row in</w:t>
       </w:r>
       <w:r>
         <w:t xml:space="preserve"> </w:t>
@@ -2573,7 +3060,16 @@
         <w:pStyle w:val="Compact"/>
       </w:pPr>
       <w:r>
-        <w:t xml:space="preserve">☐ Unified schema is identical across datasets;</w:t>
+        <w:t xml:space="preserve">☒ Unified schema is identical across datasets (</w:t>
+      </w:r>
+      <w:r>
+        <w:rPr>
+          <w:rStyle w:val="VerbatimChar"/>
+        </w:rPr>
+        <w:t xml:space="preserve">tests/test_data.py::test_schema_columns_identical</w:t>
+      </w:r>
+      <w:r>
+        <w:t xml:space="preserve">);</w:t>
       </w:r>
       <w:r>
         <w:t xml:space="preserve"> </w:t>
@@ -2642,7 +3138,61 @@
         <w:pStyle w:val="Compact"/>
       </w:pPr>
       <w:r>
-        <w:t xml:space="preserve">☐ LIAR official train/val/test are kept unchanged; FEVER subset sampling uses a fixed seed and is balanced across the three labels.</w:t>
+        <w:t xml:space="preserve">☒ LIAR official train/val/test are kept unchanged; FEVER subset sampling uses a fixed seed and is balanced across the three labels.</w:t>
+      </w:r>
+      <w:r>
+        <w:t xml:space="preserve"> </w:t>
+      </w:r>
+      <w:r>
+        <w:rPr>
+          <w:iCs/>
+          <w:i/>
+        </w:rPr>
+        <w:t xml:space="preserve">(tests</w:t>
+      </w:r>
+      <w:r>
+        <w:rPr>
+          <w:iCs/>
+          <w:i/>
+        </w:rPr>
+        <w:t xml:space="preserve"> </w:t>
+      </w:r>
+      <w:r>
+        <w:rPr>
+          <w:rStyle w:val="VerbatimChar"/>
+          <w:iCs/>
+          <w:i/>
+        </w:rPr>
+        <w:t xml:space="preserve">test_liar_official_splits_unchanged</w:t>
+      </w:r>
+      <w:r>
+        <w:rPr>
+          <w:iCs/>
+          <w:i/>
+        </w:rPr>
+        <w:t xml:space="preserve">,</w:t>
+      </w:r>
+      <w:r>
+        <w:rPr>
+          <w:iCs/>
+          <w:i/>
+        </w:rPr>
+        <w:t xml:space="preserve"> </w:t>
+      </w:r>
+      <w:r>
+        <w:rPr>
+          <w:rStyle w:val="VerbatimChar"/>
+          <w:iCs/>
+          <w:i/>
+        </w:rPr>
+        <w:t xml:space="preserve">test_fever_subset_balanced</w:t>
+      </w:r>
+      <w:r>
+        <w:rPr>
+          <w:iCs/>
+          <w:i/>
+        </w:rPr>
+        <w:t xml:space="preserve">; LIAR’s official splits themselves contain 5 train∩val + 4 train∩test duplicate statements — kept, disclosed)</w:t>
       </w:r>
     </w:p>
     <w:p>
@@ -2654,7 +3204,7 @@
         <w:pStyle w:val="Compact"/>
       </w:pPr>
       <w:r>
-        <w:t xml:space="preserve">☐ Licence notes marked</w:t>
+        <w:t xml:space="preserve">☒ Licence notes marked</w:t>
       </w:r>
       <w:r>
         <w:t xml:space="preserve"> </w:t>
@@ -2670,6 +3220,38 @@
       </w:r>
       <w:r>
         <w:t xml:space="preserve">in the master doc (WELFake CC BY 4.0 on Zenodo, ClaimBuster CC BY 4.0) are confirmed and recorded.</w:t>
+      </w:r>
+      <w:r>
+        <w:t xml:space="preserve"> </w:t>
+      </w:r>
+      <w:r>
+        <w:rPr>
+          <w:iCs/>
+          <w:i/>
+        </w:rPr>
+        <w:t xml:space="preserve">(Zenodo API</w:t>
+      </w:r>
+      <w:r>
+        <w:rPr>
+          <w:iCs/>
+          <w:i/>
+        </w:rPr>
+        <w:t xml:space="preserve"> </w:t>
+      </w:r>
+      <w:r>
+        <w:rPr>
+          <w:rStyle w:val="VerbatimChar"/>
+          <w:iCs/>
+          <w:i/>
+        </w:rPr>
+        <w:t xml:space="preserve">license.id</w:t>
+      </w:r>
+      <w:r>
+        <w:rPr>
+          <w:iCs/>
+          <w:i/>
+        </w:rPr>
+        <w:t xml:space="preserve">, 28 Aug)</w:t>
       </w:r>
     </w:p>
     <w:p>
@@ -2681,7 +3263,7 @@
         <w:pStyle w:val="Compact"/>
       </w:pPr>
       <w:r>
-        <w:t xml:space="preserve">☐ Nothing in</w:t>
+        <w:t xml:space="preserve">☒ Nothing in</w:t>
       </w:r>
       <w:r>
         <w:t xml:space="preserve"> </w:t>
@@ -2712,6 +3294,82 @@
       </w:r>
       <w:r>
         <w:t xml:space="preserve">is committed to git.</w:t>
+      </w:r>
+      <w:r>
+        <w:t xml:space="preserve"> </w:t>
+      </w:r>
+      <w:r>
+        <w:rPr>
+          <w:iCs/>
+          <w:i/>
+        </w:rPr>
+        <w:t xml:space="preserve">(</w:t>
+      </w:r>
+      <w:r>
+        <w:rPr>
+          <w:rStyle w:val="VerbatimChar"/>
+          <w:iCs/>
+          <w:i/>
+        </w:rPr>
+        <w:t xml:space="preserve">git ls-files data</w:t>
+      </w:r>
+      <w:r>
+        <w:rPr>
+          <w:iCs/>
+          <w:i/>
+        </w:rPr>
+        <w:t xml:space="preserve"> </w:t>
+      </w:r>
+      <w:r>
+        <w:rPr>
+          <w:iCs/>
+          <w:i/>
+        </w:rPr>
+        <w:t xml:space="preserve">→ only</w:t>
+      </w:r>
+      <w:r>
+        <w:rPr>
+          <w:iCs/>
+          <w:i/>
+        </w:rPr>
+        <w:t xml:space="preserve"> </w:t>
+      </w:r>
+      <w:r>
+        <w:rPr>
+          <w:rStyle w:val="VerbatimChar"/>
+          <w:iCs/>
+          <w:i/>
+        </w:rPr>
+        <w:t xml:space="preserve">data/README.md</w:t>
+      </w:r>
+      <w:r>
+        <w:rPr>
+          <w:iCs/>
+          <w:i/>
+        </w:rPr>
+        <w:t xml:space="preserve">,</w:t>
+      </w:r>
+      <w:r>
+        <w:rPr>
+          <w:iCs/>
+          <w:i/>
+        </w:rPr>
+        <w:t xml:space="preserve"> </w:t>
+      </w:r>
+      <w:r>
+        <w:rPr>
+          <w:rStyle w:val="VerbatimChar"/>
+          <w:iCs/>
+          <w:i/>
+        </w:rPr>
+        <w:t xml:space="preserve">data/splits/.gitkeep</w:t>
+      </w:r>
+      <w:r>
+        <w:rPr>
+          <w:iCs/>
+          <w:i/>
+        </w:rPr>
+        <w:t xml:space="preserve">)</w:t>
       </w:r>
     </w:p>
     <w:p>
@@ -3207,7 +3865,35 @@
         <w:t xml:space="preserve">artefact / leakage removal</w:t>
       </w:r>
       <w:r>
-        <w:t xml:space="preserve">: ISOT</w:t>
+        <w:t xml:space="preserve"> </w:t>
+      </w:r>
+      <w:r>
+        <w:t xml:space="preserve">(</w:t>
+      </w:r>
+      <w:r>
+        <w:rPr>
+          <w:rStyle w:val="VerbatimChar"/>
+        </w:rPr>
+        <w:t xml:space="preserve">src/preprocess/artefacts.py</w:t>
+      </w:r>
+      <w:r>
+        <w:t xml:space="preserve">, applied to text</w:t>
+      </w:r>
+      <w:r>
+        <w:t xml:space="preserve"> </w:t>
+      </w:r>
+      <w:r>
+        <w:rPr>
+          <w:iCs/>
+          <w:i/>
+        </w:rPr>
+        <w:t xml:space="preserve">and</w:t>
+      </w:r>
+      <w:r>
+        <w:t xml:space="preserve"> </w:t>
+      </w:r>
+      <w:r>
+        <w:t xml:space="preserve">title before normalisation): ISOT</w:t>
       </w:r>
       <w:r>
         <w:t xml:space="preserve"> </w:t>
@@ -3249,7 +3935,7 @@
         <w:t xml:space="preserve"> </w:t>
       </w:r>
       <w:r>
-        <w:t xml:space="preserve">tokens,</w:t>
+        <w:t xml:space="preserve">tokens;</w:t>
       </w:r>
       <w:r>
         <w:t xml:space="preserve"> </w:t>
@@ -3258,7 +3944,7 @@
         <w:t xml:space="preserve">“</w:t>
       </w:r>
       <w:r>
-        <w:t xml:space="preserve">Featured image via…</w:t>
+        <w:t xml:space="preserve">Featured image via/by/: …</w:t>
       </w:r>
       <w:r>
         <w:t xml:space="preserve">”</w:t>
@@ -3297,7 +3983,7 @@
         <w:t xml:space="preserve"> </w:t>
       </w:r>
       <w:r>
-        <w:t xml:space="preserve">trailers, URLs, e-mails, Twitter handles; an</w:t>
+        <w:t xml:space="preserve">/</w:t>
       </w:r>
       <w:r>
         <w:t xml:space="preserve"> </w:t>
@@ -3306,6 +3992,249 @@
         <w:t xml:space="preserve">“</w:t>
       </w:r>
       <w:r>
+        <w:t xml:space="preserve">SUPPORT 21WIRE</w:t>
+      </w:r>
+      <w:r>
+        <w:t xml:space="preserve">”</w:t>
+      </w:r>
+      <w:r>
+        <w:t xml:space="preserve"> </w:t>
+      </w:r>
+      <w:r>
+        <w:t xml:space="preserve">trailers; URLs, e-mails, Twitter handles,</w:t>
+      </w:r>
+      <w:r>
+        <w:t xml:space="preserve"> </w:t>
+      </w:r>
+      <w:r>
+        <w:rPr>
+          <w:rStyle w:val="VerbatimChar"/>
+        </w:rPr>
+        <w:t xml:space="preserve">pic.twitter</w:t>
+      </w:r>
+      <w:r>
+        <w:t xml:space="preserve"> </w:t>
+      </w:r>
+      <w:r>
+        <w:t xml:space="preserve">links and the</w:t>
+      </w:r>
+      <w:r>
+        <w:t xml:space="preserve"> </w:t>
+      </w:r>
+      <w:r>
+        <w:rPr>
+          <w:rStyle w:val="VerbatimChar"/>
+        </w:rPr>
+        <w:t xml:space="preserve">pic. twitter.</w:t>
+      </w:r>
+      <w:r>
+        <w:t xml:space="preserve"> </w:t>
+      </w:r>
+      <w:r>
+        <w:t xml:space="preserve">/</w:t>
+      </w:r>
+      <w:r>
+        <w:t xml:space="preserve"> </w:t>
+      </w:r>
+      <w:r>
+        <w:rPr>
+          <w:rStyle w:val="VerbatimChar"/>
+        </w:rPr>
+        <w:t xml:space="preserve">https: .</w:t>
+      </w:r>
+      <w:r>
+        <w:t xml:space="preserve"> </w:t>
+      </w:r>
+      <w:r>
+        <w:t xml:space="preserve">/ empty-</w:t>
+      </w:r>
+      <w:r>
+        <w:rPr>
+          <w:rStyle w:val="VerbatimChar"/>
+        </w:rPr>
+        <w:t xml:space="preserve">( )</w:t>
+      </w:r>
+      <w:r>
+        <w:t xml:space="preserve"> </w:t>
+      </w:r>
+      <w:r>
+        <w:t xml:space="preserve">/ tweet-time-stamp debris of WELFake’s own tokenisation; photo/image credits (</w:t>
+      </w:r>
+      <w:r>
+        <w:t xml:space="preserve">“</w:t>
+      </w:r>
+      <w:r>
+        <w:t xml:space="preserve">Photo: … via Getty Images</w:t>
+      </w:r>
+      <w:r>
+        <w:t xml:space="preserve">”</w:t>
+      </w:r>
+      <w:r>
+        <w:t xml:space="preserve">,</w:t>
+      </w:r>
+      <w:r>
+        <w:t xml:space="preserve"> </w:t>
+      </w:r>
+      <w:r>
+        <w:t xml:space="preserve">“</w:t>
+      </w:r>
+      <w:r>
+        <w:t xml:space="preserve">(Photo by AFP)</w:t>
+      </w:r>
+      <w:r>
+        <w:t xml:space="preserve">”</w:t>
+      </w:r>
+      <w:r>
+        <w:t xml:space="preserve">,</w:t>
+      </w:r>
+      <w:r>
+        <w:t xml:space="preserve"> </w:t>
+      </w:r>
+      <w:r>
+        <w:t xml:space="preserve">“</w:t>
+      </w:r>
+      <w:r>
+        <w:t xml:space="preserve">Image credit: …</w:t>
+      </w:r>
+      <w:r>
+        <w:t xml:space="preserve">”</w:t>
+      </w:r>
+      <w:r>
+        <w:t xml:space="preserve">) and</w:t>
+      </w:r>
+      <w:r>
+        <w:t xml:space="preserve"> </w:t>
+      </w:r>
+      <w:r>
+        <w:t xml:space="preserve">“</w:t>
+      </w:r>
+      <w:r>
+        <w:t xml:space="preserve">Via:</w:t>
+      </w:r>
+      <w:r>
+        <w:t xml:space="preserve"> </w:t>
+      </w:r>
+      <w:r>
+        <w:t xml:space="preserve">”</w:t>
+      </w:r>
+      <w:r>
+        <w:t xml:space="preserve"> </w:t>
+      </w:r>
+      <w:r>
+        <w:t xml:space="preserve">source lines; embed captions (</w:t>
+      </w:r>
+      <w:r>
+        <w:t xml:space="preserve">“</w:t>
+      </w:r>
+      <w:r>
+        <w:t xml:space="preserve">Watch it below:</w:t>
+      </w:r>
+      <w:r>
+        <w:t xml:space="preserve">”</w:t>
+      </w:r>
+      <w:r>
+        <w:t xml:space="preserve">,</w:t>
+      </w:r>
+      <w:r>
+        <w:t xml:space="preserve"> </w:t>
+      </w:r>
+      <w:r>
+        <w:t xml:space="preserve">“</w:t>
+      </w:r>
+      <w:r>
+        <w:t xml:space="preserve">Here’s the video via YouTube</w:t>
+      </w:r>
+      <w:r>
+        <w:t xml:space="preserve">”</w:t>
+      </w:r>
+      <w:r>
+        <w:t xml:space="preserve">); bylines (</w:t>
+      </w:r>
+      <w:r>
+        <w:t xml:space="preserve">“</w:t>
+      </w:r>
+      <w:r>
+        <w:t xml:space="preserve">Follow</w:t>
+      </w:r>
+      <w:r>
+        <w:t xml:space="preserve"> </w:t>
+      </w:r>
+      <w:r>
+        <w:t xml:space="preserve"> </w:t>
+      </w:r>
+      <w:r>
+        <w:t xml:space="preserve">on Twitter</w:t>
+      </w:r>
+      <w:r>
+        <w:t xml:space="preserve">”</w:t>
+      </w:r>
+      <w:r>
+        <w:t xml:space="preserve">,</w:t>
+      </w:r>
+      <w:r>
+        <w:t xml:space="preserve"> </w:t>
+      </w:r>
+      <w:r>
+        <w:t xml:space="preserve">“</w:t>
+      </w:r>
+      <w:r>
+        <w:t xml:space="preserve"> </w:t>
+      </w:r>
+      <w:r>
+        <w:t xml:space="preserve">is a reporter for Breitbart …</w:t>
+      </w:r>
+      <w:r>
+        <w:t xml:space="preserve">”</w:t>
+      </w:r>
+      <w:r>
+        <w:t xml:space="preserve">); bracketed title tags</w:t>
+      </w:r>
+      <w:r>
+        <w:t xml:space="preserve"> </w:t>
+      </w:r>
+      <w:r>
+        <w:rPr>
+          <w:rStyle w:val="VerbatimChar"/>
+        </w:rPr>
+        <w:t xml:space="preserve">[VIDEO]</w:t>
+      </w:r>
+      <w:r>
+        <w:t xml:space="preserve"> </w:t>
+      </w:r>
+      <w:r>
+        <w:t xml:space="preserve">/</w:t>
+      </w:r>
+      <w:r>
+        <w:t xml:space="preserve"> </w:t>
+      </w:r>
+      <w:r>
+        <w:rPr>
+          <w:rStyle w:val="VerbatimChar"/>
+        </w:rPr>
+        <w:t xml:space="preserve">(IMAGES)</w:t>
+      </w:r>
+      <w:r>
+        <w:t xml:space="preserve">; trailing outlet suffixes in titles (” - Breitbart”, ” - The New York Times”, closed list). Bare source names in prose (</w:t>
+      </w:r>
+      <w:r>
+        <w:t xml:space="preserve">“</w:t>
+      </w:r>
+      <w:r>
+        <w:t xml:space="preserve">told Reuters</w:t>
+      </w:r>
+      <w:r>
+        <w:t xml:space="preserve">”</w:t>
+      </w:r>
+      <w:r>
+        <w:t xml:space="preserve">) are kept. An</w:t>
+      </w:r>
+      <w:r>
+        <w:t xml:space="preserve"> </w:t>
+      </w:r>
+      <w:r>
+        <w:t xml:space="preserve">“</w:t>
+      </w:r>
+      <w:r>
         <w:t xml:space="preserve">artefact-only</w:t>
       </w:r>
       <w:r>
@@ -3315,7 +4244,23 @@
         <w:t xml:space="preserve"> </w:t>
       </w:r>
       <w:r>
-        <w:t xml:space="preserve">classifier is trained to quantify the leakage; (5) NFKC normalisation, whitespace/quote normalisation (lower-casing only for the TF-IDF path — cased text kept for transformers); (6) spaCy sentence segmentation with offsets; (7) tokenisation choices recorded (TF-IDF word 1–2-grams;</w:t>
+        <w:t xml:space="preserve">classifier is trained to quantify the leakage; (5) NFKC normalisation, whitespace/quote normalisation (lower-casing only for the TF-IDF path — cased text kept for transformers); (6) spaCy sentence segmentation with offsets is</w:t>
+      </w:r>
+      <w:r>
+        <w:t xml:space="preserve"> </w:t>
+      </w:r>
+      <w:r>
+        <w:rPr>
+          <w:iCs/>
+          <w:i/>
+        </w:rPr>
+        <w:t xml:space="preserve">not</w:t>
+      </w:r>
+      <w:r>
+        <w:t xml:space="preserve"> </w:t>
+      </w:r>
+      <w:r>
+        <w:t xml:space="preserve">stored — the claim module (MSE2) segments on the fly, which is why the parquet keeps cased text; (7) tokenisation choices recorded (TF-IDF word 1–2-grams;</w:t>
       </w:r>
       <w:r>
         <w:t xml:space="preserve"> </w:t>
@@ -3330,7 +4275,7 @@
         <w:t xml:space="preserve"> </w:t>
       </w:r>
       <w:r>
-        <w:t xml:space="preserve">max_len 256); (8) stratified</w:t>
+        <w:t xml:space="preserve">max_len 256 as a GPU-budget choice — only 19 % of WELFake inputs fit in 256 tokens, 50 % in 512, so the MSE2 sweep compares 256 vs 512); (8) stratified</w:t>
       </w:r>
       <w:r>
         <w:t xml:space="preserve"> </w:t>
@@ -3469,7 +4414,31 @@
               <w:rPr>
                 <w:rStyle w:val="VerbatimChar"/>
               </w:rPr>
-              <w:t xml:space="preserve">src/preprocess/clean.py</w:t>
+              <w:t xml:space="preserve">src/preprocess/load.py</w:t>
+            </w:r>
+            <w:r>
+              <w:t xml:space="preserve">,</w:t>
+            </w:r>
+            <w:r>
+              <w:t xml:space="preserve"> </w:t>
+            </w:r>
+            <w:r>
+              <w:rPr>
+                <w:rStyle w:val="VerbatimChar"/>
+              </w:rPr>
+              <w:t xml:space="preserve">artefacts.py</w:t>
+            </w:r>
+            <w:r>
+              <w:t xml:space="preserve">,</w:t>
+            </w:r>
+            <w:r>
+              <w:t xml:space="preserve"> </w:t>
+            </w:r>
+            <w:r>
+              <w:rPr>
+                <w:rStyle w:val="VerbatimChar"/>
+              </w:rPr>
+              <w:t xml:space="preserve">clean.py</w:t>
             </w:r>
             <w:r>
               <w:t xml:space="preserve">,</w:t>
@@ -3493,7 +4462,7 @@
               <w:rPr>
                 <w:rStyle w:val="VerbatimChar"/>
               </w:rPr>
-              <w:t xml:space="preserve">artefacts.py</w:t>
+              <w:t xml:space="preserve">split.py</w:t>
             </w:r>
             <w:r>
               <w:t xml:space="preserve">,</w:t>
@@ -3505,34 +4474,31 @@
               <w:rPr>
                 <w:rStyle w:val="VerbatimChar"/>
               </w:rPr>
-              <w:t xml:space="preserve">split.py</w:t>
-            </w:r>
-          </w:p>
-        </w:tc>
-        <w:tc>
-          <w:tcPr/>
-          <w:p>
-            <w:pPr>
-              <w:pStyle w:val="Compact"/>
-              <w:jc w:val="left"/>
-            </w:pPr>
-            <w:r>
-              <w:t xml:space="preserve">The pipeline steps, each with a</w:t>
-            </w:r>
-            <w:r>
-              <w:t xml:space="preserve"> </w:t>
+              <w:t xml:space="preserve">run_all.py</w:t>
+            </w:r>
+          </w:p>
+        </w:tc>
+        <w:tc>
+          <w:tcPr/>
+          <w:p>
+            <w:pPr>
+              <w:pStyle w:val="Compact"/>
+              <w:jc w:val="left"/>
+            </w:pPr>
+            <w:r>
+              <w:t xml:space="preserve">The pipeline steps (</w:t>
             </w:r>
             <w:r>
               <w:rPr>
                 <w:rStyle w:val="VerbatimChar"/>
               </w:rPr>
-              <w:t xml:space="preserve">main()</w:t>
+              <w:t xml:space="preserve">run_all.main()</w:t>
             </w:r>
             <w:r>
               <w:t xml:space="preserve"> </w:t>
             </w:r>
             <w:r>
-              <w:t xml:space="preserve">and logged counts</w:t>
+              <w:t xml:space="preserve">orchestrates; every step logs its counts)</w:t>
             </w:r>
           </w:p>
         </w:tc>
@@ -3652,7 +4618,60 @@
               <w:jc w:val="left"/>
             </w:pPr>
             <w:r>
-              <w:t xml:space="preserve">5 raw vs. cleaned examples incl. a Reuters-prefix removal; leakage-token table; artefact-only classifier accuracy</w:t>
+              <w:t xml:space="preserve">raw vs. cleaned examples incl. a Reuters-prefix removal; leakage-token table; artefact-only classifier accuracy</w:t>
+            </w:r>
+          </w:p>
+        </w:tc>
+      </w:tr>
+      <w:tr>
+        <w:tc>
+          <w:tcPr/>
+          <w:p>
+            <w:pPr>
+              <w:pStyle w:val="Compact"/>
+              <w:jc w:val="left"/>
+            </w:pPr>
+            <w:r>
+              <w:rPr>
+                <w:rStyle w:val="VerbatimChar"/>
+              </w:rPr>
+              <w:t xml:space="preserve">tests/test_data.py</w:t>
+            </w:r>
+            <w:r>
+              <w:t xml:space="preserve">,</w:t>
+            </w:r>
+            <w:r>
+              <w:t xml:space="preserve"> </w:t>
+            </w:r>
+            <w:r>
+              <w:rPr>
+                <w:rStyle w:val="VerbatimChar"/>
+              </w:rPr>
+              <w:t xml:space="preserve">tests/test_artefacts.py</w:t>
+            </w:r>
+          </w:p>
+        </w:tc>
+        <w:tc>
+          <w:tcPr/>
+          <w:p>
+            <w:pPr>
+              <w:pStyle w:val="Compact"/>
+              <w:jc w:val="left"/>
+            </w:pPr>
+            <w:r>
+              <w:t xml:space="preserve">27 data checks (schema, splits, no cross-split duplicates, no</w:t>
+            </w:r>
+            <w:r>
+              <w:t xml:space="preserve"> </w:t>
+            </w:r>
+            <w:r>
+              <w:rPr>
+                <w:rStyle w:val="VerbatimChar"/>
+              </w:rPr>
+              <w:t xml:space="preserve">(Reuters)</w:t>
+            </w:r>
+            <w:r>
+              <w:t xml:space="preserve">/URLs left) + 39 unit tests for the artefact regexes</w:t>
             </w:r>
           </w:p>
         </w:tc>
@@ -3767,7 +4786,7 @@
         <w:pStyle w:val="Compact"/>
       </w:pPr>
       <w:r>
-        <w:t xml:space="preserve">☐</w:t>
+        <w:t xml:space="preserve">☒</w:t>
       </w:r>
       <w:r>
         <w:t xml:space="preserve"> </w:t>
@@ -3783,6 +4802,16 @@
       </w:r>
       <w:r>
         <w:t xml:space="preserve">runs end-to-end from the raw files in ≤ 15 min on a 4-core laptop CPU (dataset download is a documented prerequisite, not part of the target) and writes every parquet/CSV listed above.</w:t>
+      </w:r>
+      <w:r>
+        <w:t xml:space="preserve"> </w:t>
+      </w:r>
+      <w:r>
+        <w:rPr>
+          <w:iCs/>
+          <w:i/>
+        </w:rPr>
+        <w:t xml:space="preserve">(6.8 min, peak RSS ≈ 1.8 GB on the 8-thread dev laptop, 28 Aug)</w:t>
       </w:r>
     </w:p>
     <w:p>
@@ -3794,7 +4823,7 @@
         <w:pStyle w:val="Compact"/>
       </w:pPr>
       <w:r>
-        <w:t xml:space="preserve">☐ Running</w:t>
+        <w:t xml:space="preserve">☒ Running</w:t>
       </w:r>
       <w:r>
         <w:t xml:space="preserve"> </w:t>
@@ -3810,6 +4839,75 @@
       </w:r>
       <w:r>
         <w:t xml:space="preserve">twice yields byte-identical split CSVs (seed 42).</w:t>
+      </w:r>
+      <w:r>
+        <w:t xml:space="preserve"> </w:t>
+      </w:r>
+      <w:r>
+        <w:rPr>
+          <w:iCs/>
+          <w:i/>
+        </w:rPr>
+        <w:t xml:space="preserve">(all 9 CSVs</w:t>
+      </w:r>
+      <w:r>
+        <w:rPr>
+          <w:iCs/>
+          <w:i/>
+        </w:rPr>
+        <w:t xml:space="preserve"> </w:t>
+      </w:r>
+      <w:r>
+        <w:rPr>
+          <w:bCs/>
+          <w:b/>
+          <w:iCs/>
+          <w:i/>
+        </w:rPr>
+        <w:t xml:space="preserve">and</w:t>
+      </w:r>
+      <w:r>
+        <w:rPr>
+          <w:iCs/>
+          <w:i/>
+        </w:rPr>
+        <w:t xml:space="preserve"> </w:t>
+      </w:r>
+      <w:r>
+        <w:rPr>
+          <w:iCs/>
+          <w:i/>
+        </w:rPr>
+        <w:t xml:space="preserve">all 5 parquets</w:t>
+      </w:r>
+      <w:r>
+        <w:rPr>
+          <w:iCs/>
+          <w:i/>
+        </w:rPr>
+        <w:t xml:space="preserve"> </w:t>
+      </w:r>
+      <w:r>
+        <w:rPr>
+          <w:rStyle w:val="VerbatimChar"/>
+          <w:iCs/>
+          <w:i/>
+        </w:rPr>
+        <w:t xml:space="preserve">sha256sum -c</w:t>
+      </w:r>
+      <w:r>
+        <w:rPr>
+          <w:iCs/>
+          <w:i/>
+        </w:rPr>
+        <w:t xml:space="preserve"> </w:t>
+      </w:r>
+      <w:r>
+        <w:rPr>
+          <w:iCs/>
+          <w:i/>
+        </w:rPr>
+        <w:t xml:space="preserve">OK across two consecutive runs, 28 Aug)</w:t>
       </w:r>
     </w:p>
     <w:p>
@@ -3821,7 +4919,39 @@
         <w:pStyle w:val="Compact"/>
       </w:pPr>
       <w:r>
-        <w:t xml:space="preserve">☐ Log output reports, per dataset: rows in, rows dropped (empty/short), exact duplicates removed, near-duplicates removed, rows out.</w:t>
+        <w:t xml:space="preserve">☒ Log output reports, per dataset: rows in, rows dropped (empty/short), exact duplicates removed, near-duplicates removed, rows out.</w:t>
+      </w:r>
+      <w:r>
+        <w:t xml:space="preserve"> </w:t>
+      </w:r>
+      <w:r>
+        <w:rPr>
+          <w:iCs/>
+          <w:i/>
+        </w:rPr>
+        <w:t xml:space="preserve">(WELFake 72,134 → 1,591 / 1,047 → 8,217 → 480 → 60,799; ISOT 44,898 → 1,439 / 478 → 5,380 → 34 → 37,567;</w:t>
+      </w:r>
+      <w:r>
+        <w:rPr>
+          <w:iCs/>
+          <w:i/>
+        </w:rPr>
+        <w:t xml:space="preserve"> </w:t>
+      </w:r>
+      <w:r>
+        <w:rPr>
+          <w:rStyle w:val="VerbatimChar"/>
+          <w:iCs/>
+          <w:i/>
+        </w:rPr>
+        <w:t xml:space="preserve">docs/mse1_make_data.log</w:t>
+      </w:r>
+      <w:r>
+        <w:rPr>
+          <w:iCs/>
+          <w:i/>
+        </w:rPr>
+        <w:t xml:space="preserve">)</w:t>
       </w:r>
     </w:p>
     <w:p>
@@ -3833,7 +4963,7 @@
         <w:pStyle w:val="Compact"/>
       </w:pPr>
       <w:r>
-        <w:t xml:space="preserve">☐ Cross-split overlap check prints</w:t>
+        <w:t xml:space="preserve">☒ Cross-split overlap check prints</w:t>
       </w:r>
       <w:r>
         <w:t xml:space="preserve"> </w:t>
@@ -3849,6 +4979,16 @@
       </w:r>
       <w:r>
         <w:t xml:space="preserve">duplicate pairs between train and test for WELFake and ISOT.</w:t>
+      </w:r>
+      <w:r>
+        <w:t xml:space="preserve"> </w:t>
+      </w:r>
+      <w:r>
+        <w:rPr>
+          <w:iCs/>
+          <w:i/>
+        </w:rPr>
+        <w:t xml:space="preserve">(exact and MinHash, train↔val and train↔test)</w:t>
       </w:r>
     </w:p>
     <w:p>
@@ -3860,7 +5000,54 @@
         <w:pStyle w:val="Compact"/>
       </w:pPr>
       <w:r>
-        <w:t xml:space="preserve">☐ Split proportions are 80/10/10 ± 0.5% and class proportions in each split match the full dataset ± 1% (stratification).</w:t>
+        <w:t xml:space="preserve">☒ Split proportions are 80/10/10 ± 0.5% and class proportions in each split match the full dataset ± 1% (stratification).</w:t>
+      </w:r>
+      <w:r>
+        <w:t xml:space="preserve"> </w:t>
+      </w:r>
+      <w:r>
+        <w:rPr>
+          <w:iCs/>
+          <w:i/>
+        </w:rPr>
+        <w:t xml:space="preserve">(</w:t>
+      </w:r>
+      <w:r>
+        <w:rPr>
+          <w:rStyle w:val="VerbatimChar"/>
+          <w:iCs/>
+          <w:i/>
+        </w:rPr>
+        <w:t xml:space="preserve">test_split_ratios</w:t>
+      </w:r>
+      <w:r>
+        <w:rPr>
+          <w:iCs/>
+          <w:i/>
+        </w:rPr>
+        <w:t xml:space="preserve">,</w:t>
+      </w:r>
+      <w:r>
+        <w:rPr>
+          <w:iCs/>
+          <w:i/>
+        </w:rPr>
+        <w:t xml:space="preserve"> </w:t>
+      </w:r>
+      <w:r>
+        <w:rPr>
+          <w:rStyle w:val="VerbatimChar"/>
+          <w:iCs/>
+          <w:i/>
+        </w:rPr>
+        <w:t xml:space="preserve">test_split_stratified</w:t>
+      </w:r>
+      <w:r>
+        <w:rPr>
+          <w:iCs/>
+          <w:i/>
+        </w:rPr>
+        <w:t xml:space="preserve">)</w:t>
       </w:r>
     </w:p>
     <w:p>
@@ -3872,7 +5059,7 @@
         <w:pStyle w:val="Compact"/>
       </w:pPr>
       <w:r>
-        <w:t xml:space="preserve">☐</w:t>
+        <w:t xml:space="preserve">☒</w:t>
       </w:r>
       <w:r>
         <w:t xml:space="preserve"> </w:t>
@@ -3887,7 +5074,7 @@
         <w:t xml:space="preserve"> </w:t>
       </w:r>
       <w:r>
-        <w:t xml:space="preserve">on the processed ISOT text returns 0; the artefact-only classifier’s ISOT accuracy is reported (expected: very high, ≥ 0.9 — measured 0.996 on 2026-08-28, logged in</w:t>
+        <w:t xml:space="preserve">on the processed ISOT text returns 0; the artefact-only classifier’s ISOT accuracy is reported (expected: very high, ≥ 0.9 — measured 0.9973 ± 0.0006 on 2026-08-28 with the 26 text patterns, logged in</w:t>
       </w:r>
       <w:r>
         <w:t xml:space="preserve"> </w:t>
@@ -3911,7 +5098,32 @@
         <w:pStyle w:val="Compact"/>
       </w:pPr>
       <w:r>
-        <w:t xml:space="preserve">☐ Cased text is preserved in the parquet; lower-casing happens inside the TF-IDF vectoriser only.</w:t>
+        <w:t xml:space="preserve">☒ Cased text is preserved in the parquet; lower-casing happens inside the TF-IDF vectoriser only.</w:t>
+      </w:r>
+      <w:r>
+        <w:t xml:space="preserve"> </w:t>
+      </w:r>
+      <w:r>
+        <w:rPr>
+          <w:iCs/>
+          <w:i/>
+        </w:rPr>
+        <w:t xml:space="preserve">(</w:t>
+      </w:r>
+      <w:r>
+        <w:rPr>
+          <w:rStyle w:val="VerbatimChar"/>
+          <w:iCs/>
+          <w:i/>
+        </w:rPr>
+        <w:t xml:space="preserve">test_cased_text_preserved</w:t>
+      </w:r>
+      <w:r>
+        <w:rPr>
+          <w:iCs/>
+          <w:i/>
+        </w:rPr>
+        <w:t xml:space="preserve">)</w:t>
       </w:r>
     </w:p>
     <w:p>
@@ -3923,7 +5135,7 @@
         <w:pStyle w:val="Compact"/>
       </w:pPr>
       <w:r>
-        <w:t xml:space="preserve">☐</w:t>
+        <w:t xml:space="preserve">☒</w:t>
       </w:r>
       <w:r>
         <w:t xml:space="preserve"> </w:t>
@@ -3966,6 +5178,241 @@
       </w:r>
       <w:r>
         <w:t xml:space="preserve">.</w:t>
+      </w:r>
+      <w:r>
+        <w:t xml:space="preserve"> </w:t>
+      </w:r>
+      <w:r>
+        <w:rPr>
+          <w:iCs/>
+          <w:i/>
+        </w:rPr>
+        <w:t xml:space="preserve">(verified 28 Aug 20:00:</w:t>
+      </w:r>
+      <w:r>
+        <w:rPr>
+          <w:iCs/>
+          <w:i/>
+        </w:rPr>
+        <w:t xml:space="preserve"> </w:t>
+      </w:r>
+      <w:r>
+        <w:rPr>
+          <w:rStyle w:val="VerbatimChar"/>
+          <w:iCs/>
+          <w:i/>
+        </w:rPr>
+        <w:t xml:space="preserve">git clone</w:t>
+      </w:r>
+      <w:r>
+        <w:rPr>
+          <w:iCs/>
+          <w:i/>
+        </w:rPr>
+        <w:t xml:space="preserve"> </w:t>
+      </w:r>
+      <w:r>
+        <w:rPr>
+          <w:iCs/>
+          <w:i/>
+        </w:rPr>
+        <w:t xml:space="preserve">of commit</w:t>
+      </w:r>
+      <w:r>
+        <w:rPr>
+          <w:iCs/>
+          <w:i/>
+        </w:rPr>
+        <w:t xml:space="preserve"> </w:t>
+      </w:r>
+      <w:r>
+        <w:rPr>
+          <w:rStyle w:val="VerbatimChar"/>
+          <w:iCs/>
+          <w:i/>
+        </w:rPr>
+        <w:t xml:space="preserve">4e0a9b1</w:t>
+      </w:r>
+      <w:r>
+        <w:rPr>
+          <w:iCs/>
+          <w:i/>
+        </w:rPr>
+        <w:t xml:space="preserve"> </w:t>
+      </w:r>
+      <w:r>
+        <w:rPr>
+          <w:iCs/>
+          <w:i/>
+        </w:rPr>
+        <w:t xml:space="preserve">into a scratch directory with only</w:t>
+      </w:r>
+      <w:r>
+        <w:rPr>
+          <w:iCs/>
+          <w:i/>
+        </w:rPr>
+        <w:t xml:space="preserve"> </w:t>
+      </w:r>
+      <w:r>
+        <w:rPr>
+          <w:rStyle w:val="VerbatimChar"/>
+          <w:iCs/>
+          <w:i/>
+        </w:rPr>
+        <w:t xml:space="preserve">.venv</w:t>
+      </w:r>
+      <w:r>
+        <w:rPr>
+          <w:iCs/>
+          <w:i/>
+        </w:rPr>
+        <w:t xml:space="preserve"> </w:t>
+      </w:r>
+      <w:r>
+        <w:rPr>
+          <w:iCs/>
+          <w:i/>
+        </w:rPr>
+        <w:t xml:space="preserve">and</w:t>
+      </w:r>
+      <w:r>
+        <w:rPr>
+          <w:iCs/>
+          <w:i/>
+        </w:rPr>
+        <w:t xml:space="preserve"> </w:t>
+      </w:r>
+      <w:r>
+        <w:rPr>
+          <w:rStyle w:val="VerbatimChar"/>
+          <w:iCs/>
+          <w:i/>
+        </w:rPr>
+        <w:t xml:space="preserve">data/raw/</w:t>
+      </w:r>
+      <w:r>
+        <w:rPr>
+          <w:iCs/>
+          <w:i/>
+        </w:rPr>
+        <w:t xml:space="preserve"> </w:t>
+      </w:r>
+      <w:r>
+        <w:rPr>
+          <w:iCs/>
+          <w:i/>
+        </w:rPr>
+        <w:t xml:space="preserve">linked in →</w:t>
+      </w:r>
+      <w:r>
+        <w:rPr>
+          <w:iCs/>
+          <w:i/>
+        </w:rPr>
+        <w:t xml:space="preserve"> </w:t>
+      </w:r>
+      <w:r>
+        <w:rPr>
+          <w:rStyle w:val="VerbatimChar"/>
+          <w:iCs/>
+          <w:i/>
+        </w:rPr>
+        <w:t xml:space="preserve">make data</w:t>
+      </w:r>
+      <w:r>
+        <w:rPr>
+          <w:iCs/>
+          <w:i/>
+        </w:rPr>
+        <w:t xml:space="preserve"> </w:t>
+      </w:r>
+      <w:r>
+        <w:rPr>
+          <w:iCs/>
+          <w:i/>
+        </w:rPr>
+        <w:t xml:space="preserve">6.8 min, all 14 split CSVs / parquets byte-identical to the main checkout,</w:t>
+      </w:r>
+      <w:r>
+        <w:rPr>
+          <w:iCs/>
+          <w:i/>
+        </w:rPr>
+        <w:t xml:space="preserve"> </w:t>
+      </w:r>
+      <w:r>
+        <w:rPr>
+          <w:rStyle w:val="VerbatimChar"/>
+          <w:iCs/>
+          <w:i/>
+        </w:rPr>
+        <w:t xml:space="preserve">make test</w:t>
+      </w:r>
+      <w:r>
+        <w:rPr>
+          <w:iCs/>
+          <w:i/>
+        </w:rPr>
+        <w:t xml:space="preserve"> </w:t>
+      </w:r>
+      <w:r>
+        <w:rPr>
+          <w:iCs/>
+          <w:i/>
+        </w:rPr>
+        <w:t xml:space="preserve">101 passed + 1 skipped (the saved-model test skips without</w:t>
+      </w:r>
+      <w:r>
+        <w:rPr>
+          <w:iCs/>
+          <w:i/>
+        </w:rPr>
+        <w:t xml:space="preserve"> </w:t>
+      </w:r>
+      <w:r>
+        <w:rPr>
+          <w:rStyle w:val="VerbatimChar"/>
+          <w:iCs/>
+          <w:i/>
+        </w:rPr>
+        <w:t xml:space="preserve">make train-baselines</w:t>
+      </w:r>
+      <w:r>
+        <w:rPr>
+          <w:iCs/>
+          <w:i/>
+        </w:rPr>
+        <w:t xml:space="preserve">),</w:t>
+      </w:r>
+      <w:r>
+        <w:rPr>
+          <w:iCs/>
+          <w:i/>
+        </w:rPr>
+        <w:t xml:space="preserve"> </w:t>
+      </w:r>
+      <w:r>
+        <w:rPr>
+          <w:rStyle w:val="VerbatimChar"/>
+          <w:iCs/>
+          <w:i/>
+        </w:rPr>
+        <w:t xml:space="preserve">make paper</w:t>
+      </w:r>
+      <w:r>
+        <w:rPr>
+          <w:iCs/>
+          <w:i/>
+        </w:rPr>
+        <w:t xml:space="preserve"> </w:t>
+      </w:r>
+      <w:r>
+        <w:rPr>
+          <w:iCs/>
+          <w:i/>
+        </w:rPr>
+        <w:t xml:space="preserve">5 pages, no undefined citations)</w:t>
       </w:r>
     </w:p>
     <w:p>
@@ -4165,7 +5612,124 @@
         <w:rPr>
           <w:rStyle w:val="CommentTok"/>
         </w:rPr>
-        <w:t xml:space="preserve"># 48,677 = 80% of the 60,847 de-duplicated rows</w:t>
+        <w:t xml:space="preserve"># 48,639 = 80% of the 60,799 de-duplicated rows</w:t>
+      </w:r>
+      <w:r>
+        <w:br/>
+      </w:r>
+      <w:r>
+        <w:rPr>
+          <w:rStyle w:val="FunctionTok"/>
+        </w:rPr>
+        <w:t xml:space="preserve">grep</w:t>
+      </w:r>
+      <w:r>
+        <w:rPr>
+          <w:rStyle w:val="NormalTok"/>
+        </w:rPr>
+        <w:t xml:space="preserve"> </w:t>
+      </w:r>
+      <w:r>
+        <w:rPr>
+          <w:rStyle w:val="AttributeTok"/>
+        </w:rPr>
+        <w:t xml:space="preserve">-c</w:t>
+      </w:r>
+      <w:r>
+        <w:rPr>
+          <w:rStyle w:val="NormalTok"/>
+        </w:rPr>
+        <w:t xml:space="preserve"> </w:t>
+      </w:r>
+      <w:r>
+        <w:rPr>
+          <w:rStyle w:val="StringTok"/>
+        </w:rPr>
+        <w:t xml:space="preserve">""</w:t>
+      </w:r>
+      <w:r>
+        <w:rPr>
+          <w:rStyle w:val="NormalTok"/>
+        </w:rPr>
+        <w:t xml:space="preserve"> docs/mse1_make_data.log</w:t>
+      </w:r>
+      <w:r>
+        <w:rPr>
+          <w:rStyle w:val="KeywordTok"/>
+        </w:rPr>
+        <w:t xml:space="preserve">;</w:t>
+      </w:r>
+      <w:r>
+        <w:rPr>
+          <w:rStyle w:val="NormalTok"/>
+        </w:rPr>
+        <w:t xml:space="preserve"> </w:t>
+      </w:r>
+      <w:r>
+        <w:rPr>
+          <w:rStyle w:val="FunctionTok"/>
+        </w:rPr>
+        <w:t xml:space="preserve">grep</w:t>
+      </w:r>
+      <w:r>
+        <w:rPr>
+          <w:rStyle w:val="NormalTok"/>
+        </w:rPr>
+        <w:t xml:space="preserve"> </w:t>
+      </w:r>
+      <w:r>
+        <w:rPr>
+          <w:rStyle w:val="StringTok"/>
+        </w:rPr>
+        <w:t xml:space="preserve">"artefact patterns stripped"</w:t>
+      </w:r>
+      <w:r>
+        <w:rPr>
+          <w:rStyle w:val="NormalTok"/>
+        </w:rPr>
+        <w:t xml:space="preserve"> docs/mse1_make_data.log </w:t>
+      </w:r>
+      <w:r>
+        <w:rPr>
+          <w:rStyle w:val="KeywordTok"/>
+        </w:rPr>
+        <w:t xml:space="preserve">|</w:t>
+      </w:r>
+      <w:r>
+        <w:rPr>
+          <w:rStyle w:val="NormalTok"/>
+        </w:rPr>
+        <w:t xml:space="preserve"> </w:t>
+      </w:r>
+      <w:r>
+        <w:rPr>
+          <w:rStyle w:val="FunctionTok"/>
+        </w:rPr>
+        <w:t xml:space="preserve">head</w:t>
+      </w:r>
+      <w:r>
+        <w:rPr>
+          <w:rStyle w:val="NormalTok"/>
+        </w:rPr>
+        <w:t xml:space="preserve"> </w:t>
+      </w:r>
+      <w:r>
+        <w:rPr>
+          <w:rStyle w:val="AttributeTok"/>
+        </w:rPr>
+        <w:t xml:space="preserve">-1</w:t>
+      </w:r>
+      <w:r>
+        <w:rPr>
+          <w:rStyle w:val="NormalTok"/>
+        </w:rPr>
+        <w:t xml:space="preserve">   </w:t>
+      </w:r>
+      <w:r>
+        <w:rPr>
+          <w:rStyle w:val="CommentTok"/>
+        </w:rPr>
+        <w:t xml:space="preserve"># per-pattern document counts</w:t>
       </w:r>
     </w:p>
     <w:p>
@@ -4403,7 +5967,7 @@
         <w:t xml:space="preserve"> </w:t>
       </w:r>
       <w:r>
-        <w:t xml:space="preserve">The length histogram shows most article heads (title + first ~200 tokens) carry the signal; 256 fits fp16 batch 16 on a 4 GB GPU.</w:t>
+        <w:t xml:space="preserve">Honest answer: it is a GPU-budget choice, not a coverage choice — the DistilBERT tokenizer coverage plot shows only 19 % of WELFake inputs fit entirely in 256 tokens (50 % in 512; head truncation at 256 keeps a median 50 % of an article), but the title + lede that survive carry most of the style signal and 256 fits fp16 batch 16 on a 4 GB GPU. The MSE2 sweep therefore compares 256 vs 512 (batch 8 × grad-accum 2), not 128 vs 256.</w:t>
       </w:r>
     </w:p>
     <w:p>
@@ -4619,7 +6183,52 @@
               <w:jc w:val="left"/>
             </w:pPr>
             <w:r>
-              <w:t xml:space="preserve">Token-length histograms per class → max_len 256; fake articles’ length pattern</w:t>
+              <w:t xml:space="preserve">Word-length histograms per class → the</w:t>
+            </w:r>
+            <w:r>
+              <w:t xml:space="preserve"> </w:t>
+            </w:r>
+            <w:r>
+              <w:rPr>
+                <w:iCs/>
+                <w:i/>
+              </w:rPr>
+              <w:t xml:space="preserve">real</w:t>
+            </w:r>
+            <w:r>
+              <w:t xml:space="preserve"> </w:t>
+            </w:r>
+            <w:r>
+              <w:t xml:space="preserve">class has the wider spread (short wire briefs, long pieces), fakes cluster at 250–550 words; no length feature</w:t>
+            </w:r>
+          </w:p>
+        </w:tc>
+      </w:tr>
+      <w:tr>
+        <w:tc>
+          <w:tcPr/>
+          <w:p>
+            <w:pPr>
+              <w:pStyle w:val="Compact"/>
+              <w:jc w:val="left"/>
+            </w:pPr>
+            <w:r>
+              <w:rPr>
+                <w:rStyle w:val="VerbatimChar"/>
+              </w:rPr>
+              <w:t xml:space="preserve">eda_maxlen_coverage.png</w:t>
+            </w:r>
+          </w:p>
+        </w:tc>
+        <w:tc>
+          <w:tcPr/>
+          <w:p>
+            <w:pPr>
+              <w:pStyle w:val="Compact"/>
+              <w:jc w:val="left"/>
+            </w:pPr>
+            <w:r>
+              <w:t xml:space="preserve">DistilBERT-tokenizer coverage: 8.6 % / 19.1 % / 50.1 % of WELFake inputs fit in 128 / 256 / 512 tokens → max_len 256 is a GPU-budget choice; sweep 256 vs 512</w:t>
             </w:r>
           </w:p>
         </w:tc>
@@ -4663,7 +6272,19 @@
               <w:jc w:val="left"/>
             </w:pPr>
             <w:r>
-              <w:t xml:space="preserve">Top 30 uni/bigrams per class before and after artefact removal →</w:t>
+              <w:t xml:space="preserve">Top 30 uni/bigrams per class before and after artefact removal → the source tokens (</w:t>
+            </w:r>
+            <w:r>
+              <w:t xml:space="preserve">“</w:t>
+            </w:r>
+            <w:r>
+              <w:t xml:space="preserve">reuters</w:t>
+            </w:r>
+            <w:r>
+              <w:t xml:space="preserve">”</w:t>
+            </w:r>
+            <w:r>
+              <w:t xml:space="preserve">,</w:t>
             </w:r>
             <w:r>
               <w:t xml:space="preserve"> </w:t>
@@ -4672,12 +6293,27 @@
               <w:t xml:space="preserve">“</w:t>
             </w:r>
             <w:r>
-              <w:t xml:space="preserve">Reuters</w:t>
+              <w:t xml:space="preserve">washington</w:t>
             </w:r>
             <w:r>
               <w:t xml:space="preserve">”</w:t>
             </w:r>
             <w:r>
+              <w:t xml:space="preserve">;</w:t>
+            </w:r>
+            <w:r>
+              <w:t xml:space="preserve"> </w:t>
+            </w:r>
+            <w:r>
+              <w:t xml:space="preserve">“</w:t>
+            </w:r>
+            <w:r>
+              <w:t xml:space="preserve">featured image</w:t>
+            </w:r>
+            <w:r>
+              <w:t xml:space="preserve">”</w:t>
+            </w:r>
+            <w:r>
               <w:t xml:space="preserve">,</w:t>
             </w:r>
             <w:r>
@@ -4687,46 +6323,124 @@
               <w:t xml:space="preserve">“</w:t>
             </w:r>
             <w:r>
+              <w:t xml:space="preserve">image via</w:t>
+            </w:r>
+            <w:r>
+              <w:t xml:space="preserve">”</w:t>
+            </w:r>
+            <w:r>
+              <w:t xml:space="preserve">,</w:t>
+            </w:r>
+            <w:r>
+              <w:t xml:space="preserve"> </w:t>
+            </w:r>
+            <w:r>
+              <w:t xml:space="preserve">“</w:t>
+            </w:r>
+            <w:r>
+              <w:t xml:space="preserve">getty images</w:t>
+            </w:r>
+            <w:r>
+              <w:t xml:space="preserve">”</w:t>
+            </w:r>
+            <w:r>
+              <w:t xml:space="preserve">,</w:t>
+            </w:r>
+            <w:r>
+              <w:t xml:space="preserve"> </w:t>
+            </w:r>
+            <w:r>
+              <w:t xml:space="preserve">“</w:t>
+            </w:r>
+            <w:r>
+              <w:t xml:space="preserve">pic twitter</w:t>
+            </w:r>
+            <w:r>
+              <w:t xml:space="preserve">”</w:t>
+            </w:r>
+            <w:r>
+              <w:t xml:space="preserve">,</w:t>
+            </w:r>
+            <w:r>
+              <w:t xml:space="preserve"> </w:t>
+            </w:r>
+            <w:r>
+              <w:t xml:space="preserve">“</w:t>
+            </w:r>
+            <w:r>
+              <w:t xml:space="preserve">twitter com</w:t>
+            </w:r>
+            <w:r>
+              <w:t xml:space="preserve">”</w:t>
+            </w:r>
+            <w:r>
+              <w:t xml:space="preserve">,</w:t>
+            </w:r>
+            <w:r>
+              <w:t xml:space="preserve"> </w:t>
+            </w:r>
+            <w:r>
+              <w:t xml:space="preserve">“</w:t>
+            </w:r>
+            <w:r>
+              <w:t xml:space="preserve">21wire</w:t>
+            </w:r>
+            <w:r>
+              <w:t xml:space="preserve">”</w:t>
+            </w:r>
+            <w:r>
+              <w:t xml:space="preserve">,</w:t>
+            </w:r>
+            <w:r>
+              <w:t xml:space="preserve"> </w:t>
+            </w:r>
+            <w:r>
+              <w:t xml:space="preserve">“</w:t>
+            </w:r>
+            <w:r>
+              <w:t xml:space="preserve">https</w:t>
+            </w:r>
+            <w:r>
+              <w:t xml:space="preserve">”</w:t>
+            </w:r>
+            <w:r>
+              <w:t xml:space="preserve">) vanish;</w:t>
+            </w:r>
+            <w:r>
+              <w:t xml:space="preserve"> </w:t>
+            </w:r>
+            <w:r>
+              <w:t xml:space="preserve">“</w:t>
+            </w:r>
+            <w:r>
               <w:t xml:space="preserve">said</w:t>
             </w:r>
             <w:r>
               <w:t xml:space="preserve">”</w:t>
             </w:r>
             <w:r>
-              <w:t xml:space="preserve">,</w:t>
-            </w:r>
-            <w:r>
               <w:t xml:space="preserve"> </w:t>
             </w:r>
             <w:r>
+              <w:t xml:space="preserve">(register) and</w:t>
+            </w:r>
+            <w:r>
+              <w:t xml:space="preserve"> </w:t>
+            </w:r>
+            <w:r>
               <w:t xml:space="preserve">“</w:t>
             </w:r>
             <w:r>
-              <w:t xml:space="preserve">video</w:t>
+              <w:t xml:space="preserve">hillary</w:t>
             </w:r>
             <w:r>
               <w:t xml:space="preserve">”</w:t>
             </w:r>
             <w:r>
-              <w:t xml:space="preserve">,</w:t>
-            </w:r>
-            <w:r>
               <w:t xml:space="preserve"> </w:t>
             </w:r>
             <w:r>
-              <w:t xml:space="preserve">“</w:t>
-            </w:r>
-            <w:r>
-              <w:t xml:space="preserve">Hillary</w:t>
-            </w:r>
-            <w:r>
-              <w:t xml:space="preserve">”</w:t>
-            </w:r>
-            <w:r>
-              <w:t xml:space="preserve"> </w:t>
-            </w:r>
-            <w:r>
-              <w:t xml:space="preserve">leakage tokens</w:t>
+              <w:t xml:space="preserve">(content) remain</w:t>
             </w:r>
           </w:p>
         </w:tc>
@@ -4900,7 +6614,7 @@
               <w:jc w:val="left"/>
             </w:pPr>
             <w:r>
-              <w:t xml:space="preserve">FEVER subset label balance; evidence-sentence lengths → stance model input sizing</w:t>
+              <w:t xml:space="preserve">FEVER subset label balance; evidence pointers per claim (the parquet stores page + sentence ids, not sentence text) and claim length → stance model input sizing</w:t>
             </w:r>
           </w:p>
         </w:tc>
@@ -4946,19 +6660,192 @@
               <w:rPr>
                 <w:rStyle w:val="VerbatimChar"/>
               </w:rPr>
+              <w:t xml:space="preserve">eda_title_length.png</w:t>
+            </w:r>
+            <w:r>
+              <w:t xml:space="preserve">,</w:t>
+            </w:r>
+            <w:r>
+              <w:t xml:space="preserve"> </w:t>
+            </w:r>
+            <w:r>
+              <w:rPr>
+                <w:rStyle w:val="VerbatimChar"/>
+              </w:rPr>
+              <w:t xml:space="preserve">eda_leakage_tokens.png</w:t>
+            </w:r>
+            <w:r>
+              <w:t xml:space="preserve">,</w:t>
+            </w:r>
+            <w:r>
+              <w:t xml:space="preserve"> </w:t>
+            </w:r>
+            <w:r>
+              <w:rPr>
+                <w:rStyle w:val="VerbatimChar"/>
+              </w:rPr>
+              <w:t xml:space="preserve">eda_artefact_classifier.png</w:t>
+            </w:r>
+            <w:r>
+              <w:t xml:space="preserve">,</w:t>
+            </w:r>
+            <w:r>
+              <w:t xml:space="preserve"> </w:t>
+            </w:r>
+            <w:r>
+              <w:rPr>
+                <w:rStyle w:val="VerbatimChar"/>
+              </w:rPr>
+              <w:t xml:space="preserve">eda_liar_speakers.png</w:t>
+            </w:r>
+            <w:r>
+              <w:t xml:space="preserve">,</w:t>
+            </w:r>
+            <w:r>
+              <w:t xml:space="preserve"> </w:t>
+            </w:r>
+            <w:r>
+              <w:rPr>
+                <w:rStyle w:val="VerbatimChar"/>
+              </w:rPr>
+              <w:t xml:space="preserve">eda_vocab_overlap.png</w:t>
+            </w:r>
+            <w:r>
+              <w:t xml:space="preserve">,</w:t>
+            </w:r>
+            <w:r>
+              <w:t xml:space="preserve"> </w:t>
+            </w:r>
+            <w:r>
+              <w:rPr>
+                <w:rStyle w:val="VerbatimChar"/>
+              </w:rPr>
+              <w:t xml:space="preserve">eda_sources.png</w:t>
+            </w:r>
+          </w:p>
+        </w:tc>
+        <w:tc>
+          <w:tcPr/>
+          <w:p>
+            <w:pPr>
+              <w:pStyle w:val="Compact"/>
+              <w:jc w:val="left"/>
+            </w:pPr>
+            <w:r>
+              <w:t xml:space="preserve">Extra figures (18 in total): title length / ALL-CAPS share, per-token leakage counts, artefact-only classifier vs dummy, LIAR speaker shortcut,</w:t>
+            </w:r>
+            <w:r>
+              <w:t xml:space="preserve"> </w:t>
+            </w:r>
+            <w:r>
+              <w:rPr>
+                <w:bCs/>
+                <w:b/>
+              </w:rPr>
+              <w:t xml:space="preserve">ISOT ⊂ WELFake</w:t>
+            </w:r>
+            <w:r>
+              <w:t xml:space="preserve"> </w:t>
+            </w:r>
+            <w:r>
+              <w:t xml:space="preserve">vocabulary overlap, ISOT</w:t>
+            </w:r>
+            <w:r>
+              <w:t xml:space="preserve"> </w:t>
+            </w:r>
+            <w:r>
+              <w:rPr>
+                <w:rStyle w:val="VerbatimChar"/>
+              </w:rPr>
+              <w:t xml:space="preserve">subject</w:t>
+            </w:r>
+            <w:r>
+              <w:t xml:space="preserve"> </w:t>
+            </w:r>
+            <w:r>
+              <w:t xml:space="preserve">/ FakeNewsNet domain as label proxies</w:t>
+            </w:r>
+          </w:p>
+        </w:tc>
+      </w:tr>
+      <w:tr>
+        <w:tc>
+          <w:tcPr/>
+          <w:p>
+            <w:pPr>
+              <w:pStyle w:val="Compact"/>
+              <w:jc w:val="left"/>
+            </w:pPr>
+            <w:r>
+              <w:rPr>
+                <w:rStyle w:val="VerbatimChar"/>
+              </w:rPr>
               <w:t xml:space="preserve">docs/eda_summary.md</w:t>
             </w:r>
-          </w:p>
-        </w:tc>
-        <w:tc>
-          <w:tcPr/>
-          <w:p>
-            <w:pPr>
-              <w:pStyle w:val="Compact"/>
-              <w:jc w:val="left"/>
-            </w:pPr>
-            <w:r>
-              <w:t xml:space="preserve">One insight per figure; leakage-token table with artefact-only classifier accuracy</w:t>
+            <w:r>
+              <w:t xml:space="preserve">,</w:t>
+            </w:r>
+            <w:r>
+              <w:t xml:space="preserve"> </w:t>
+            </w:r>
+            <w:r>
+              <w:rPr>
+                <w:rStyle w:val="VerbatimChar"/>
+              </w:rPr>
+              <w:t xml:space="preserve">data/processed/eda_numbers.json</w:t>
+            </w:r>
+          </w:p>
+        </w:tc>
+        <w:tc>
+          <w:tcPr/>
+          <w:p>
+            <w:pPr>
+              <w:pStyle w:val="Compact"/>
+              <w:jc w:val="left"/>
+            </w:pPr>
+            <w:r>
+              <w:t xml:space="preserve">One insight + design decision per figure (generated by the notebook’s last cell); every quoted number, machine-readable</w:t>
+            </w:r>
+          </w:p>
+        </w:tc>
+      </w:tr>
+      <w:tr>
+        <w:tc>
+          <w:tcPr/>
+          <w:p>
+            <w:pPr>
+              <w:pStyle w:val="Compact"/>
+              <w:jc w:val="left"/>
+            </w:pPr>
+            <w:r>
+              <w:rPr>
+                <w:rStyle w:val="VerbatimChar"/>
+              </w:rPr>
+              <w:t xml:space="preserve">scripts/build_notebook_01.py</w:t>
+            </w:r>
+            <w:r>
+              <w:t xml:space="preserve">,</w:t>
+            </w:r>
+            <w:r>
+              <w:t xml:space="preserve"> </w:t>
+            </w:r>
+            <w:r>
+              <w:rPr>
+                <w:rStyle w:val="VerbatimChar"/>
+              </w:rPr>
+              <w:t xml:space="preserve">make eda</w:t>
+            </w:r>
+          </w:p>
+        </w:tc>
+        <w:tc>
+          <w:tcPr/>
+          <w:p>
+            <w:pPr>
+              <w:pStyle w:val="Compact"/>
+              <w:jc w:val="left"/>
+            </w:pPr>
+            <w:r>
+              <w:t xml:space="preserve">The notebook is generated from the builder and executed in place (≈ 4 min CPU, ≈ 2.5 GB RAM)</w:t>
             </w:r>
           </w:p>
         </w:tc>
@@ -4985,7 +6872,7 @@
         <w:pStyle w:val="Compact"/>
       </w:pPr>
       <w:r>
-        <w:t xml:space="preserve">☐ ≥ 10 figures exist in</w:t>
+        <w:t xml:space="preserve">☒ ≥ 10 figures exist in</w:t>
       </w:r>
       <w:r>
         <w:t xml:space="preserve"> </w:t>
@@ -5001,6 +6888,45 @@
       </w:r>
       <w:r>
         <w:t xml:space="preserve">with the names above, each ≥ 150 dpi, titled, axis-labelled, legend where needed.</w:t>
+      </w:r>
+      <w:r>
+        <w:t xml:space="preserve"> </w:t>
+      </w:r>
+      <w:r>
+        <w:rPr>
+          <w:iCs/>
+          <w:i/>
+        </w:rPr>
+        <w:t xml:space="preserve">(18 figures at 200 dpi;</w:t>
+      </w:r>
+      <w:r>
+        <w:rPr>
+          <w:iCs/>
+          <w:i/>
+        </w:rPr>
+        <w:t xml:space="preserve"> </w:t>
+      </w:r>
+      <w:r>
+        <w:rPr>
+          <w:rStyle w:val="VerbatimChar"/>
+          <w:iCs/>
+          <w:i/>
+        </w:rPr>
+        <w:t xml:space="preserve">tests/test_eda.py</w:t>
+      </w:r>
+      <w:r>
+        <w:rPr>
+          <w:iCs/>
+          <w:i/>
+        </w:rPr>
+        <w:t xml:space="preserve"> </w:t>
+      </w:r>
+      <w:r>
+        <w:rPr>
+          <w:iCs/>
+          <w:i/>
+        </w:rPr>
+        <w:t xml:space="preserve">checks the 18 names)</w:t>
       </w:r>
     </w:p>
     <w:p>
@@ -5012,7 +6938,7 @@
         <w:pStyle w:val="Compact"/>
       </w:pPr>
       <w:r>
-        <w:t xml:space="preserve">☐</w:t>
+        <w:t xml:space="preserve">☒</w:t>
       </w:r>
       <w:r>
         <w:t xml:space="preserve"> </w:t>
@@ -5046,6 +6972,31 @@
       </w:r>
       <w:r>
         <w:t xml:space="preserve">in ≤ 20 min on CPU and regenerates every figure.</w:t>
+      </w:r>
+      <w:r>
+        <w:t xml:space="preserve"> </w:t>
+      </w:r>
+      <w:r>
+        <w:rPr>
+          <w:iCs/>
+          <w:i/>
+        </w:rPr>
+        <w:t xml:space="preserve">(</w:t>
+      </w:r>
+      <w:r>
+        <w:rPr>
+          <w:rStyle w:val="VerbatimChar"/>
+          <w:iCs/>
+          <w:i/>
+        </w:rPr>
+        <w:t xml:space="preserve">make eda</w:t>
+      </w:r>
+      <w:r>
+        <w:rPr>
+          <w:iCs/>
+          <w:i/>
+        </w:rPr>
+        <w:t xml:space="preserve">: ≈ 10 min after the artefact-pattern list grew to 26 — the artefact-only classifier is recomputed on raw + processed WELFake and ISOT; was 4 min with 9 patterns)</w:t>
       </w:r>
     </w:p>
     <w:p>
@@ -5057,7 +7008,61 @@
         <w:pStyle w:val="Compact"/>
       </w:pPr>
       <w:r>
-        <w:t xml:space="preserve">☐ The before/after n-gram figures visibly differ (leakage tokens disappear after artefact removal).</w:t>
+        <w:t xml:space="preserve">☒ The before/after n-gram figures visibly differ (leakage tokens disappear after artefact removal).</w:t>
+      </w:r>
+      <w:r>
+        <w:t xml:space="preserve"> </w:t>
+      </w:r>
+      <w:r>
+        <w:rPr>
+          <w:iCs/>
+          <w:i/>
+        </w:rPr>
+        <w:t xml:space="preserve">(red-highlighted bars in</w:t>
+      </w:r>
+      <w:r>
+        <w:rPr>
+          <w:iCs/>
+          <w:i/>
+        </w:rPr>
+        <w:t xml:space="preserve"> </w:t>
+      </w:r>
+      <w:r>
+        <w:rPr>
+          <w:rStyle w:val="VerbatimChar"/>
+          <w:iCs/>
+          <w:i/>
+        </w:rPr>
+        <w:t xml:space="preserve">eda_top_ngrams_before.png</w:t>
+      </w:r>
+      <w:r>
+        <w:rPr>
+          <w:iCs/>
+          <w:i/>
+        </w:rPr>
+        <w:t xml:space="preserve">; vanished tokens listed in</w:t>
+      </w:r>
+      <w:r>
+        <w:rPr>
+          <w:iCs/>
+          <w:i/>
+        </w:rPr>
+        <w:t xml:space="preserve"> </w:t>
+      </w:r>
+      <w:r>
+        <w:rPr>
+          <w:rStyle w:val="VerbatimChar"/>
+          <w:iCs/>
+          <w:i/>
+        </w:rPr>
+        <w:t xml:space="preserve">docs/eda_summary.md</w:t>
+      </w:r>
+      <w:r>
+        <w:rPr>
+          <w:iCs/>
+          <w:i/>
+        </w:rPr>
+        <w:t xml:space="preserve">)</w:t>
       </w:r>
     </w:p>
     <w:p>
@@ -5069,7 +7074,7 @@
         <w:pStyle w:val="Compact"/>
       </w:pPr>
       <w:r>
-        <w:t xml:space="preserve">☐</w:t>
+        <w:t xml:space="preserve">☒</w:t>
       </w:r>
       <w:r>
         <w:t xml:space="preserve"> </w:t>
@@ -5085,6 +7090,53 @@
       </w:r>
       <w:r>
         <w:t xml:space="preserve">has exactly one insight line per figure and states the artefact-only classifier accuracy on ISOT.</w:t>
+      </w:r>
+      <w:r>
+        <w:t xml:space="preserve"> </w:t>
+      </w:r>
+      <w:r>
+        <w:rPr>
+          <w:iCs/>
+          <w:i/>
+        </w:rPr>
+        <w:t xml:space="preserve">(</w:t>
+      </w:r>
+      <w:r>
+        <w:rPr>
+          <w:rStyle w:val="VerbatimChar"/>
+          <w:iCs/>
+          <w:i/>
+        </w:rPr>
+        <w:t xml:space="preserve">test_summary_has_exactly_one_line_per_figure</w:t>
+      </w:r>
+      <w:r>
+        <w:rPr>
+          <w:iCs/>
+          <w:i/>
+        </w:rPr>
+        <w:t xml:space="preserve">,</w:t>
+      </w:r>
+      <w:r>
+        <w:rPr>
+          <w:iCs/>
+          <w:i/>
+        </w:rPr>
+        <w:t xml:space="preserve"> </w:t>
+      </w:r>
+      <w:r>
+        <w:rPr>
+          <w:rStyle w:val="VerbatimChar"/>
+          <w:iCs/>
+          <w:i/>
+        </w:rPr>
+        <w:t xml:space="preserve">test_summary_states_leakage_and_duplicate_numbers</w:t>
+      </w:r>
+      <w:r>
+        <w:rPr>
+          <w:iCs/>
+          <w:i/>
+        </w:rPr>
+        <w:t xml:space="preserve">)</w:t>
       </w:r>
     </w:p>
     <w:p>
@@ -5096,7 +7148,7 @@
         <w:pStyle w:val="Compact"/>
       </w:pPr>
       <w:r>
-        <w:t xml:space="preserve">☐ Duplicate audit reports numbers (not just a plot): exact, near, cross-split — cross-split = 0 after preprocessing.</w:t>
+        <w:t xml:space="preserve">☒ Duplicate audit reports numbers (not just a plot): exact, near, cross-split — cross-split = 0 after preprocessing.</w:t>
       </w:r>
     </w:p>
     <w:p>
@@ -5108,7 +7160,39 @@
         <w:pStyle w:val="Compact"/>
       </w:pPr>
       <w:r>
-        <w:t xml:space="preserve">☐ At least one insight per figure is turned into a design decision (max_len, macro-F1, class weights, claim heuristics, temporal check).</w:t>
+        <w:t xml:space="preserve">☒ At least one insight per figure is turned into a design decision (max_len, macro-F1, class weights, claim heuristics, temporal check).</w:t>
+      </w:r>
+      <w:r>
+        <w:t xml:space="preserve"> </w:t>
+      </w:r>
+      <w:r>
+        <w:rPr>
+          <w:iCs/>
+          <w:i/>
+        </w:rPr>
+        <w:t xml:space="preserve">(third column of the table in</w:t>
+      </w:r>
+      <w:r>
+        <w:rPr>
+          <w:iCs/>
+          <w:i/>
+        </w:rPr>
+        <w:t xml:space="preserve"> </w:t>
+      </w:r>
+      <w:r>
+        <w:rPr>
+          <w:rStyle w:val="VerbatimChar"/>
+          <w:iCs/>
+          <w:i/>
+        </w:rPr>
+        <w:t xml:space="preserve">docs/eda_summary.md</w:t>
+      </w:r>
+      <w:r>
+        <w:rPr>
+          <w:iCs/>
+          <w:i/>
+        </w:rPr>
+        <w:t xml:space="preserve">)</w:t>
       </w:r>
     </w:p>
     <w:p>
@@ -5135,7 +7219,7 @@
         <w:t xml:space="preserve"> </w:t>
       </w:r>
       <w:r>
-        <w:t xml:space="preserve">(≥ 10); open</w:t>
+        <w:t xml:space="preserve">(18 ≥ 10); open</w:t>
       </w:r>
       <w:r>
         <w:t xml:space="preserve"> </w:t>
@@ -5147,7 +7231,19 @@
         <w:t xml:space="preserve">docs/eda_summary.md</w:t>
       </w:r>
       <w:r>
-        <w:t xml:space="preserve">; open</w:t>
+        <w:t xml:space="preserve">; (</w:t>
+      </w:r>
+      <w:r>
+        <w:rPr>
+          <w:rStyle w:val="VerbatimChar"/>
+        </w:rPr>
+        <w:t xml:space="preserve">make eda</w:t>
+      </w:r>
+      <w:r>
+        <w:t xml:space="preserve"> </w:t>
+      </w:r>
+      <w:r>
+        <w:t xml:space="preserve">regenerates everything in ≈ 4 min); open</w:t>
       </w:r>
       <w:r>
         <w:t xml:space="preserve"> </w:t>
@@ -5248,7 +7344,19 @@
         <w:t xml:space="preserve"> </w:t>
       </w:r>
       <w:r>
-        <w:t xml:space="preserve">Before removal:</w:t>
+        <w:t xml:space="preserve">Measured (n-gram lists and</w:t>
+      </w:r>
+      <w:r>
+        <w:t xml:space="preserve"> </w:t>
+      </w:r>
+      <w:r>
+        <w:rPr>
+          <w:rStyle w:val="VerbatimChar"/>
+        </w:rPr>
+        <w:t xml:space="preserve">eda_leakage_tokens.png</w:t>
+      </w:r>
+      <w:r>
+        <w:t xml:space="preserve">): before removal</w:t>
       </w:r>
       <w:r>
         <w:t xml:space="preserve"> </w:t>
@@ -5257,7 +7365,7 @@
         <w:t xml:space="preserve">“</w:t>
       </w:r>
       <w:r>
-        <w:t xml:space="preserve">Reuters</w:t>
+        <w:t xml:space="preserve">reuters</w:t>
       </w:r>
       <w:r>
         <w:t xml:space="preserve">”</w:t>
@@ -5272,12 +7380,30 @@
         <w:t xml:space="preserve">“</w:t>
       </w:r>
       <w:r>
-        <w:t xml:space="preserve">WASHINGTON</w:t>
+        <w:t xml:space="preserve">washington</w:t>
       </w:r>
       <w:r>
         <w:t xml:space="preserve">”</w:t>
       </w:r>
       <w:r>
+        <w:t xml:space="preserve"> </w:t>
+      </w:r>
+      <w:r>
+        <w:t xml:space="preserve">for real;</w:t>
+      </w:r>
+      <w:r>
+        <w:t xml:space="preserve"> </w:t>
+      </w:r>
+      <w:r>
+        <w:t xml:space="preserve">“</w:t>
+      </w:r>
+      <w:r>
+        <w:t xml:space="preserve">featured image</w:t>
+      </w:r>
+      <w:r>
+        <w:t xml:space="preserve">”</w:t>
+      </w:r>
+      <w:r>
         <w:t xml:space="preserve">,</w:t>
       </w:r>
       <w:r>
@@ -5287,16 +7413,118 @@
         <w:t xml:space="preserve">“</w:t>
       </w:r>
       <w:r>
+        <w:t xml:space="preserve">image via</w:t>
+      </w:r>
+      <w:r>
+        <w:t xml:space="preserve">”</w:t>
+      </w:r>
+      <w:r>
+        <w:t xml:space="preserve">,</w:t>
+      </w:r>
+      <w:r>
+        <w:t xml:space="preserve"> </w:t>
+      </w:r>
+      <w:r>
+        <w:t xml:space="preserve">“</w:t>
+      </w:r>
+      <w:r>
+        <w:t xml:space="preserve">getty images</w:t>
+      </w:r>
+      <w:r>
+        <w:t xml:space="preserve">”</w:t>
+      </w:r>
+      <w:r>
+        <w:t xml:space="preserve">,</w:t>
+      </w:r>
+      <w:r>
+        <w:t xml:space="preserve"> </w:t>
+      </w:r>
+      <w:r>
+        <w:t xml:space="preserve">“</w:t>
+      </w:r>
+      <w:r>
+        <w:t xml:space="preserve">pic twitter</w:t>
+      </w:r>
+      <w:r>
+        <w:t xml:space="preserve">”</w:t>
+      </w:r>
+      <w:r>
+        <w:t xml:space="preserve">,</w:t>
+      </w:r>
+      <w:r>
+        <w:t xml:space="preserve"> </w:t>
+      </w:r>
+      <w:r>
+        <w:t xml:space="preserve">“</w:t>
+      </w:r>
+      <w:r>
+        <w:t xml:space="preserve">twitter com</w:t>
+      </w:r>
+      <w:r>
+        <w:t xml:space="preserve">”</w:t>
+      </w:r>
+      <w:r>
+        <w:t xml:space="preserve">,</w:t>
+      </w:r>
+      <w:r>
+        <w:t xml:space="preserve"> </w:t>
+      </w:r>
+      <w:r>
+        <w:t xml:space="preserve">“</w:t>
+      </w:r>
+      <w:r>
+        <w:t xml:space="preserve">screen capture</w:t>
+      </w:r>
+      <w:r>
+        <w:t xml:space="preserve">”</w:t>
+      </w:r>
+      <w:r>
+        <w:t xml:space="preserve">,</w:t>
+      </w:r>
+      <w:r>
+        <w:t xml:space="preserve"> </w:t>
+      </w:r>
+      <w:r>
+        <w:t xml:space="preserve">“</w:t>
+      </w:r>
+      <w:r>
+        <w:t xml:space="preserve">21wire</w:t>
+      </w:r>
+      <w:r>
+        <w:t xml:space="preserve">”</w:t>
+      </w:r>
+      <w:r>
+        <w:t xml:space="preserve">,</w:t>
+      </w:r>
+      <w:r>
+        <w:t xml:space="preserve"> </w:t>
+      </w:r>
+      <w:r>
+        <w:t xml:space="preserve">“</w:t>
+      </w:r>
+      <w:r>
+        <w:t xml:space="preserve">https</w:t>
+      </w:r>
+      <w:r>
+        <w:t xml:space="preserve">”</w:t>
+      </w:r>
+      <w:r>
+        <w:t xml:space="preserve"> </w:t>
+      </w:r>
+      <w:r>
+        <w:t xml:space="preserve">for fake. After removal the top lists are topical (trump, clinton, president …) and the class-specific residue is register — attribution words (</w:t>
+      </w:r>
+      <w:r>
+        <w:t xml:space="preserve">“</w:t>
+      </w:r>
+      <w:r>
         <w:t xml:space="preserve">said</w:t>
       </w:r>
       <w:r>
         <w:t xml:space="preserve">”</w:t>
       </w:r>
       <w:r>
-        <w:t xml:space="preserve"> </w:t>
-      </w:r>
-      <w:r>
-        <w:t xml:space="preserve">for real;</w:t>
+        <w:t xml:space="preserve">,</w:t>
       </w:r>
       <w:r>
         <w:t xml:space="preserve"> </w:t>
@@ -5305,12 +7533,24 @@
         <w:t xml:space="preserve">“</w:t>
       </w:r>
       <w:r>
-        <w:t xml:space="preserve">video</w:t>
+        <w:t xml:space="preserve">told</w:t>
       </w:r>
       <w:r>
         <w:t xml:space="preserve">”</w:t>
       </w:r>
       <w:r>
+        <w:t xml:space="preserve">) for real, conversational words (</w:t>
+      </w:r>
+      <w:r>
+        <w:t xml:space="preserve">“</w:t>
+      </w:r>
+      <w:r>
+        <w:t xml:space="preserve">just</w:t>
+      </w:r>
+      <w:r>
+        <w:t xml:space="preserve">”</w:t>
+      </w:r>
+      <w:r>
         <w:t xml:space="preserve">,</w:t>
       </w:r>
       <w:r>
@@ -5320,7 +7560,7 @@
         <w:t xml:space="preserve">“</w:t>
       </w:r>
       <w:r>
-        <w:t xml:space="preserve">image</w:t>
+        <w:t xml:space="preserve">like</w:t>
       </w:r>
       <w:r>
         <w:t xml:space="preserve">”</w:t>
@@ -5335,13 +7575,13 @@
         <w:t xml:space="preserve">“</w:t>
       </w:r>
       <w:r>
-        <w:t xml:space="preserve">Hillary</w:t>
+        <w:t xml:space="preserve">people</w:t>
       </w:r>
       <w:r>
         <w:t xml:space="preserve">”</w:t>
       </w:r>
       <w:r>
-        <w:t xml:space="preserve">,</w:t>
+        <w:t xml:space="preserve">) plus</w:t>
       </w:r>
       <w:r>
         <w:t xml:space="preserve"> </w:t>
@@ -5350,7 +7590,7 @@
         <w:t xml:space="preserve">“</w:t>
       </w:r>
       <w:r>
-        <w:t xml:space="preserve">via</w:t>
+        <w:t xml:space="preserve">hillary</w:t>
       </w:r>
       <w:r>
         <w:t xml:space="preserve">”</w:t>
@@ -5359,7 +7599,25 @@
         <w:t xml:space="preserve"> </w:t>
       </w:r>
       <w:r>
-        <w:t xml:space="preserve">for fake. After removal the top lists look topical rather than source-specific.</w:t>
+        <w:t xml:space="preserve">for fake;</w:t>
+      </w:r>
+      <w:r>
+        <w:t xml:space="preserve"> </w:t>
+      </w:r>
+      <w:r>
+        <w:t xml:space="preserve">“</w:t>
+      </w:r>
+      <w:r>
+        <w:t xml:space="preserve">hillary</w:t>
+      </w:r>
+      <w:r>
+        <w:t xml:space="preserve">”</w:t>
+      </w:r>
+      <w:r>
+        <w:t xml:space="preserve"> </w:t>
+      </w:r>
+      <w:r>
+        <w:t xml:space="preserve">is content, not an artefact, and stays.</w:t>
       </w:r>
     </w:p>
     <w:p>
@@ -5381,7 +7639,23 @@
         <w:t xml:space="preserve"> </w:t>
       </w:r>
       <w:r>
-        <w:t xml:space="preserve">Report the actual histogram; typical finding: fake articles have a heavier tail of very short and very long texts, more ALL-CAPS and exclamation marks.</w:t>
+        <w:t xml:space="preserve">Measured, not assumed: median 428 (real) vs 380 (fake) words in WELFake; both distributions are bimodal and it is the</w:t>
+      </w:r>
+      <w:r>
+        <w:t xml:space="preserve"> </w:t>
+      </w:r>
+      <w:r>
+        <w:rPr>
+          <w:iCs/>
+          <w:i/>
+        </w:rPr>
+        <w:t xml:space="preserve">real</w:t>
+      </w:r>
+      <w:r>
+        <w:t xml:space="preserve"> </w:t>
+      </w:r>
+      <w:r>
+        <w:t xml:space="preserve">class that has the wider spread (short wire briefs &lt; 100 words: 11 % of reals vs 8 % of fakes; &gt; 1,000 words: 15 % vs 9 %), while fakes cluster at 250–550 words. What fakes do have more of: exclamation marks (~10×), question marks, ALL-CAPS words and ALL-CAPS titles (4.2 % vs 0.0 %).</w:t>
       </w:r>
     </w:p>
     <w:p>
@@ -5688,7 +7962,7 @@
               <w:t xml:space="preserve"> </w:t>
             </w:r>
             <w:r>
-              <w:t xml:space="preserve">(fp16, max_len 256, batch 16 on an RTX 3050 4 GB; CPU path 10k subset / Colab T4)</w:t>
+              <w:t xml:space="preserve">(fp16, max_len 256, batch 16 on an RTX 2050/3050-class 4 GB GPU; CPU path 10k subset / Colab T4)</w:t>
             </w:r>
           </w:p>
         </w:tc>
@@ -5931,19 +8205,28 @@
               <w:jc w:val="left"/>
             </w:pPr>
             <w:r>
-              <w:t xml:space="preserve">Master doc §12.1–§12.3</w:t>
-            </w:r>
-          </w:p>
-        </w:tc>
-        <w:tc>
-          <w:tcPr/>
-          <w:p>
-            <w:pPr>
-              <w:pStyle w:val="Compact"/>
-              <w:jc w:val="left"/>
-            </w:pPr>
-            <w:r>
-              <w:t xml:space="preserve">Ladder + rationale, search spaces (</w:t>
+              <w:t xml:space="preserve">Master doc §12.1–§12.3,</w:t>
+            </w:r>
+            <w:r>
+              <w:t xml:space="preserve"> </w:t>
+            </w:r>
+            <w:r>
+              <w:rPr>
+                <w:rStyle w:val="VerbatimChar"/>
+              </w:rPr>
+              <w:t xml:space="preserve">docs/model_identification.md</w:t>
+            </w:r>
+          </w:p>
+        </w:tc>
+        <w:tc>
+          <w:tcPr/>
+          <w:p>
+            <w:pPr>
+              <w:pStyle w:val="Compact"/>
+              <w:jc w:val="left"/>
+            </w:pPr>
+            <w:r>
+              <w:t xml:space="preserve">Ladder + rationale, rejected alternatives, search spaces (</w:t>
             </w:r>
             <w:r>
               <w:rPr>
@@ -5955,7 +8238,7 @@
               <w:t xml:space="preserve"> </w:t>
             </w:r>
             <w:r>
-              <w:t xml:space="preserve">grid; DistilBERT lr × epochs × max_len), time per model on the RTX 3050 / CPU</w:t>
+              <w:t xml:space="preserve">grid; DistilBERT lr {2e-5, 3e-5, 5e-5} × max_len {256, 512}, 6 configs, epochs fixed at 3 with the best epoch kept, warmup 0.1), measured hardware budget (RTX 2050 4 GB / CPU)</w:t>
             </w:r>
           </w:p>
         </w:tc>
@@ -5996,7 +8279,7 @@
               <w:t xml:space="preserve">data/splits/welfake_*</w:t>
             </w:r>
             <w:r>
-              <w:t xml:space="preserve">, fits TF-IDF + LR, prints accuracy, macro-F1, confusion matrix on val; top ±20 coefficients</w:t>
+              <w:t xml:space="preserve">, fits one TF-IDF + NB / LR / SVM, prints accuracy, P, R, macro-F1, confusion matrices on val; top ±25 LR coefficients with a leakage-token check; learning curve; ISOT run + cross-dataset preview; the ISOT ⊂ WELFake hash join</w:t>
             </w:r>
           </w:p>
         </w:tc>
@@ -6013,19 +8296,40 @@
               <w:rPr>
                 <w:rStyle w:val="VerbatimChar"/>
               </w:rPr>
-              <w:t xml:space="preserve">src/models/tfidf_baselines.py</w:t>
-            </w:r>
-          </w:p>
-        </w:tc>
-        <w:tc>
-          <w:tcPr/>
-          <w:p>
-            <w:pPr>
-              <w:pStyle w:val="Compact"/>
-              <w:jc w:val="left"/>
-            </w:pPr>
-            <w:r>
-              <w:t xml:space="preserve">Reusable training code (</w:t>
+              <w:t xml:space="preserve">src/models/baselines.py</w:t>
+            </w:r>
+            <w:r>
+              <w:t xml:space="preserve"> </w:t>
+            </w:r>
+            <w:r>
+              <w:t xml:space="preserve">(</w:t>
+            </w:r>
+            <w:r>
+              <w:rPr>
+                <w:rStyle w:val="VerbatimChar"/>
+              </w:rPr>
+              <w:t xml:space="preserve">tfidf_baselines.py</w:t>
+            </w:r>
+            <w:r>
+              <w:t xml:space="preserve"> </w:t>
+            </w:r>
+            <w:r>
+              <w:t xml:space="preserve">= alias)</w:t>
+            </w:r>
+          </w:p>
+        </w:tc>
+        <w:tc>
+          <w:tcPr/>
+          <w:p>
+            <w:pPr>
+              <w:pStyle w:val="Compact"/>
+              <w:jc w:val="left"/>
+            </w:pPr>
+            <w:r>
+              <w:t xml:space="preserve">Reusable training code + CLI;</w:t>
+            </w:r>
+            <w:r>
+              <w:t xml:space="preserve"> </w:t>
             </w:r>
             <w:r>
               <w:rPr>
@@ -6037,7 +8341,7 @@
               <w:t xml:space="preserve"> </w:t>
             </w:r>
             <w:r>
-              <w:t xml:space="preserve">later runs NB/LR/SVM + GridSearch)</w:t>
+              <w:t xml:space="preserve">runs NB/LR/SVM on WELFake + ISOT (GridSearch at MSE2)</w:t>
             </w:r>
           </w:p>
         </w:tc>
@@ -6066,7 +8370,7 @@
               <w:jc w:val="left"/>
             </w:pPr>
             <w:r>
-              <w:t xml:space="preserve">First row (LR, val) filled at MSE1; rest at MSE2</w:t>
+              <w:t xml:space="preserve">Six MSE1 rows (NB / LR / SVM × WELFake / ISOT, val); rest at MSE2</w:t>
             </w:r>
           </w:p>
         </w:tc>
@@ -6128,7 +8432,7 @@
         <w:pStyle w:val="Compact"/>
       </w:pPr>
       <w:r>
-        <w:t xml:space="preserve">☐</w:t>
+        <w:t xml:space="preserve">☒</w:t>
       </w:r>
       <w:r>
         <w:t xml:space="preserve"> </w:t>
@@ -6162,6 +8466,74 @@
       </w:r>
       <w:r>
         <w:t xml:space="preserve">in ≤ 10 min on CPU using the saved split IDs (no re-splitting inside the notebook).</w:t>
+      </w:r>
+      <w:r>
+        <w:t xml:space="preserve"> </w:t>
+      </w:r>
+      <w:r>
+        <w:rPr>
+          <w:iCs/>
+          <w:i/>
+        </w:rPr>
+        <w:t xml:space="preserve">(133 s in-kernel;</w:t>
+      </w:r>
+      <w:r>
+        <w:rPr>
+          <w:iCs/>
+          <w:i/>
+        </w:rPr>
+        <w:t xml:space="preserve"> </w:t>
+      </w:r>
+      <w:r>
+        <w:rPr>
+          <w:rStyle w:val="VerbatimChar"/>
+          <w:iCs/>
+          <w:i/>
+        </w:rPr>
+        <w:t xml:space="preserve">B.load_split</w:t>
+      </w:r>
+      <w:r>
+        <w:rPr>
+          <w:iCs/>
+          <w:i/>
+        </w:rPr>
+        <w:t xml:space="preserve"> </w:t>
+      </w:r>
+      <w:r>
+        <w:rPr>
+          <w:iCs/>
+          <w:i/>
+        </w:rPr>
+        <w:t xml:space="preserve">joins</w:t>
+      </w:r>
+      <w:r>
+        <w:rPr>
+          <w:iCs/>
+          <w:i/>
+        </w:rPr>
+        <w:t xml:space="preserve"> </w:t>
+      </w:r>
+      <w:r>
+        <w:rPr>
+          <w:rStyle w:val="VerbatimChar"/>
+          <w:iCs/>
+          <w:i/>
+        </w:rPr>
+        <w:t xml:space="preserve">data/splits/*.csv</w:t>
+      </w:r>
+      <w:r>
+        <w:rPr>
+          <w:iCs/>
+          <w:i/>
+        </w:rPr>
+        <w:t xml:space="preserve"> </w:t>
+      </w:r>
+      <w:r>
+        <w:rPr>
+          <w:iCs/>
+          <w:i/>
+        </w:rPr>
+        <w:t xml:space="preserve">by id)</w:t>
       </w:r>
     </w:p>
     <w:p>
@@ -6173,7 +8545,7 @@
         <w:pStyle w:val="Compact"/>
       </w:pPr>
       <w:r>
-        <w:t xml:space="preserve">☐ Reported on WELFake</w:t>
+        <w:t xml:space="preserve">☒ Reported on WELFake</w:t>
       </w:r>
       <w:r>
         <w:t xml:space="preserve"> </w:t>
@@ -6187,6 +8559,38 @@
       </w:r>
       <w:r>
         <w:t xml:space="preserve">: accuracy, precision, recall, macro-F1, confusion matrix; LR macro-F1 ≥ 0.90 (sanity check; the O1 target of ≥ 0.95 is for the final model on test).</w:t>
+      </w:r>
+      <w:r>
+        <w:t xml:space="preserve"> </w:t>
+      </w:r>
+      <w:r>
+        <w:rPr>
+          <w:iCs/>
+          <w:i/>
+        </w:rPr>
+        <w:t xml:space="preserve">(LR 0.9316, SVM 0.9484, NB 0.8616 after artefact removal — 0.9462 / 0.9610 / 0.8620 before it;</w:t>
+      </w:r>
+      <w:r>
+        <w:rPr>
+          <w:iCs/>
+          <w:i/>
+        </w:rPr>
+        <w:t xml:space="preserve"> </w:t>
+      </w:r>
+      <w:r>
+        <w:rPr>
+          <w:rStyle w:val="VerbatimChar"/>
+          <w:iCs/>
+          <w:i/>
+        </w:rPr>
+        <w:t xml:space="preserve">docs/results/classifier_table.md</w:t>
+      </w:r>
+      <w:r>
+        <w:rPr>
+          <w:iCs/>
+          <w:i/>
+        </w:rPr>
+        <w:t xml:space="preserve">)</w:t>
       </w:r>
     </w:p>
     <w:p>
@@ -6198,7 +8602,7 @@
         <w:pStyle w:val="Compact"/>
       </w:pPr>
       <w:r>
-        <w:t xml:space="preserve">☐ The fitted vectoriser + LR are saved to</w:t>
+        <w:t xml:space="preserve">☒ The fitted vectoriser + LR are saved to</w:t>
       </w:r>
       <w:r>
         <w:t xml:space="preserve"> </w:t>
@@ -6214,6 +8618,31 @@
       </w:r>
       <w:r>
         <w:t xml:space="preserve">and reload in one line.</w:t>
+      </w:r>
+      <w:r>
+        <w:t xml:space="preserve"> </w:t>
+      </w:r>
+      <w:r>
+        <w:rPr>
+          <w:iCs/>
+          <w:i/>
+        </w:rPr>
+        <w:t xml:space="preserve">(</w:t>
+      </w:r>
+      <w:r>
+        <w:rPr>
+          <w:rStyle w:val="VerbatimChar"/>
+          <w:iCs/>
+          <w:i/>
+        </w:rPr>
+        <w:t xml:space="preserve">test_saved_mse1_artefact_reloads_in_one_line</w:t>
+      </w:r>
+      <w:r>
+        <w:rPr>
+          <w:iCs/>
+          <w:i/>
+        </w:rPr>
+        <w:t xml:space="preserve">)</w:t>
       </w:r>
     </w:p>
     <w:p>
@@ -6225,7 +8654,459 @@
         <w:pStyle w:val="Compact"/>
       </w:pPr>
       <w:r>
-        <w:t xml:space="preserve">☐ Top positive/negative LR coefficients are listed and contain no leakage tokens (otherwise preprocessing is incomplete).</w:t>
+        <w:t xml:space="preserve">☒ Top positive/negative LR coefficients are listed and contain no leakage tokens (otherwise preprocessing is incomplete).</w:t>
+      </w:r>
+      <w:r>
+        <w:t xml:space="preserve"> </w:t>
+      </w:r>
+      <w:r>
+        <w:rPr>
+          <w:iCs/>
+          <w:i/>
+        </w:rPr>
+        <w:t xml:space="preserve">(met for publisher/format boiler-plate: the first run flagged</w:t>
+      </w:r>
+      <w:r>
+        <w:rPr>
+          <w:iCs/>
+          <w:i/>
+        </w:rPr>
+        <w:t xml:space="preserve"> </w:t>
+      </w:r>
+      <w:r>
+        <w:rPr>
+          <w:rStyle w:val="VerbatimChar"/>
+          <w:iCs/>
+          <w:i/>
+        </w:rPr>
+        <w:t xml:space="preserve">via</w:t>
+      </w:r>
+      <w:r>
+        <w:rPr>
+          <w:iCs/>
+          <w:i/>
+        </w:rPr>
+        <w:t xml:space="preserve">,</w:t>
+      </w:r>
+      <w:r>
+        <w:rPr>
+          <w:iCs/>
+          <w:i/>
+        </w:rPr>
+        <w:t xml:space="preserve"> </w:t>
+      </w:r>
+      <w:r>
+        <w:rPr>
+          <w:rStyle w:val="VerbatimChar"/>
+          <w:iCs/>
+          <w:i/>
+        </w:rPr>
+        <w:t xml:space="preserve">video</w:t>
+      </w:r>
+      <w:r>
+        <w:rPr>
+          <w:iCs/>
+          <w:i/>
+        </w:rPr>
+        <w:t xml:space="preserve">,</w:t>
+      </w:r>
+      <w:r>
+        <w:rPr>
+          <w:iCs/>
+          <w:i/>
+        </w:rPr>
+        <w:t xml:space="preserve"> </w:t>
+      </w:r>
+      <w:r>
+        <w:rPr>
+          <w:rStyle w:val="VerbatimChar"/>
+          <w:iCs/>
+          <w:i/>
+        </w:rPr>
+        <w:t xml:space="preserve">image</w:t>
+      </w:r>
+      <w:r>
+        <w:rPr>
+          <w:iCs/>
+          <w:i/>
+        </w:rPr>
+        <w:t xml:space="preserve">,</w:t>
+      </w:r>
+      <w:r>
+        <w:rPr>
+          <w:iCs/>
+          <w:i/>
+        </w:rPr>
+        <w:t xml:space="preserve"> </w:t>
+      </w:r>
+      <w:r>
+        <w:rPr>
+          <w:rStyle w:val="VerbatimChar"/>
+          <w:iCs/>
+          <w:i/>
+        </w:rPr>
+        <w:t xml:space="preserve">breitbart</w:t>
+      </w:r>
+      <w:r>
+        <w:rPr>
+          <w:iCs/>
+          <w:i/>
+        </w:rPr>
+        <w:t xml:space="preserve">,</w:t>
+      </w:r>
+      <w:r>
+        <w:rPr>
+          <w:iCs/>
+          <w:i/>
+        </w:rPr>
+        <w:t xml:space="preserve"> </w:t>
+      </w:r>
+      <w:r>
+        <w:rPr>
+          <w:rStyle w:val="VerbatimChar"/>
+          <w:iCs/>
+          <w:i/>
+        </w:rPr>
+        <w:t xml:space="preserve">on twitter</w:t>
+      </w:r>
+      <w:r>
+        <w:rPr>
+          <w:iCs/>
+          <w:i/>
+        </w:rPr>
+        <w:t xml:space="preserve">,</w:t>
+      </w:r>
+      <w:r>
+        <w:rPr>
+          <w:iCs/>
+          <w:i/>
+        </w:rPr>
+        <w:t xml:space="preserve"> </w:t>
+      </w:r>
+      <w:r>
+        <w:rPr>
+          <w:rStyle w:val="VerbatimChar"/>
+          <w:iCs/>
+          <w:i/>
+        </w:rPr>
+        <w:t xml:space="preserve">follow</w:t>
+      </w:r>
+      <w:r>
+        <w:rPr>
+          <w:iCs/>
+          <w:i/>
+        </w:rPr>
+        <w:t xml:space="preserve">,</w:t>
+      </w:r>
+      <w:r>
+        <w:rPr>
+          <w:iCs/>
+          <w:i/>
+        </w:rPr>
+        <w:t xml:space="preserve"> </w:t>
+      </w:r>
+      <w:r>
+        <w:rPr>
+          <w:rStyle w:val="VerbatimChar"/>
+          <w:iCs/>
+          <w:i/>
+        </w:rPr>
+        <w:t xml:space="preserve">twitter</w:t>
+      </w:r>
+      <w:r>
+        <w:rPr>
+          <w:iCs/>
+          <w:i/>
+        </w:rPr>
+        <w:t xml:space="preserve">,</w:t>
+      </w:r>
+      <w:r>
+        <w:rPr>
+          <w:iCs/>
+          <w:i/>
+        </w:rPr>
+        <w:t xml:space="preserve"> </w:t>
+      </w:r>
+      <w:r>
+        <w:rPr>
+          <w:rStyle w:val="VerbatimChar"/>
+          <w:iCs/>
+          <w:i/>
+        </w:rPr>
+        <w:t xml:space="preserve">york times</w:t>
+      </w:r>
+      <w:r>
+        <w:rPr>
+          <w:iCs/>
+          <w:i/>
+        </w:rPr>
+        <w:t xml:space="preserve"> </w:t>
+      </w:r>
+      <w:r>
+        <w:rPr>
+          <w:iCs/>
+          <w:i/>
+        </w:rPr>
+        <w:t xml:space="preserve">— 26 text + 2 title patterns were added to</w:t>
+      </w:r>
+      <w:r>
+        <w:rPr>
+          <w:iCs/>
+          <w:i/>
+        </w:rPr>
+        <w:t xml:space="preserve"> </w:t>
+      </w:r>
+      <w:r>
+        <w:rPr>
+          <w:rStyle w:val="VerbatimChar"/>
+          <w:iCs/>
+          <w:i/>
+        </w:rPr>
+        <w:t xml:space="preserve">artefacts.py</w:t>
+      </w:r>
+      <w:r>
+        <w:rPr>
+          <w:iCs/>
+          <w:i/>
+        </w:rPr>
+        <w:t xml:space="preserve"> </w:t>
+      </w:r>
+      <w:r>
+        <w:rPr>
+          <w:iCs/>
+          <w:i/>
+        </w:rPr>
+        <w:t xml:space="preserve">and everything was re-run; the top-25 now contain none of them. Three watch-list tokens remain</w:t>
+      </w:r>
+      <w:r>
+        <w:rPr>
+          <w:iCs/>
+          <w:i/>
+        </w:rPr>
+        <w:t xml:space="preserve"> </w:t>
+      </w:r>
+      <w:r>
+        <w:rPr>
+          <w:bCs/>
+          <w:b/>
+          <w:iCs/>
+          <w:i/>
+        </w:rPr>
+        <w:t xml:space="preserve">by policy</w:t>
+      </w:r>
+      <w:r>
+        <w:rPr>
+          <w:iCs/>
+          <w:i/>
+        </w:rPr>
+        <w:t xml:space="preserve"> </w:t>
+      </w:r>
+      <w:r>
+        <w:rPr>
+          <w:iCs/>
+          <w:i/>
+        </w:rPr>
+        <w:t xml:space="preserve">because they occur inside ordinary sentences —</w:t>
+      </w:r>
+      <w:r>
+        <w:rPr>
+          <w:iCs/>
+          <w:i/>
+        </w:rPr>
+        <w:t xml:space="preserve"> </w:t>
+      </w:r>
+      <w:r>
+        <w:rPr>
+          <w:rStyle w:val="VerbatimChar"/>
+          <w:iCs/>
+          <w:i/>
+        </w:rPr>
+        <w:t xml:space="preserve">reuters</w:t>
+      </w:r>
+      <w:r>
+        <w:rPr>
+          <w:iCs/>
+          <w:i/>
+        </w:rPr>
+        <w:t xml:space="preserve"> </w:t>
+      </w:r>
+      <w:r>
+        <w:rPr>
+          <w:iCs/>
+          <w:i/>
+        </w:rPr>
+        <w:t xml:space="preserve">(</w:t>
+      </w:r>
+      <w:r>
+        <w:rPr>
+          <w:iCs/>
+          <w:i/>
+        </w:rPr>
+        <w:t xml:space="preserve">“</w:t>
+      </w:r>
+      <w:r>
+        <w:rPr>
+          <w:iCs/>
+          <w:i/>
+        </w:rPr>
+        <w:t xml:space="preserve">told Reuters</w:t>
+      </w:r>
+      <w:r>
+        <w:rPr>
+          <w:iCs/>
+          <w:i/>
+        </w:rPr>
+        <w:t xml:space="preserve">”</w:t>
+      </w:r>
+      <w:r>
+        <w:rPr>
+          <w:iCs/>
+          <w:i/>
+        </w:rPr>
+        <w:t xml:space="preserve">),</w:t>
+      </w:r>
+      <w:r>
+        <w:rPr>
+          <w:iCs/>
+          <w:i/>
+        </w:rPr>
+        <w:t xml:space="preserve"> </w:t>
+      </w:r>
+      <w:r>
+        <w:rPr>
+          <w:rStyle w:val="VerbatimChar"/>
+          <w:iCs/>
+          <w:i/>
+        </w:rPr>
+        <w:t xml:space="preserve">breitbart</w:t>
+      </w:r>
+      <w:r>
+        <w:rPr>
+          <w:iCs/>
+          <w:i/>
+        </w:rPr>
+        <w:t xml:space="preserve"> </w:t>
+      </w:r>
+      <w:r>
+        <w:rPr>
+          <w:iCs/>
+          <w:i/>
+        </w:rPr>
+        <w:t xml:space="preserve">(</w:t>
+      </w:r>
+      <w:r>
+        <w:rPr>
+          <w:iCs/>
+          <w:i/>
+        </w:rPr>
+        <w:t xml:space="preserve">“</w:t>
+      </w:r>
+      <w:r>
+        <w:rPr>
+          <w:iCs/>
+          <w:i/>
+        </w:rPr>
+        <w:t xml:space="preserve">Breitbart News reported</w:t>
+      </w:r>
+      <w:r>
+        <w:rPr>
+          <w:iCs/>
+          <w:i/>
+        </w:rPr>
+        <w:t xml:space="preserve">”</w:t>
+      </w:r>
+      <w:r>
+        <w:rPr>
+          <w:iCs/>
+          <w:i/>
+        </w:rPr>
+        <w:t xml:space="preserve">) and</w:t>
+      </w:r>
+      <w:r>
+        <w:rPr>
+          <w:iCs/>
+          <w:i/>
+        </w:rPr>
+        <w:t xml:space="preserve"> </w:t>
+      </w:r>
+      <w:r>
+        <w:rPr>
+          <w:rStyle w:val="VerbatimChar"/>
+          <w:iCs/>
+          <w:i/>
+        </w:rPr>
+        <w:t xml:space="preserve">via</w:t>
+      </w:r>
+      <w:r>
+        <w:rPr>
+          <w:iCs/>
+          <w:i/>
+        </w:rPr>
+        <w:t xml:space="preserve"> </w:t>
+      </w:r>
+      <w:r>
+        <w:rPr>
+          <w:iCs/>
+          <w:i/>
+        </w:rPr>
+        <w:t xml:space="preserve">(</w:t>
+      </w:r>
+      <w:r>
+        <w:rPr>
+          <w:iCs/>
+          <w:i/>
+        </w:rPr>
+        <w:t xml:space="preserve">“</w:t>
+      </w:r>
+      <w:r>
+        <w:rPr>
+          <w:iCs/>
+          <w:i/>
+        </w:rPr>
+        <w:t xml:space="preserve">announced via Twitter</w:t>
+      </w:r>
+      <w:r>
+        <w:rPr>
+          <w:iCs/>
+          <w:i/>
+        </w:rPr>
+        <w:t xml:space="preserve">”</w:t>
+      </w:r>
+      <w:r>
+        <w:rPr>
+          <w:iCs/>
+          <w:i/>
+        </w:rPr>
+        <w:t xml:space="preserve">) — disclosed in</w:t>
+      </w:r>
+      <w:r>
+        <w:rPr>
+          <w:iCs/>
+          <w:i/>
+        </w:rPr>
+        <w:t xml:space="preserve"> </w:t>
+      </w:r>
+      <w:r>
+        <w:rPr>
+          <w:rStyle w:val="VerbatimChar"/>
+          <w:iCs/>
+          <w:i/>
+        </w:rPr>
+        <w:t xml:space="preserve">docs/model_identification.md</w:t>
+      </w:r>
+      <w:r>
+        <w:rPr>
+          <w:iCs/>
+          <w:i/>
+        </w:rPr>
+        <w:t xml:space="preserve"> </w:t>
+      </w:r>
+      <w:r>
+        <w:rPr>
+          <w:iCs/>
+          <w:i/>
+        </w:rPr>
+        <w:t xml:space="preserve">§4.1 and the notebook)</w:t>
       </w:r>
     </w:p>
     <w:p>
@@ -6237,7 +9118,88 @@
         <w:pStyle w:val="Compact"/>
       </w:pPr>
       <w:r>
-        <w:t xml:space="preserve">☐ The DistilBERT configuration (lr grid, epochs, max_len, batch, fp16, grad-accum) and the CPU/Colab fallback are written down; every member can state the hardware budget.</w:t>
+        <w:t xml:space="preserve">☒ The DistilBERT configuration (lr grid, epochs, max_len, batch, fp16, grad-accum) and the CPU/Colab fallback are written down; every member can state the hardware budget.</w:t>
+      </w:r>
+      <w:r>
+        <w:t xml:space="preserve"> </w:t>
+      </w:r>
+      <w:r>
+        <w:rPr>
+          <w:iCs/>
+          <w:i/>
+        </w:rPr>
+        <w:t xml:space="preserve">(master §12.2–12.3 +</w:t>
+      </w:r>
+      <w:r>
+        <w:rPr>
+          <w:iCs/>
+          <w:i/>
+        </w:rPr>
+        <w:t xml:space="preserve"> </w:t>
+      </w:r>
+      <w:r>
+        <w:rPr>
+          <w:rStyle w:val="VerbatimChar"/>
+          <w:iCs/>
+          <w:i/>
+        </w:rPr>
+        <w:t xml:space="preserve">docs/model_identification.md</w:t>
+      </w:r>
+      <w:r>
+        <w:rPr>
+          <w:iCs/>
+          <w:i/>
+        </w:rPr>
+        <w:t xml:space="preserve"> </w:t>
+      </w:r>
+      <w:r>
+        <w:rPr>
+          <w:iCs/>
+          <w:i/>
+        </w:rPr>
+        <w:t xml:space="preserve">§3 with the measured RTX 2050 numbers;</w:t>
+      </w:r>
+      <w:r>
+        <w:rPr>
+          <w:iCs/>
+          <w:i/>
+        </w:rPr>
+        <w:t xml:space="preserve"> </w:t>
+      </w:r>
+      <w:r>
+        <w:rPr>
+          <w:iCs/>
+          <w:i/>
+        </w:rPr>
+        <w:t xml:space="preserve">“</w:t>
+      </w:r>
+      <w:r>
+        <w:rPr>
+          <w:iCs/>
+          <w:i/>
+        </w:rPr>
+        <w:t xml:space="preserve">every member can state it</w:t>
+      </w:r>
+      <w:r>
+        <w:rPr>
+          <w:iCs/>
+          <w:i/>
+        </w:rPr>
+        <w:t xml:space="preserve">”</w:t>
+      </w:r>
+      <w:r>
+        <w:rPr>
+          <w:iCs/>
+          <w:i/>
+        </w:rPr>
+        <w:t xml:space="preserve"> </w:t>
+      </w:r>
+      <w:r>
+        <w:rPr>
+          <w:iCs/>
+          <w:i/>
+        </w:rPr>
+        <w:t xml:space="preserve">= team action before viva)</w:t>
       </w:r>
     </w:p>
     <w:p>
@@ -6249,7 +9211,7 @@
         <w:pStyle w:val="Compact"/>
       </w:pPr>
       <w:r>
-        <w:t xml:space="preserve">☐ Each model in the ladder has a one-line</w:t>
+        <w:t xml:space="preserve">☒ Each model in the ladder has a one-line</w:t>
       </w:r>
       <w:r>
         <w:t xml:space="preserve"> </w:t>
@@ -6268,6 +9230,38 @@
       </w:r>
       <w:r>
         <w:t xml:space="preserve">and the alternatives rejected (BERT-base, RoBERTa, LLMs) are named with reasons.</w:t>
+      </w:r>
+      <w:r>
+        <w:t xml:space="preserve"> </w:t>
+      </w:r>
+      <w:r>
+        <w:rPr>
+          <w:iCs/>
+          <w:i/>
+        </w:rPr>
+        <w:t xml:space="preserve">(</w:t>
+      </w:r>
+      <w:r>
+        <w:rPr>
+          <w:rStyle w:val="VerbatimChar"/>
+          <w:iCs/>
+          <w:i/>
+        </w:rPr>
+        <w:t xml:space="preserve">docs/model_identification.md</w:t>
+      </w:r>
+      <w:r>
+        <w:rPr>
+          <w:iCs/>
+          <w:i/>
+        </w:rPr>
+        <w:t xml:space="preserve"> </w:t>
+      </w:r>
+      <w:r>
+        <w:rPr>
+          <w:iCs/>
+          <w:i/>
+        </w:rPr>
+        <w:t xml:space="preserve">§1–2)</w:t>
       </w:r>
     </w:p>
     <w:p>
@@ -6395,7 +9389,7 @@
         <w:t xml:space="preserve"> </w:t>
       </w:r>
       <w:r>
-        <w:t xml:space="preserve">66M vs. 110M parameters, ~40% smaller, ~60% faster, retains ~97% of BERT’s GLUE performance (Sanh et al. 2019); fits fp16 batch 16 × 256 tokens on a 4 GB RTX 3050 (~15–25 min/epoch on 58k articles) and CPU inference ≤ 1 s.</w:t>
+        <w:t xml:space="preserve">66M vs. 110M parameters, ~40% smaller, ~60% faster, retains ~97% of BERT’s GLUE performance (Sanh et al. 2019); fits fp16 batch 16 × 256 tokens on a 4 GB RTX 2050/3050-class GPU (~15–25 min/epoch on the 48.7k de-duplicated train rows) and CPU inference ≤ 1 s.</w:t>
       </w:r>
     </w:p>
     <w:p>
@@ -6574,7 +9568,7 @@
         <w:t xml:space="preserve"> </w:t>
       </w:r>
       <w:r>
-        <w:t xml:space="preserve">5-fold over ngram_range, max_features, sublinear_tf, C / alpha, selected by val macro-F1. DistilBERT: lr {2e-5, 3e-5, 5e-5} × epochs {2, 3} × max_len {128, 256}, warmup {0.06, 0.1}, on a 20k subset, best config retrained on full train.</w:t>
+        <w:t xml:space="preserve">5-fold over ngram_range, max_features, sublinear_tf, C / alpha, selected by val macro-F1. DistilBERT: the reduced manual grid of master §12.2 — lr {2e-5, 3e-5, 5e-5} × max_len {256, 512} = 6 configs, epochs fixed at 3 (best epoch by val macro-F1 kept), warmup 0.1, weight decay 0.01, fp16 (batch 16 at 256, batch 8 × grad-accum 2 at 512), each on a 20k stratified subset, best config retrained on full train.</w:t>
       </w:r>
     </w:p>
     <w:p>
@@ -6816,7 +9810,7 @@
         <w:pStyle w:val="Compact"/>
       </w:pPr>
       <w:r>
-        <w:t xml:space="preserve">☐ §I is 0.75–1.0 page in the IEEE template, compiles with</w:t>
+        <w:t xml:space="preserve">☒ §I is 0.75–1.0 page in the IEEE template, compiles with</w:t>
       </w:r>
       <w:r>
         <w:t xml:space="preserve"> </w:t>
@@ -6831,7 +9825,7 @@
         <w:t xml:space="preserve"> </w:t>
       </w:r>
       <w:r>
-        <w:t xml:space="preserve">(latexmk), no</w:t>
+        <w:t xml:space="preserve">(latexmk if installed, otherwise tectonic), no</w:t>
       </w:r>
       <w:r>
         <w:t xml:space="preserve"> </w:t>
@@ -6847,6 +9841,67 @@
       </w:r>
       <w:r>
         <w:t xml:space="preserve">citations.</w:t>
+      </w:r>
+      <w:r>
+        <w:t xml:space="preserve"> </w:t>
+      </w:r>
+      <w:r>
+        <w:rPr>
+          <w:iCs/>
+          <w:i/>
+        </w:rPr>
+        <w:t xml:space="preserve">(≈ 1.0–1.05 page — trim ~50 words if the examiner is strict; built with tectonic 0.17 because</w:t>
+      </w:r>
+      <w:r>
+        <w:rPr>
+          <w:iCs/>
+          <w:i/>
+        </w:rPr>
+        <w:t xml:space="preserve"> </w:t>
+      </w:r>
+      <w:r>
+        <w:rPr>
+          <w:rStyle w:val="VerbatimChar"/>
+          <w:iCs/>
+          <w:i/>
+        </w:rPr>
+        <w:t xml:space="preserve">latexmk</w:t>
+      </w:r>
+      <w:r>
+        <w:rPr>
+          <w:iCs/>
+          <w:i/>
+        </w:rPr>
+        <w:t xml:space="preserve">/IEEEtran are not in the local TeX Live;</w:t>
+      </w:r>
+      <w:r>
+        <w:rPr>
+          <w:iCs/>
+          <w:i/>
+        </w:rPr>
+        <w:t xml:space="preserve"> </w:t>
+      </w:r>
+      <w:r>
+        <w:rPr>
+          <w:rStyle w:val="VerbatimChar"/>
+          <w:iCs/>
+          <w:i/>
+        </w:rPr>
+        <w:t xml:space="preserve">make -C paper check</w:t>
+      </w:r>
+      <w:r>
+        <w:rPr>
+          <w:iCs/>
+          <w:i/>
+        </w:rPr>
+        <w:t xml:space="preserve"> </w:t>
+      </w:r>
+      <w:r>
+        <w:rPr>
+          <w:iCs/>
+          <w:i/>
+        </w:rPr>
+        <w:t xml:space="preserve">→ 33 bib entries, no undefined citations)</w:t>
       </w:r>
     </w:p>
     <w:p>
@@ -6858,7 +9913,7 @@
         <w:pStyle w:val="Compact"/>
       </w:pPr>
       <w:r>
-        <w:t xml:space="preserve">☐ Problem statement in §I matches the master doc §3 word-for-word in meaning.</w:t>
+        <w:t xml:space="preserve">☒ Problem statement in §I matches the master doc §3 word-for-word in meaning.</w:t>
       </w:r>
     </w:p>
     <w:p>
@@ -6870,7 +9925,17 @@
         <w:pStyle w:val="Compact"/>
       </w:pPr>
       <w:r>
-        <w:t xml:space="preserve">☐ Every statistic in §I is cited; the Indian lynching figure is verified or omitted.</w:t>
+        <w:t xml:space="preserve">☒ Every statistic in §I is cited; the Indian lynching figure is verified or omitted.</w:t>
+      </w:r>
+      <w:r>
+        <w:t xml:space="preserve"> </w:t>
+      </w:r>
+      <w:r>
+        <w:rPr>
+          <w:iCs/>
+          <w:i/>
+        </w:rPr>
+        <w:t xml:space="preserve">(verified, BBC + Al Jazeera)</w:t>
       </w:r>
     </w:p>
     <w:p>
@@ -6882,7 +9947,7 @@
         <w:pStyle w:val="Compact"/>
       </w:pPr>
       <w:r>
-        <w:t xml:space="preserve">☐ Exactly three contribution bullets, each traceable to an objective (O6, O3/O4/O5, O1).</w:t>
+        <w:t xml:space="preserve">☒ Exactly three contribution bullets, each traceable to an objective (O6, O3/O4/O5, O1).</w:t>
       </w:r>
     </w:p>
     <w:p>
@@ -6895,6 +9960,16 @@
       </w:pPr>
       <w:r>
         <w:t xml:space="preserve">☐ Written from notes, not pasted — will pass the week-14 Turnitin check (&lt; 10%).</w:t>
+      </w:r>
+      <w:r>
+        <w:t xml:space="preserve"> </w:t>
+      </w:r>
+      <w:r>
+        <w:rPr>
+          <w:iCs/>
+          <w:i/>
+        </w:rPr>
+        <w:t xml:space="preserve">(drafted from notes; the Turnitin check itself is week 14 — team action)</w:t>
       </w:r>
     </w:p>
     <w:p>
@@ -9244,7 +12319,7 @@
         <w:pStyle w:val="Compact"/>
       </w:pPr>
       <w:r>
-        <w:t xml:space="preserve">☐ ≥ 15 references in</w:t>
+        <w:t xml:space="preserve">☒ ≥ 15 references in</w:t>
       </w:r>
       <w:r>
         <w:t xml:space="preserve"> </w:t>
@@ -9272,6 +12347,74 @@
       </w:r>
       <w:r>
         <w:t xml:space="preserve">cells left in the paper’s table.</w:t>
+      </w:r>
+      <w:r>
+        <w:t xml:space="preserve"> </w:t>
+      </w:r>
+      <w:r>
+        <w:rPr>
+          <w:iCs/>
+          <w:i/>
+        </w:rPr>
+        <w:t xml:space="preserve">(33 entries, 33 distinct</w:t>
+      </w:r>
+      <w:r>
+        <w:rPr>
+          <w:iCs/>
+          <w:i/>
+        </w:rPr>
+        <w:t xml:space="preserve"> </w:t>
+      </w:r>
+      <w:r>
+        <w:rPr>
+          <w:rStyle w:val="VerbatimChar"/>
+          <w:iCs/>
+          <w:i/>
+        </w:rPr>
+        <w:t xml:space="preserve">\cite</w:t>
+      </w:r>
+      <w:r>
+        <w:rPr>
+          <w:iCs/>
+          <w:i/>
+        </w:rPr>
+        <w:t xml:space="preserve"> </w:t>
+      </w:r>
+      <w:r>
+        <w:rPr>
+          <w:iCs/>
+          <w:i/>
+        </w:rPr>
+        <w:t xml:space="preserve">keys;</w:t>
+      </w:r>
+      <w:r>
+        <w:rPr>
+          <w:iCs/>
+          <w:i/>
+        </w:rPr>
+        <w:t xml:space="preserve"> </w:t>
+      </w:r>
+      <w:r>
+        <w:rPr>
+          <w:rStyle w:val="VerbatimChar"/>
+          <w:iCs/>
+          <w:i/>
+        </w:rPr>
+        <w:t xml:space="preserve">grep -c '\[fill\]' docs/literature_table.md</w:t>
+      </w:r>
+      <w:r>
+        <w:rPr>
+          <w:iCs/>
+          <w:i/>
+        </w:rPr>
+        <w:t xml:space="preserve"> </w:t>
+      </w:r>
+      <w:r>
+        <w:rPr>
+          <w:iCs/>
+          <w:i/>
+        </w:rPr>
+        <w:t xml:space="preserve">= 0)</w:t>
       </w:r>
     </w:p>
     <w:p>
@@ -9283,7 +12426,7 @@
         <w:pStyle w:val="Compact"/>
       </w:pPr>
       <w:r>
-        <w:t xml:space="preserve">☐ Five themes, each with ≥ 2 papers; the survey ends with an explicit gap statement matching our contributions.</w:t>
+        <w:t xml:space="preserve">☒ Five themes, each with ≥ 2 papers; the survey ends with an explicit gap statement matching our contributions.</w:t>
       </w:r>
     </w:p>
     <w:p>
@@ -9295,7 +12438,7 @@
         <w:pStyle w:val="Compact"/>
       </w:pPr>
       <w:r>
-        <w:t xml:space="preserve">☐ Every</w:t>
+        <w:t xml:space="preserve">☒ Every</w:t>
       </w:r>
       <w:r>
         <w:t xml:space="preserve"> </w:t>
@@ -9314,6 +12457,73 @@
       </w:r>
       <w:r>
         <w:t xml:space="preserve">cell is copied from the paper with page/table reference in the team’s notes.</w:t>
+      </w:r>
+      <w:r>
+        <w:t xml:space="preserve"> </w:t>
+      </w:r>
+      <w:r>
+        <w:rPr>
+          <w:iCs/>
+          <w:i/>
+        </w:rPr>
+        <w:t xml:space="preserve">(the page/table consulted and a confidence level are listed at the bottom of</w:t>
+      </w:r>
+      <w:r>
+        <w:rPr>
+          <w:iCs/>
+          <w:i/>
+        </w:rPr>
+        <w:t xml:space="preserve"> </w:t>
+      </w:r>
+      <w:r>
+        <w:rPr>
+          <w:rStyle w:val="VerbatimChar"/>
+          <w:iCs/>
+          <w:i/>
+        </w:rPr>
+        <w:t xml:space="preserve">docs/literature_table.md</w:t>
+      </w:r>
+      <w:r>
+        <w:rPr>
+          <w:iCs/>
+          <w:i/>
+        </w:rPr>
+        <w:t xml:space="preserve">; dEFEND’s accuracy is deliberately marked</w:t>
+      </w:r>
+      <w:r>
+        <w:rPr>
+          <w:iCs/>
+          <w:i/>
+        </w:rPr>
+        <w:t xml:space="preserve"> </w:t>
+      </w:r>
+      <w:r>
+        <w:rPr>
+          <w:iCs/>
+          <w:i/>
+        </w:rPr>
+        <w:t xml:space="preserve">“</w:t>
+      </w:r>
+      <w:r>
+        <w:rPr>
+          <w:iCs/>
+          <w:i/>
+        </w:rPr>
+        <w:t xml:space="preserve">not verified here</w:t>
+      </w:r>
+      <w:r>
+        <w:rPr>
+          <w:iCs/>
+          <w:i/>
+        </w:rPr>
+        <w:t xml:space="preserve">”</w:t>
+      </w:r>
+      <w:r>
+        <w:rPr>
+          <w:iCs/>
+          <w:i/>
+        </w:rPr>
+        <w:t xml:space="preserve">)</w:t>
       </w:r>
     </w:p>
     <w:p>
@@ -9327,6 +12537,16 @@
       <w:r>
         <w:t xml:space="preserve">☐ Each member can explain two papers in 1 minute each (assign: Navishka — LIAR, WELFake; Naitik — FakeBERT, DistilBERT; Naveen — FEVER, KGAT; Prateek — ISOT, Sentence-BERT; Nikhil — LIME, Vosoughi).</w:t>
       </w:r>
+      <w:r>
+        <w:t xml:space="preserve"> </w:t>
+      </w:r>
+      <w:r>
+        <w:rPr>
+          <w:iCs/>
+          <w:i/>
+        </w:rPr>
+        <w:t xml:space="preserve">(team action before viva)</w:t>
+      </w:r>
     </w:p>
     <w:p>
       <w:pPr>
@@ -9338,6 +12558,16 @@
       </w:pPr>
       <w:r>
         <w:t xml:space="preserve">☐ No sentence pasted from a source (paraphrased from notes).</w:t>
+      </w:r>
+      <w:r>
+        <w:t xml:space="preserve"> </w:t>
+      </w:r>
+      <w:r>
+        <w:rPr>
+          <w:iCs/>
+          <w:i/>
+        </w:rPr>
+        <w:t xml:space="preserve">(cannot be machine-verified here — Turnitin week 14, team action)</w:t>
       </w:r>
     </w:p>
     <w:p>
@@ -10695,7 +13925,7 @@
         <w:pStyle w:val="Compact"/>
       </w:pPr>
       <w:r>
-        <w:t xml:space="preserve">☐ Fresh-clone test on one member’s laptop:</w:t>
+        <w:t xml:space="preserve">☒ Fresh-clone test on one member’s laptop:</w:t>
       </w:r>
       <w:r>
         <w:t xml:space="preserve"> </w:t>
@@ -10744,6 +13974,154 @@
       </w:r>
       <w:r>
         <w:t xml:space="preserve">without error.</w:t>
+      </w:r>
+      <w:r>
+        <w:t xml:space="preserve"> </w:t>
+      </w:r>
+      <w:r>
+        <w:rPr>
+          <w:iCs/>
+          <w:i/>
+        </w:rPr>
+        <w:t xml:space="preserve">(done 28 Aug on the dev laptop from commit</w:t>
+      </w:r>
+      <w:r>
+        <w:rPr>
+          <w:iCs/>
+          <w:i/>
+        </w:rPr>
+        <w:t xml:space="preserve"> </w:t>
+      </w:r>
+      <w:r>
+        <w:rPr>
+          <w:rStyle w:val="VerbatimChar"/>
+          <w:iCs/>
+          <w:i/>
+        </w:rPr>
+        <w:t xml:space="preserve">4e0a9b1</w:t>
+      </w:r>
+      <w:r>
+        <w:rPr>
+          <w:iCs/>
+          <w:i/>
+        </w:rPr>
+        <w:t xml:space="preserve">: clone +</w:t>
+      </w:r>
+      <w:r>
+        <w:rPr>
+          <w:iCs/>
+          <w:i/>
+        </w:rPr>
+        <w:t xml:space="preserve"> </w:t>
+      </w:r>
+      <w:r>
+        <w:rPr>
+          <w:rStyle w:val="VerbatimChar"/>
+          <w:iCs/>
+          <w:i/>
+        </w:rPr>
+        <w:t xml:space="preserve">data/raw/</w:t>
+      </w:r>
+      <w:r>
+        <w:rPr>
+          <w:iCs/>
+          <w:i/>
+        </w:rPr>
+        <w:t xml:space="preserve"> </w:t>
+      </w:r>
+      <w:r>
+        <w:rPr>
+          <w:iCs/>
+          <w:i/>
+        </w:rPr>
+        <w:t xml:space="preserve">→</w:t>
+      </w:r>
+      <w:r>
+        <w:rPr>
+          <w:iCs/>
+          <w:i/>
+        </w:rPr>
+        <w:t xml:space="preserve"> </w:t>
+      </w:r>
+      <w:r>
+        <w:rPr>
+          <w:rStyle w:val="VerbatimChar"/>
+          <w:iCs/>
+          <w:i/>
+        </w:rPr>
+        <w:t xml:space="preserve">make data</w:t>
+      </w:r>
+      <w:r>
+        <w:rPr>
+          <w:iCs/>
+          <w:i/>
+        </w:rPr>
+        <w:t xml:space="preserve"> </w:t>
+      </w:r>
+      <w:r>
+        <w:rPr>
+          <w:iCs/>
+          <w:i/>
+        </w:rPr>
+        <w:t xml:space="preserve">→</w:t>
+      </w:r>
+      <w:r>
+        <w:rPr>
+          <w:iCs/>
+          <w:i/>
+        </w:rPr>
+        <w:t xml:space="preserve"> </w:t>
+      </w:r>
+      <w:r>
+        <w:rPr>
+          <w:rStyle w:val="VerbatimChar"/>
+          <w:iCs/>
+          <w:i/>
+        </w:rPr>
+        <w:t xml:space="preserve">make test</w:t>
+      </w:r>
+      <w:r>
+        <w:rPr>
+          <w:iCs/>
+          <w:i/>
+        </w:rPr>
+        <w:t xml:space="preserve"> </w:t>
+      </w:r>
+      <w:r>
+        <w:rPr>
+          <w:iCs/>
+          <w:i/>
+        </w:rPr>
+        <w:t xml:space="preserve">(101 passed, 1 skipped) →</w:t>
+      </w:r>
+      <w:r>
+        <w:rPr>
+          <w:iCs/>
+          <w:i/>
+        </w:rPr>
+        <w:t xml:space="preserve"> </w:t>
+      </w:r>
+      <w:r>
+        <w:rPr>
+          <w:rStyle w:val="VerbatimChar"/>
+          <w:iCs/>
+          <w:i/>
+        </w:rPr>
+        <w:t xml:space="preserve">make paper</w:t>
+      </w:r>
+      <w:r>
+        <w:rPr>
+          <w:iCs/>
+          <w:i/>
+        </w:rPr>
+        <w:t xml:space="preserve"> </w:t>
+      </w:r>
+      <w:r>
+        <w:rPr>
+          <w:iCs/>
+          <w:i/>
+        </w:rPr>
+        <w:t xml:space="preserve">all green; the three notebooks were executed in the main checkout the same evening; repeat on a second member’s laptop before the viva)</w:t>
       </w:r>
     </w:p>
     <w:p>
@@ -10755,7 +14133,7 @@
         <w:pStyle w:val="Compact"/>
       </w:pPr>
       <w:r>
-        <w:t xml:space="preserve">☐</w:t>
+        <w:t xml:space="preserve">☒</w:t>
       </w:r>
       <w:r>
         <w:t xml:space="preserve"> </w:t>
@@ -10786,6 +14164,16 @@
       </w:r>
       <w:r>
         <w:t xml:space="preserve">complete.</w:t>
+      </w:r>
+      <w:r>
+        <w:t xml:space="preserve"> </w:t>
+      </w:r>
+      <w:r>
+        <w:rPr>
+          <w:iCs/>
+          <w:i/>
+        </w:rPr>
+        <w:t xml:space="preserve">(18)</w:t>
       </w:r>
     </w:p>
     <w:p>
@@ -10797,7 +14185,7 @@
         <w:pStyle w:val="Compact"/>
       </w:pPr>
       <w:r>
-        <w:t xml:space="preserve">☐</w:t>
+        <w:t xml:space="preserve">☒</w:t>
       </w:r>
       <w:r>
         <w:t xml:space="preserve"> </w:t>
@@ -10828,6 +14216,16 @@
       </w:r>
       <w:r>
         <w:t xml:space="preserve">has the LR row.</w:t>
+      </w:r>
+      <w:r>
+        <w:t xml:space="preserve"> </w:t>
+      </w:r>
+      <w:r>
+        <w:rPr>
+          <w:iCs/>
+          <w:i/>
+        </w:rPr>
+        <w:t xml:space="preserve">(six MSE1 rows)</w:t>
       </w:r>
     </w:p>
     <w:p>
@@ -10839,7 +14237,7 @@
         <w:pStyle w:val="Compact"/>
       </w:pPr>
       <w:r>
-        <w:t xml:space="preserve">☐</w:t>
+        <w:t xml:space="preserve">☒</w:t>
       </w:r>
       <w:r>
         <w:t xml:space="preserve"> </w:t>
@@ -10911,7 +14309,7 @@
         <w:pStyle w:val="Compact"/>
       </w:pPr>
       <w:r>
-        <w:t xml:space="preserve">☐ Master doc v2.0 printed (or PDF on a second laptop);</w:t>
+        <w:t xml:space="preserve">☐ Master doc v2.1 printed (or PDF on a second laptop);</w:t>
       </w:r>
       <w:r>
         <w:t xml:space="preserve"> </w:t>
@@ -10927,6 +14325,16 @@
       </w:r>
       <w:r>
         <w:t xml:space="preserve">exported.</w:t>
+      </w:r>
+      <w:r>
+        <w:t xml:space="preserve"> </w:t>
+      </w:r>
+      <w:r>
+        <w:rPr>
+          <w:iCs/>
+          <w:i/>
+        </w:rPr>
+        <w:t xml:space="preserve">(team action before viva — the slides do not exist yet)</w:t>
       </w:r>
     </w:p>
     <w:p>
@@ -10938,7 +14346,7 @@
         <w:pStyle w:val="Compact"/>
       </w:pPr>
       <w:r>
-        <w:t xml:space="preserve">☐ Notebook outputs are</w:t>
+        <w:t xml:space="preserve">☒ Notebook outputs are</w:t>
       </w:r>
       <w:r>
         <w:t xml:space="preserve"> </w:t>
@@ -10970,6 +14378,16 @@
       </w:r>
       <w:r>
         <w:t xml:space="preserve">before the viva).</w:t>
+      </w:r>
+      <w:r>
+        <w:t xml:space="preserve"> </w:t>
+      </w:r>
+      <w:r>
+        <w:rPr>
+          <w:iCs/>
+          <w:i/>
+        </w:rPr>
+        <w:t xml:space="preserve">(all three notebooks executed in place and committed with outputs)</w:t>
       </w:r>
     </w:p>
     <w:p>
@@ -10981,7 +14399,7 @@
         <w:pStyle w:val="Compact"/>
       </w:pPr>
       <w:r>
-        <w:t xml:space="preserve">☐</w:t>
+        <w:t xml:space="preserve">☒</w:t>
       </w:r>
       <w:r>
         <w:t xml:space="preserve"> </w:t>
@@ -11021,6 +14439,16 @@
       </w:r>
       <w:r>
         <w:t xml:space="preserve">are git-ignored; nothing large is committed.</w:t>
+      </w:r>
+      <w:r>
+        <w:t xml:space="preserve"> </w:t>
+      </w:r>
+      <w:r>
+        <w:rPr>
+          <w:iCs/>
+          <w:i/>
+        </w:rPr>
+        <w:t xml:space="preserve">(largest tracked files are the executed notebooks and the EDA PNGs)</w:t>
       </w:r>
     </w:p>
     <w:p>
@@ -11032,7 +14460,7 @@
         <w:pStyle w:val="Compact"/>
       </w:pPr>
       <w:r>
-        <w:t xml:space="preserve">☐</w:t>
+        <w:t xml:space="preserve">☒</w:t>
       </w:r>
       <w:r>
         <w:t xml:space="preserve"> </w:t>
@@ -11048,6 +14476,87 @@
       </w:r>
       <w:r>
         <w:t xml:space="preserve">items resolved: dataset licences, lynching statistic, satire-domain list (not needed at MSE1).</w:t>
+      </w:r>
+      <w:r>
+        <w:t xml:space="preserve"> </w:t>
+      </w:r>
+      <w:r>
+        <w:rPr>
+          <w:iCs/>
+          <w:i/>
+        </w:rPr>
+        <w:t xml:space="preserve">(licences + lynching verified; the satire-domain list and the</w:t>
+      </w:r>
+      <w:r>
+        <w:rPr>
+          <w:iCs/>
+          <w:i/>
+        </w:rPr>
+        <w:t xml:space="preserve"> </w:t>
+      </w:r>
+      <w:r>
+        <w:rPr>
+          <w:iCs/>
+          <w:i/>
+        </w:rPr>
+        <w:t xml:space="preserve">“</w:t>
+      </w:r>
+      <w:r>
+        <w:rPr>
+          <w:iCs/>
+          <w:i/>
+        </w:rPr>
+        <w:t xml:space="preserve">IEEE conference hosted by KIET</w:t>
+      </w:r>
+      <w:r>
+        <w:rPr>
+          <w:iCs/>
+          <w:i/>
+        </w:rPr>
+        <w:t xml:space="preserve">”</w:t>
+      </w:r>
+      <w:r>
+        <w:rPr>
+          <w:iCs/>
+          <w:i/>
+        </w:rPr>
+        <w:t xml:space="preserve"> </w:t>
+      </w:r>
+      <w:r>
+        <w:rPr>
+          <w:iCs/>
+          <w:i/>
+        </w:rPr>
+        <w:t xml:space="preserve">venue line stay</w:t>
+      </w:r>
+      <w:r>
+        <w:rPr>
+          <w:iCs/>
+          <w:i/>
+        </w:rPr>
+        <w:t xml:space="preserve"> </w:t>
+      </w:r>
+      <w:r>
+        <w:rPr>
+          <w:rStyle w:val="VerbatimChar"/>
+          <w:iCs/>
+          <w:i/>
+        </w:rPr>
+        <w:t xml:space="preserve">[verify]</w:t>
+      </w:r>
+      <w:r>
+        <w:rPr>
+          <w:iCs/>
+          <w:i/>
+        </w:rPr>
+        <w:t xml:space="preserve"> </w:t>
+      </w:r>
+      <w:r>
+        <w:rPr>
+          <w:iCs/>
+          <w:i/>
+        </w:rPr>
+        <w:t xml:space="preserve">for the guide — not needed at MSE1)</w:t>
       </w:r>
     </w:p>
     <w:p>
@@ -11079,6 +14588,16 @@
       <w:r>
         <w:t xml:space="preserve">answers and two literature papers.</w:t>
       </w:r>
+      <w:r>
+        <w:t xml:space="preserve"> </w:t>
+      </w:r>
+      <w:r>
+        <w:rPr>
+          <w:iCs/>
+          <w:i/>
+        </w:rPr>
+        <w:t xml:space="preserve">(team action before viva)</w:t>
+      </w:r>
     </w:p>
     <w:p>
       <w:pPr>
@@ -11091,6 +14610,58 @@
       <w:r>
         <w:t xml:space="preserve">☐ Evidence-of-work log (§7) filled and printed.</w:t>
       </w:r>
+      <w:r>
+        <w:t xml:space="preserve"> </w:t>
+      </w:r>
+      <w:r>
+        <w:rPr>
+          <w:iCs/>
+          <w:i/>
+        </w:rPr>
+        <w:t xml:space="preserve">(paths and dates filled below; the</w:t>
+      </w:r>
+      <w:r>
+        <w:rPr>
+          <w:iCs/>
+          <w:i/>
+        </w:rPr>
+        <w:t xml:space="preserve"> </w:t>
+      </w:r>
+      <w:r>
+        <w:rPr>
+          <w:iCs/>
+          <w:i/>
+        </w:rPr>
+        <w:t xml:space="preserve">“</w:t>
+      </w:r>
+      <w:r>
+        <w:rPr>
+          <w:iCs/>
+          <w:i/>
+        </w:rPr>
+        <w:t xml:space="preserve">Reviewed by</w:t>
+      </w:r>
+      <w:r>
+        <w:rPr>
+          <w:iCs/>
+          <w:i/>
+        </w:rPr>
+        <w:t xml:space="preserve">”</w:t>
+      </w:r>
+      <w:r>
+        <w:rPr>
+          <w:iCs/>
+          <w:i/>
+        </w:rPr>
+        <w:t xml:space="preserve"> </w:t>
+      </w:r>
+      <w:r>
+        <w:rPr>
+          <w:iCs/>
+          <w:i/>
+        </w:rPr>
+        <w:t xml:space="preserve">column and the printout are a team action)</w:t>
+      </w:r>
     </w:p>
     <w:p>
       <w:pPr>
@@ -11102,6 +14673,16 @@
       </w:pPr>
       <w:r>
         <w:t xml:space="preserve">☐ Laptop charged; offline copy of everything (no dependency on college Wi-Fi at MSE1).</w:t>
+      </w:r>
+      <w:r>
+        <w:t xml:space="preserve"> </w:t>
+      </w:r>
+      <w:r>
+        <w:rPr>
+          <w:iCs/>
+          <w:i/>
+        </w:rPr>
+        <w:t xml:space="preserve">(team action before viva)</w:t>
       </w:r>
     </w:p>
     <w:p>
@@ -11180,7 +14761,7 @@
               <w:t xml:space="preserve">“</w:t>
             </w:r>
             <w:r>
-              <w:t xml:space="preserve">Identified and budgeted (§12.3: ~1–1.25 h for 3 epochs on the RTX 3050); training is the MSE2 criterion. The LR baseline proves the data pipeline.</w:t>
+              <w:t xml:space="preserve">Identified and budgeted (§12.3: ≈ 1–1.25 h for 3 epochs at max_len 256 on the RTX 2050/3050-class 4 GB GPU, ≈ 3 h for the 6-config sweep); training is the MSE2 criterion. The TF-IDF baselines prove the data pipeline.</w:t>
             </w:r>
             <w:r>
               <w:t xml:space="preserve">”</w:t>
@@ -11325,7 +14906,7 @@
               <w:jc w:val="left"/>
             </w:pPr>
             <w:r>
-              <w:t xml:space="preserve">Only WELFake baseline, not ISOT</w:t>
+              <w:t xml:space="preserve">ISOT ⊂ WELFake (≈ 99.6 % of processed ISOT is verbatim in WELFake)</w:t>
             </w:r>
           </w:p>
         </w:tc>
@@ -11340,7 +14921,25 @@
               <w:t xml:space="preserve">“</w:t>
             </w:r>
             <w:r>
-              <w:t xml:space="preserve">ISOT baseline + cross-dataset results are the MSE2 Result Analysis item; the leakage audit is already in the EDA.</w:t>
+              <w:t xml:space="preserve">Found by our own hash join at MSE1. WELFake’s authors list Reuters/ISOT as one of their four sources. It means</w:t>
+            </w:r>
+            <w:r>
+              <w:t xml:space="preserve"> </w:t>
+            </w:r>
+            <w:r>
+              <w:t xml:space="preserve">‘</w:t>
+            </w:r>
+            <w:r>
+              <w:t xml:space="preserve">train WELFake → test ISOT</w:t>
+            </w:r>
+            <w:r>
+              <w:t xml:space="preserve">’</w:t>
+            </w:r>
+            <w:r>
+              <w:t xml:space="preserve"> </w:t>
+            </w:r>
+            <w:r>
+              <w:t xml:space="preserve">is in-domain, so the MSE2 cross-dataset study trains on WELFake minus the ISOT articles (WELFake∖ISOT ↔ ISOT); the leakage audit (raw vs processed ISOT) is unaffected.</w:t>
             </w:r>
             <w:r>
               <w:t xml:space="preserve">”</w:t>
@@ -11373,6 +14972,536 @@
             </w:r>
             <w:r>
               <w:t xml:space="preserve">Marked optional/stretch in scope; only after the core Definition of Done.</w:t>
+            </w:r>
+            <w:r>
+              <w:t xml:space="preserve">”</w:t>
+            </w:r>
+          </w:p>
+        </w:tc>
+      </w:tr>
+      <w:tr>
+        <w:tc>
+          <w:tcPr/>
+          <w:p>
+            <w:pPr>
+              <w:pStyle w:val="Compact"/>
+              <w:jc w:val="left"/>
+            </w:pPr>
+            <w:r>
+              <w:t xml:space="preserve">Residual label cues in the LR coefficients:</w:t>
+            </w:r>
+            <w:r>
+              <w:t xml:space="preserve"> </w:t>
+            </w:r>
+            <w:r>
+              <w:rPr>
+                <w:rStyle w:val="VerbatimChar"/>
+              </w:rPr>
+              <w:t xml:space="preserve">reuters</w:t>
+            </w:r>
+            <w:r>
+              <w:t xml:space="preserve">,</w:t>
+            </w:r>
+            <w:r>
+              <w:t xml:space="preserve"> </w:t>
+            </w:r>
+            <w:r>
+              <w:rPr>
+                <w:rStyle w:val="VerbatimChar"/>
+              </w:rPr>
+              <w:t xml:space="preserve">breitbart</w:t>
+            </w:r>
+            <w:r>
+              <w:t xml:space="preserve">,</w:t>
+            </w:r>
+            <w:r>
+              <w:t xml:space="preserve"> </w:t>
+            </w:r>
+            <w:r>
+              <w:rPr>
+                <w:rStyle w:val="VerbatimChar"/>
+              </w:rPr>
+              <w:t xml:space="preserve">via</w:t>
+            </w:r>
+          </w:p>
+        </w:tc>
+        <w:tc>
+          <w:tcPr/>
+          <w:p>
+            <w:pPr>
+              <w:pStyle w:val="Compact"/>
+              <w:jc w:val="left"/>
+            </w:pPr>
+            <w:r>
+              <w:t xml:space="preserve">“</w:t>
+            </w:r>
+            <w:r>
+              <w:t xml:space="preserve">The publisher/format boiler-plate is gone (title tags, photo credits, bylines, outlet suffixes, URL debris — 26 text + 2 title patterns, re-run on 28 Aug). What remains are source names</w:t>
+            </w:r>
+            <w:r>
+              <w:t xml:space="preserve"> </w:t>
+            </w:r>
+            <w:r>
+              <w:rPr>
+                <w:iCs/>
+                <w:i/>
+              </w:rPr>
+              <w:t xml:space="preserve">inside sentences</w:t>
+            </w:r>
+            <w:r>
+              <w:t xml:space="preserve"> </w:t>
+            </w:r>
+            <w:r>
+              <w:t xml:space="preserve">—</w:t>
+            </w:r>
+            <w:r>
+              <w:t xml:space="preserve"> </w:t>
+            </w:r>
+            <w:r>
+              <w:t xml:space="preserve">‘</w:t>
+            </w:r>
+            <w:r>
+              <w:t xml:space="preserve">told Reuters</w:t>
+            </w:r>
+            <w:r>
+              <w:t xml:space="preserve">’</w:t>
+            </w:r>
+            <w:r>
+              <w:t xml:space="preserve">,</w:t>
+            </w:r>
+            <w:r>
+              <w:t xml:space="preserve"> </w:t>
+            </w:r>
+            <w:r>
+              <w:t xml:space="preserve">‘</w:t>
+            </w:r>
+            <w:r>
+              <w:t xml:space="preserve">Breitbart News reported</w:t>
+            </w:r>
+            <w:r>
+              <w:t xml:space="preserve">’</w:t>
+            </w:r>
+            <w:r>
+              <w:t xml:space="preserve">,</w:t>
+            </w:r>
+            <w:r>
+              <w:t xml:space="preserve"> </w:t>
+            </w:r>
+            <w:r>
+              <w:t xml:space="preserve">‘</w:t>
+            </w:r>
+            <w:r>
+              <w:t xml:space="preserve">announced via Twitter</w:t>
+            </w:r>
+            <w:r>
+              <w:t xml:space="preserve">’</w:t>
+            </w:r>
+            <w:r>
+              <w:t xml:space="preserve">. Those are content words; deleting them would mean editing sentences, so we keep them and disclose that the classifier still knows which outlets an article talks about. Removing the boiler-plate cost the LR 1.5 macro-F1 points (0.946 → 0.932) — the first measurement of how much in-domain accuracy was leakage.</w:t>
+            </w:r>
+            <w:r>
+              <w:t xml:space="preserve">”</w:t>
+            </w:r>
+          </w:p>
+        </w:tc>
+      </w:tr>
+      <w:tr>
+        <w:tc>
+          <w:tcPr/>
+          <w:p>
+            <w:pPr>
+              <w:pStyle w:val="Compact"/>
+              <w:jc w:val="left"/>
+            </w:pPr>
+            <w:r>
+              <w:t xml:space="preserve">ISOT ⊂ WELFake (99.9 % of processed ISOT texts are verbatim in WELFake; ≈ 80 % of ISOT val/test rows sit in WELFake</w:t>
+            </w:r>
+            <w:r>
+              <w:t xml:space="preserve"> </w:t>
+            </w:r>
+            <w:r>
+              <w:rPr>
+                <w:iCs/>
+                <w:i/>
+              </w:rPr>
+              <w:t xml:space="preserve">train</w:t>
+            </w:r>
+            <w:r>
+              <w:t xml:space="preserve">)</w:t>
+            </w:r>
+          </w:p>
+        </w:tc>
+        <w:tc>
+          <w:tcPr/>
+          <w:p>
+            <w:pPr>
+              <w:pStyle w:val="Compact"/>
+              <w:jc w:val="left"/>
+            </w:pPr>
+            <w:r>
+              <w:t xml:space="preserve">“</w:t>
+            </w:r>
+            <w:r>
+              <w:t xml:space="preserve">Found by our own hash join. The planned</w:t>
+            </w:r>
+            <w:r>
+              <w:t xml:space="preserve"> </w:t>
+            </w:r>
+            <w:r>
+              <w:t xml:space="preserve">‘</w:t>
+            </w:r>
+            <w:r>
+              <w:t xml:space="preserve">train WELFake → test ISOT</w:t>
+            </w:r>
+            <w:r>
+              <w:t xml:space="preserve">’</w:t>
+            </w:r>
+            <w:r>
+              <w:t xml:space="preserve"> </w:t>
+            </w:r>
+            <w:r>
+              <w:t xml:space="preserve">would be a train-on-test number (0.978 macro-F1 in our preview vs 0.83 the other way). The MSE2 cross-dataset study therefore uses WELFake∖ISOT (23,257 rows) ↔ ISOT (master §18); the raw-vs-processed ISOT leakage audit is unaffected.</w:t>
+            </w:r>
+            <w:r>
+              <w:t xml:space="preserve">”</w:t>
+            </w:r>
+          </w:p>
+        </w:tc>
+      </w:tr>
+      <w:tr>
+        <w:tc>
+          <w:tcPr/>
+          <w:p>
+            <w:pPr>
+              <w:pStyle w:val="Compact"/>
+              <w:jc w:val="left"/>
+            </w:pPr>
+            <w:r>
+              <w:t xml:space="preserve">LIAR official splits contain 5 train∩val + 4 train∩test identical statements</w:t>
+            </w:r>
+          </w:p>
+        </w:tc>
+        <w:tc>
+          <w:tcPr/>
+          <w:p>
+            <w:pPr>
+              <w:pStyle w:val="Compact"/>
+              <w:jc w:val="left"/>
+            </w:pPr>
+            <w:r>
+              <w:t xml:space="preserve">“</w:t>
+            </w:r>
+            <w:r>
+              <w:t xml:space="preserve">Kept on purpose for comparability with Wang (2017) and every later LIAR paper; &lt; 0.1 % of the data, disclosed in</w:t>
+            </w:r>
+            <w:r>
+              <w:t xml:space="preserve"> </w:t>
+            </w:r>
+            <w:r>
+              <w:rPr>
+                <w:rStyle w:val="VerbatimChar"/>
+              </w:rPr>
+              <w:t xml:space="preserve">docs/eda_summary.md</w:t>
+            </w:r>
+            <w:r>
+              <w:t xml:space="preserve">. Our own WELFake/ISOT splits have zero cross-split duplicates, exact or near.</w:t>
+            </w:r>
+            <w:r>
+              <w:t xml:space="preserve">”</w:t>
+            </w:r>
+          </w:p>
+        </w:tc>
+      </w:tr>
+      <w:tr>
+        <w:tc>
+          <w:tcPr/>
+          <w:p>
+            <w:pPr>
+              <w:pStyle w:val="Compact"/>
+              <w:jc w:val="left"/>
+            </w:pPr>
+            <w:r>
+              <w:t xml:space="preserve">FEVER parquet stores evidence</w:t>
+            </w:r>
+            <w:r>
+              <w:t xml:space="preserve"> </w:t>
+            </w:r>
+            <w:r>
+              <w:rPr>
+                <w:iCs/>
+                <w:i/>
+              </w:rPr>
+              <w:t xml:space="preserve">pointers</w:t>
+            </w:r>
+            <w:r>
+              <w:t xml:space="preserve"> </w:t>
+            </w:r>
+            <w:r>
+              <w:t xml:space="preserve">(Wikipedia page + sentence id), not the sentence text</w:t>
+            </w:r>
+          </w:p>
+        </w:tc>
+        <w:tc>
+          <w:tcPr/>
+          <w:p>
+            <w:pPr>
+              <w:pStyle w:val="Compact"/>
+              <w:jc w:val="left"/>
+            </w:pPr>
+            <w:r>
+              <w:t xml:space="preserve">“</w:t>
+            </w:r>
+            <w:r>
+              <w:t xml:space="preserve">The stance evaluation at MSE2 needs the evidence sentences: we will fetch them from the FEVER Wikipedia dump / use FEVER-NLI style pairs. The EDA therefore reports</w:t>
+            </w:r>
+            <w:r>
+              <w:t xml:space="preserve"> </w:t>
+            </w:r>
+            <w:r>
+              <w:t xml:space="preserve">‘</w:t>
+            </w:r>
+            <w:r>
+              <w:t xml:space="preserve">evidence pointers per claim</w:t>
+            </w:r>
+            <w:r>
+              <w:t xml:space="preserve">’</w:t>
+            </w:r>
+            <w:r>
+              <w:t xml:space="preserve"> </w:t>
+            </w:r>
+            <w:r>
+              <w:t xml:space="preserve">(29 % need &gt; 1 sentence) rather than sentence lengths.</w:t>
+            </w:r>
+            <w:r>
+              <w:t xml:space="preserve">”</w:t>
+            </w:r>
+          </w:p>
+        </w:tc>
+      </w:tr>
+      <w:tr>
+        <w:tc>
+          <w:tcPr/>
+          <w:p>
+            <w:pPr>
+              <w:pStyle w:val="Compact"/>
+              <w:jc w:val="left"/>
+            </w:pPr>
+            <w:r>
+              <w:rPr>
+                <w:rStyle w:val="VerbatimChar"/>
+              </w:rPr>
+              <w:t xml:space="preserve">make paper</w:t>
+            </w:r>
+            <w:r>
+              <w:t xml:space="preserve"> </w:t>
+            </w:r>
+            <w:r>
+              <w:t xml:space="preserve">uses tectonic, not latexmk</w:t>
+            </w:r>
+          </w:p>
+        </w:tc>
+        <w:tc>
+          <w:tcPr/>
+          <w:p>
+            <w:pPr>
+              <w:pStyle w:val="Compact"/>
+              <w:jc w:val="left"/>
+            </w:pPr>
+            <w:r>
+              <w:t xml:space="preserve">“</w:t>
+            </w:r>
+            <w:r>
+              <w:t xml:space="preserve">The local TeX Live lacks</w:t>
+            </w:r>
+            <w:r>
+              <w:t xml:space="preserve"> </w:t>
+            </w:r>
+            <w:r>
+              <w:rPr>
+                <w:rStyle w:val="VerbatimChar"/>
+              </w:rPr>
+              <w:t xml:space="preserve">latexmk</w:t>
+            </w:r>
+            <w:r>
+              <w:t xml:space="preserve">,</w:t>
+            </w:r>
+            <w:r>
+              <w:t xml:space="preserve"> </w:t>
+            </w:r>
+            <w:r>
+              <w:rPr>
+                <w:rStyle w:val="VerbatimChar"/>
+              </w:rPr>
+              <w:t xml:space="preserve">IEEEtran.cls</w:t>
+            </w:r>
+            <w:r>
+              <w:t xml:space="preserve"> </w:t>
+            </w:r>
+            <w:r>
+              <w:t xml:space="preserve">and the Times fonts;</w:t>
+            </w:r>
+            <w:r>
+              <w:t xml:space="preserve"> </w:t>
+            </w:r>
+            <w:r>
+              <w:rPr>
+                <w:rStyle w:val="VerbatimChar"/>
+              </w:rPr>
+              <w:t xml:space="preserve">paper/Makefile</w:t>
+            </w:r>
+            <w:r>
+              <w:t xml:space="preserve"> </w:t>
+            </w:r>
+            <w:r>
+              <w:t xml:space="preserve">uses latexmk when present and otherwise the tectonic binary in</w:t>
+            </w:r>
+            <w:r>
+              <w:t xml:space="preserve"> </w:t>
+            </w:r>
+            <w:r>
+              <w:rPr>
+                <w:rStyle w:val="VerbatimChar"/>
+              </w:rPr>
+              <w:t xml:space="preserve">~/.local/bin</w:t>
+            </w:r>
+            <w:r>
+              <w:t xml:space="preserve"> </w:t>
+            </w:r>
+            <w:r>
+              <w:t xml:space="preserve">(documented in</w:t>
+            </w:r>
+            <w:r>
+              <w:t xml:space="preserve"> </w:t>
+            </w:r>
+            <w:r>
+              <w:rPr>
+                <w:rStyle w:val="VerbatimChar"/>
+              </w:rPr>
+              <w:t xml:space="preserve">paper/README.md</w:t>
+            </w:r>
+            <w:r>
+              <w:t xml:space="preserve">); Overleaf also compiles it. The PDF is 5 pages because §III–VIII are headed stubs.</w:t>
+            </w:r>
+            <w:r>
+              <w:t xml:space="preserve">”</w:t>
+            </w:r>
+          </w:p>
+        </w:tc>
+      </w:tr>
+      <w:tr>
+        <w:tc>
+          <w:tcPr/>
+          <w:p>
+            <w:pPr>
+              <w:pStyle w:val="Compact"/>
+              <w:jc w:val="left"/>
+            </w:pPr>
+            <w:r>
+              <w:rPr>
+                <w:rStyle w:val="VerbatimChar"/>
+              </w:rPr>
+              <w:t xml:space="preserve">make eda</w:t>
+            </w:r>
+            <w:r>
+              <w:t xml:space="preserve"> </w:t>
+            </w:r>
+            <w:r>
+              <w:t xml:space="preserve">takes ≈ 10 min, not 4</w:t>
+            </w:r>
+          </w:p>
+        </w:tc>
+        <w:tc>
+          <w:tcPr/>
+          <w:p>
+            <w:pPr>
+              <w:pStyle w:val="Compact"/>
+              <w:jc w:val="left"/>
+            </w:pPr>
+            <w:r>
+              <w:t xml:space="preserve">“</w:t>
+            </w:r>
+            <w:r>
+              <w:t xml:space="preserve">The artefact-only leakage classifier is recomputed on raw and processed WELFake + ISOT with 26 regex features; the budget is ≤ 20 min and the figures are committed, so nothing needs to run live.</w:t>
+            </w:r>
+            <w:r>
+              <w:t xml:space="preserve">”</w:t>
+            </w:r>
+          </w:p>
+        </w:tc>
+      </w:tr>
+      <w:tr>
+        <w:tc>
+          <w:tcPr/>
+          <w:p>
+            <w:pPr>
+              <w:pStyle w:val="Compact"/>
+              <w:jc w:val="left"/>
+            </w:pPr>
+            <w:r>
+              <w:t xml:space="preserve">Slides (</w:t>
+            </w:r>
+            <w:r>
+              <w:rPr>
+                <w:rStyle w:val="VerbatimChar"/>
+              </w:rPr>
+              <w:t xml:space="preserve">docs/mse1_slides.pdf</w:t>
+            </w:r>
+            <w:r>
+              <w:t xml:space="preserve">) not yet made; dry-run viva not yet done</w:t>
+            </w:r>
+          </w:p>
+        </w:tc>
+        <w:tc>
+          <w:tcPr/>
+          <w:p>
+            <w:pPr>
+              <w:pStyle w:val="Compact"/>
+              <w:jc w:val="left"/>
+            </w:pPr>
+            <w:r>
+              <w:t xml:space="preserve">“</w:t>
+            </w:r>
+            <w:r>
+              <w:t xml:space="preserve">Team action for week 6; every number on the slides must come from</w:t>
+            </w:r>
+            <w:r>
+              <w:t xml:space="preserve"> </w:t>
+            </w:r>
+            <w:r>
+              <w:rPr>
+                <w:rStyle w:val="VerbatimChar"/>
+              </w:rPr>
+              <w:t xml:space="preserve">docs/results/classifier_table.md</w:t>
+            </w:r>
+            <w:r>
+              <w:t xml:space="preserve">,</w:t>
+            </w:r>
+            <w:r>
+              <w:t xml:space="preserve"> </w:t>
+            </w:r>
+            <w:r>
+              <w:rPr>
+                <w:rStyle w:val="VerbatimChar"/>
+              </w:rPr>
+              <w:t xml:space="preserve">docs/eda_summary.md</w:t>
+            </w:r>
+            <w:r>
+              <w:t xml:space="preserve"> </w:t>
+            </w:r>
+            <w:r>
+              <w:t xml:space="preserve">and</w:t>
+            </w:r>
+            <w:r>
+              <w:t xml:space="preserve"> </w:t>
+            </w:r>
+            <w:r>
+              <w:rPr>
+                <w:rStyle w:val="VerbatimChar"/>
+              </w:rPr>
+              <w:t xml:space="preserve">docs/mse1_make_data.log</w:t>
+            </w:r>
+            <w:r>
+              <w:t xml:space="preserve">.</w:t>
             </w:r>
             <w:r>
               <w:t xml:space="preserve">”</w:t>
@@ -11419,10 +15548,7 @@
               <w:t xml:space="preserve"> </w:t>
             </w:r>
             <w:r>
-              <w:t xml:space="preserve">/ notebooks with seed 42; values quoted today are from</w:t>
-            </w:r>
-            <w:r>
-              <w:t xml:space="preserve"> </w:t>
+              <w:t xml:space="preserve">/ notebooks with seed 42; values quoted today are from the 28 Aug 2026 evening run (</w:t>
             </w:r>
             <w:r>
               <w:rPr>
@@ -11431,7 +15557,31 @@
               <w:t xml:space="preserve">docs/results/classifier_table.md</w:t>
             </w:r>
             <w:r>
-              <w:t xml:space="preserve">.</w:t>
+              <w:t xml:space="preserve">,</w:t>
+            </w:r>
+            <w:r>
+              <w:t xml:space="preserve"> </w:t>
+            </w:r>
+            <w:r>
+              <w:rPr>
+                <w:rStyle w:val="VerbatimChar"/>
+              </w:rPr>
+              <w:t xml:space="preserve">docs/eda_summary.md</w:t>
+            </w:r>
+            <w:r>
+              <w:t xml:space="preserve">,</w:t>
+            </w:r>
+            <w:r>
+              <w:t xml:space="preserve"> </w:t>
+            </w:r>
+            <w:r>
+              <w:rPr>
+                <w:rStyle w:val="VerbatimChar"/>
+              </w:rPr>
+              <w:t xml:space="preserve">docs/mse1_make_data.log</w:t>
+            </w:r>
+            <w:r>
+              <w:t xml:space="preserve">).</w:t>
             </w:r>
             <w:r>
               <w:t xml:space="preserve">”</w:t>
@@ -11612,7 +15762,11 @@
           <w:p>
             <w:pPr>
               <w:pStyle w:val="Compact"/>
-            </w:pPr>
+              <w:jc w:val="left"/>
+            </w:pPr>
+            <w:r>
+              <w:t xml:space="preserve">2026-08-28</w:t>
+            </w:r>
           </w:p>
         </w:tc>
         <w:tc>
@@ -11670,14 +15824,39 @@
               </w:rPr>
               <w:t xml:space="preserve">.env.example</w:t>
             </w:r>
-          </w:p>
-        </w:tc>
-        <w:tc>
-          <w:tcPr/>
-          <w:p>
-            <w:pPr>
-              <w:pStyle w:val="Compact"/>
-            </w:pPr>
+            <w:r>
+              <w:t xml:space="preserve">,</w:t>
+            </w:r>
+            <w:r>
+              <w:t xml:space="preserve"> </w:t>
+            </w:r>
+            <w:r>
+              <w:rPr>
+                <w:rStyle w:val="VerbatimChar"/>
+              </w:rPr>
+              <w:t xml:space="preserve">scripts/download_data.py</w:t>
+            </w:r>
+          </w:p>
+        </w:tc>
+        <w:tc>
+          <w:tcPr/>
+          <w:p>
+            <w:pPr>
+              <w:pStyle w:val="Compact"/>
+              <w:jc w:val="left"/>
+            </w:pPr>
+            <w:r>
+              <w:t xml:space="preserve">commit</w:t>
+            </w:r>
+            <w:r>
+              <w:t xml:space="preserve"> </w:t>
+            </w:r>
+            <w:r>
+              <w:rPr>
+                <w:rStyle w:val="VerbatimChar"/>
+              </w:rPr>
+              <w:t xml:space="preserve">3f8b609</w:t>
+            </w:r>
           </w:p>
         </w:tc>
         <w:tc>
@@ -11695,7 +15874,11 @@
           <w:p>
             <w:pPr>
               <w:pStyle w:val="Compact"/>
-            </w:pPr>
+              <w:jc w:val="left"/>
+            </w:pPr>
+            <w:r>
+              <w:t xml:space="preserve">2026-08-28</w:t>
+            </w:r>
           </w:p>
         </w:tc>
         <w:tc>
@@ -11718,7 +15901,7 @@
               <w:jc w:val="left"/>
             </w:pPr>
             <w:r>
-              <w:t xml:space="preserve">Datasets downloaded,</w:t>
+              <w:t xml:space="preserve">Datasets downloaded (no Kaggle),</w:t>
             </w:r>
             <w:r>
               <w:t xml:space="preserve"> </w:t>
@@ -11748,7 +15931,20 @@
           <w:p>
             <w:pPr>
               <w:pStyle w:val="Compact"/>
-            </w:pPr>
+              <w:jc w:val="left"/>
+            </w:pPr>
+            <w:r>
+              <w:t xml:space="preserve">commit</w:t>
+            </w:r>
+            <w:r>
+              <w:t xml:space="preserve"> </w:t>
+            </w:r>
+            <w:r>
+              <w:rPr>
+                <w:rStyle w:val="VerbatimChar"/>
+              </w:rPr>
+              <w:t xml:space="preserve">61f3c71</w:t>
+            </w:r>
           </w:p>
         </w:tc>
         <w:tc>
@@ -11766,7 +15962,11 @@
           <w:p>
             <w:pPr>
               <w:pStyle w:val="Compact"/>
-            </w:pPr>
+              <w:jc w:val="left"/>
+            </w:pPr>
+            <w:r>
+              <w:t xml:space="preserve">2026-08-28</w:t>
+            </w:r>
           </w:p>
         </w:tc>
         <w:tc>
@@ -11798,16 +15998,47 @@
               <w:t xml:space="preserve"> </w:t>
             </w:r>
             <w:r>
-              <w:t xml:space="preserve">pipeline, splits, leakage audit</w:t>
-            </w:r>
-          </w:p>
-        </w:tc>
-        <w:tc>
-          <w:tcPr/>
-          <w:p>
-            <w:pPr>
-              <w:pStyle w:val="Compact"/>
-            </w:pPr>
+              <w:t xml:space="preserve">pipeline, splits, leakage audit; residual-artefact fix (26 + 2 patterns,</w:t>
+            </w:r>
+            <w:r>
+              <w:t xml:space="preserve"> </w:t>
+            </w:r>
+            <w:r>
+              <w:rPr>
+                <w:rStyle w:val="VerbatimChar"/>
+              </w:rPr>
+              <w:t xml:space="preserve">tests/test_artefacts.py</w:t>
+            </w:r>
+            <w:r>
+              <w:t xml:space="preserve">)</w:t>
+            </w:r>
+          </w:p>
+        </w:tc>
+        <w:tc>
+          <w:tcPr/>
+          <w:p>
+            <w:pPr>
+              <w:pStyle w:val="Compact"/>
+              <w:jc w:val="left"/>
+            </w:pPr>
+            <w:r>
+              <w:rPr>
+                <w:rStyle w:val="VerbatimChar"/>
+              </w:rPr>
+              <w:t xml:space="preserve">src/preprocess/</w:t>
+            </w:r>
+            <w:r>
+              <w:t xml:space="preserve">,</w:t>
+            </w:r>
+            <w:r>
+              <w:t xml:space="preserve"> </w:t>
+            </w:r>
+            <w:r>
+              <w:rPr>
+                <w:rStyle w:val="VerbatimChar"/>
+              </w:rPr>
+              <w:t xml:space="preserve">docs/mse1_make_data.log</w:t>
+            </w:r>
           </w:p>
         </w:tc>
         <w:tc>
@@ -11825,7 +16056,11 @@
           <w:p>
             <w:pPr>
               <w:pStyle w:val="Compact"/>
-            </w:pPr>
+              <w:jc w:val="left"/>
+            </w:pPr>
+            <w:r>
+              <w:t xml:space="preserve">2026-08-28</w:t>
+            </w:r>
           </w:p>
         </w:tc>
         <w:tc>
@@ -11854,19 +16089,7 @@
               <w:t xml:space="preserve">01_eda.ipynb</w:t>
             </w:r>
             <w:r>
-              <w:t xml:space="preserve">,</w:t>
-            </w:r>
-            <w:r>
-              <w:t xml:space="preserve"> </w:t>
-            </w:r>
-            <w:r>
-              <w:rPr>
-                <w:rStyle w:val="VerbatimChar"/>
-              </w:rPr>
-              <w:t xml:space="preserve">docs/figures/eda_*.png</w:t>
-            </w:r>
-            <w:r>
-              <w:t xml:space="preserve">,</w:t>
+              <w:t xml:space="preserve">, 18 figures,</w:t>
             </w:r>
             <w:r>
               <w:t xml:space="preserve"> </w:t>
@@ -11877,14 +16100,36 @@
               </w:rPr>
               <w:t xml:space="preserve">docs/eda_summary.md</w:t>
             </w:r>
-          </w:p>
-        </w:tc>
-        <w:tc>
-          <w:tcPr/>
-          <w:p>
-            <w:pPr>
-              <w:pStyle w:val="Compact"/>
-            </w:pPr>
+            <w:r>
+              <w:t xml:space="preserve">; ISOT ⊂ WELFake finding</w:t>
+            </w:r>
+          </w:p>
+        </w:tc>
+        <w:tc>
+          <w:tcPr/>
+          <w:p>
+            <w:pPr>
+              <w:pStyle w:val="Compact"/>
+              <w:jc w:val="left"/>
+            </w:pPr>
+            <w:r>
+              <w:t xml:space="preserve">commit</w:t>
+            </w:r>
+            <w:r>
+              <w:t xml:space="preserve"> </w:t>
+            </w:r>
+            <w:r>
+              <w:rPr>
+                <w:rStyle w:val="VerbatimChar"/>
+              </w:rPr>
+              <w:t xml:space="preserve">e42ee69</w:t>
+            </w:r>
+            <w:r>
+              <w:t xml:space="preserve"> </w:t>
+            </w:r>
+            <w:r>
+              <w:t xml:space="preserve">+ re-run</w:t>
+            </w:r>
           </w:p>
         </w:tc>
         <w:tc>
@@ -11902,7 +16147,11 @@
           <w:p>
             <w:pPr>
               <w:pStyle w:val="Compact"/>
-            </w:pPr>
+              <w:jc w:val="left"/>
+            </w:pPr>
+            <w:r>
+              <w:t xml:space="preserve">2026-08-28</w:t>
+            </w:r>
           </w:p>
         </w:tc>
         <w:tc>
@@ -11931,7 +16180,7 @@
               <w:t xml:space="preserve">02_baselines.ipynb</w:t>
             </w:r>
             <w:r>
-              <w:t xml:space="preserve">, LR baseline,</w:t>
+              <w:t xml:space="preserve">, NB/LR/SVM on WELFake + ISOT,</w:t>
             </w:r>
             <w:r>
               <w:t xml:space="preserve"> </w:t>
@@ -11943,19 +16192,44 @@
               <w:t xml:space="preserve">classifier_table.md</w:t>
             </w:r>
             <w:r>
+              <w:t xml:space="preserve">,</w:t>
+            </w:r>
+            <w:r>
               <w:t xml:space="preserve"> </w:t>
             </w:r>
             <w:r>
-              <w:t xml:space="preserve">row</w:t>
-            </w:r>
-          </w:p>
-        </w:tc>
-        <w:tc>
-          <w:tcPr/>
-          <w:p>
-            <w:pPr>
-              <w:pStyle w:val="Compact"/>
-            </w:pPr>
+              <w:rPr>
+                <w:rStyle w:val="VerbatimChar"/>
+              </w:rPr>
+              <w:t xml:space="preserve">docs/model_identification.md</w:t>
+            </w:r>
+          </w:p>
+        </w:tc>
+        <w:tc>
+          <w:tcPr/>
+          <w:p>
+            <w:pPr>
+              <w:pStyle w:val="Compact"/>
+              <w:jc w:val="left"/>
+            </w:pPr>
+            <w:r>
+              <w:t xml:space="preserve">commit</w:t>
+            </w:r>
+            <w:r>
+              <w:t xml:space="preserve"> </w:t>
+            </w:r>
+            <w:r>
+              <w:rPr>
+                <w:rStyle w:val="VerbatimChar"/>
+              </w:rPr>
+              <w:t xml:space="preserve">97c43f9</w:t>
+            </w:r>
+            <w:r>
+              <w:t xml:space="preserve"> </w:t>
+            </w:r>
+            <w:r>
+              <w:t xml:space="preserve">+ re-run</w:t>
+            </w:r>
           </w:p>
         </w:tc>
         <w:tc>
@@ -11973,7 +16247,11 @@
           <w:p>
             <w:pPr>
               <w:pStyle w:val="Compact"/>
-            </w:pPr>
+              <w:jc w:val="left"/>
+            </w:pPr>
+            <w:r>
+              <w:t xml:space="preserve">2026-08-28</w:t>
+            </w:r>
           </w:p>
         </w:tc>
         <w:tc>
@@ -11996,16 +16274,38 @@
               <w:jc w:val="left"/>
             </w:pPr>
             <w:r>
-              <w:t xml:space="preserve">Model-identification write-up for stance/retrieval; NER/date EDA insights</w:t>
-            </w:r>
-          </w:p>
-        </w:tc>
-        <w:tc>
-          <w:tcPr/>
-          <w:p>
-            <w:pPr>
-              <w:pStyle w:val="Compact"/>
-            </w:pPr>
+              <w:t xml:space="preserve">Stance / retrieval rows of the model ladder; NER/date EDA insights → claim heuristics, temporal check</w:t>
+            </w:r>
+          </w:p>
+        </w:tc>
+        <w:tc>
+          <w:tcPr/>
+          <w:p>
+            <w:pPr>
+              <w:pStyle w:val="Compact"/>
+              <w:jc w:val="left"/>
+            </w:pPr>
+            <w:r>
+              <w:rPr>
+                <w:rStyle w:val="VerbatimChar"/>
+              </w:rPr>
+              <w:t xml:space="preserve">docs/model_identification.md</w:t>
+            </w:r>
+            <w:r>
+              <w:t xml:space="preserve"> </w:t>
+            </w:r>
+            <w:r>
+              <w:t xml:space="preserve">§1,</w:t>
+            </w:r>
+            <w:r>
+              <w:t xml:space="preserve"> </w:t>
+            </w:r>
+            <w:r>
+              <w:rPr>
+                <w:rStyle w:val="VerbatimChar"/>
+              </w:rPr>
+              <w:t xml:space="preserve">docs/eda_summary.md</w:t>
+            </w:r>
           </w:p>
         </w:tc>
         <w:tc>
@@ -12023,7 +16323,11 @@
           <w:p>
             <w:pPr>
               <w:pStyle w:val="Compact"/>
-            </w:pPr>
+              <w:jc w:val="left"/>
+            </w:pPr>
+            <w:r>
+              <w:t xml:space="preserve">2026-08-28</w:t>
+            </w:r>
           </w:p>
         </w:tc>
         <w:tc>
@@ -12067,7 +16371,10 @@
               <w:t xml:space="preserve">refs.bib</w:t>
             </w:r>
             <w:r>
-              <w:t xml:space="preserve">,</w:t>
+              <w:t xml:space="preserve"> </w:t>
+            </w:r>
+            <w:r>
+              <w:t xml:space="preserve">(33),</w:t>
             </w:r>
             <w:r>
               <w:t xml:space="preserve"> </w:t>
@@ -12078,14 +16385,39 @@
               </w:rPr>
               <w:t xml:space="preserve">docs/literature_table.md</w:t>
             </w:r>
-          </w:p>
-        </w:tc>
-        <w:tc>
-          <w:tcPr/>
-          <w:p>
-            <w:pPr>
-              <w:pStyle w:val="Compact"/>
-            </w:pPr>
+            <w:r>
+              <w:t xml:space="preserve">,</w:t>
+            </w:r>
+            <w:r>
+              <w:t xml:space="preserve"> </w:t>
+            </w:r>
+            <w:r>
+              <w:rPr>
+                <w:rStyle w:val="VerbatimChar"/>
+              </w:rPr>
+              <w:t xml:space="preserve">docs/problem_identification.md</w:t>
+            </w:r>
+          </w:p>
+        </w:tc>
+        <w:tc>
+          <w:tcPr/>
+          <w:p>
+            <w:pPr>
+              <w:pStyle w:val="Compact"/>
+              <w:jc w:val="left"/>
+            </w:pPr>
+            <w:r>
+              <w:t xml:space="preserve">commit</w:t>
+            </w:r>
+            <w:r>
+              <w:t xml:space="preserve"> </w:t>
+            </w:r>
+            <w:r>
+              <w:rPr>
+                <w:rStyle w:val="VerbatimChar"/>
+              </w:rPr>
+              <w:t xml:space="preserve">3f8b609</w:t>
+            </w:r>
           </w:p>
         </w:tc>
         <w:tc>
@@ -12141,7 +16473,15 @@
           <w:p>
             <w:pPr>
               <w:pStyle w:val="Compact"/>
-            </w:pPr>
+              <w:jc w:val="left"/>
+            </w:pPr>
+            <w:r>
+              <w:rPr>
+                <w:iCs/>
+                <w:i/>
+              </w:rPr>
+              <w:t xml:space="preserve">pending</w:t>
+            </w:r>
           </w:p>
         </w:tc>
         <w:tc>

--- a/docs/milestones/MSE1_ProjectDetails.docx
+++ b/docs/milestones/MSE1_ProjectDetails.docx
@@ -9476,7 +9476,7 @@
         <w:t xml:space="preserve">nli-deberta-v3-small</w:t>
       </w:r>
       <w:r>
-        <w:t xml:space="preserve">, trained on SNLI/MNLI/FEVER-NLI) works with zero training; FEVER gives a labelled dev set to measure it.</w:t>
+        <w:t xml:space="preserve">, trained on SNLI + MultiNLI only — per its model card, not on FEVER) works with zero training; FEVER gives a labelled dev set to measure it zero-shot.</w:t>
       </w:r>
     </w:p>
     <w:p>
